--- a/Launcher/Templates/F_ТИПОВИЙ ДОГОВІР ТЕі ІНТЕРНЕТ-ТЕЛЕБАЧЕННЯ ГО УААСП.docx
+++ b/Launcher/Templates/F_ТИПОВИЙ ДОГОВІР ТЕі ІНТЕРНЕТ-ТЕЛЕБАЧЕННЯ ГО УААСП.docx
@@ -1,6 +1,6 @@
 
 <file path=word/document.xml><?xml version="1.0" encoding="utf-8"?>
-<w:document xmlns:wpc="http://schemas.microsoft.com/office/word/2010/wordprocessingCanvas" xmlns:cx="http://schemas.microsoft.com/office/drawing/2014/chartex" xmlns:cx1="http://schemas.microsoft.com/office/drawing/2015/9/8/chartex" xmlns:mc="http://schemas.openxmlformats.org/markup-compatibility/2006" xmlns:o="urn:schemas-microsoft-com:office:office" xmlns:r="http://schemas.openxmlformats.org/officeDocument/2006/relationships" xmlns:m="http://schemas.openxmlformats.org/officeDocument/2006/math" xmlns:v="urn:schemas-microsoft-com:vml" xmlns:wp14="http://schemas.microsoft.com/office/word/2010/wordprocessingDrawing" xmlns:wp="http://schemas.openxmlformats.org/drawingml/2006/wordprocessingDrawing" xmlns:w10="urn:schemas-microsoft-com:office:word" xmlns:w="http://schemas.openxmlformats.org/wordprocessingml/2006/main" xmlns:w14="http://schemas.microsoft.com/office/word/2010/wordml" xmlns:w15="http://schemas.microsoft.com/office/word/2012/wordml" xmlns:w16se="http://schemas.microsoft.com/office/word/2015/wordml/symex" xmlns:wpg="http://schemas.microsoft.com/office/word/2010/wordprocessingGroup" xmlns:wpi="http://schemas.microsoft.com/office/word/2010/wordprocessingInk" xmlns:wne="http://schemas.microsoft.com/office/word/2006/wordml" xmlns:wps="http://schemas.microsoft.com/office/word/2010/wordprocessingShape" mc:Ignorable="w14 w15 w16se wp14">
+<w:document xmlns:wpc="http://schemas.microsoft.com/office/word/2010/wordprocessingCanvas" xmlns:cx="http://schemas.microsoft.com/office/drawing/2014/chartex" xmlns:cx1="http://schemas.microsoft.com/office/drawing/2015/9/8/chartex" xmlns:cx2="http://schemas.microsoft.com/office/drawing/2015/10/21/chartex" xmlns:cx3="http://schemas.microsoft.com/office/drawing/2016/5/9/chartex" xmlns:cx4="http://schemas.microsoft.com/office/drawing/2016/5/10/chartex" xmlns:cx5="http://schemas.microsoft.com/office/drawing/2016/5/11/chartex" xmlns:cx6="http://schemas.microsoft.com/office/drawing/2016/5/12/chartex" xmlns:cx7="http://schemas.microsoft.com/office/drawing/2016/5/13/chartex" xmlns:cx8="http://schemas.microsoft.com/office/drawing/2016/5/14/chartex" xmlns:mc="http://schemas.openxmlformats.org/markup-compatibility/2006" xmlns:aink="http://schemas.microsoft.com/office/drawing/2016/ink" xmlns:am3d="http://schemas.microsoft.com/office/drawing/2017/model3d" xmlns:o="urn:schemas-microsoft-com:office:office" xmlns:oel="http://schemas.microsoft.com/office/2019/extlst" xmlns:r="http://schemas.openxmlformats.org/officeDocument/2006/relationships" xmlns:m="http://schemas.openxmlformats.org/officeDocument/2006/math" xmlns:v="urn:schemas-microsoft-com:vml" xmlns:wp14="http://schemas.microsoft.com/office/word/2010/wordprocessingDrawing" xmlns:wp="http://schemas.openxmlformats.org/drawingml/2006/wordprocessingDrawing" xmlns:w10="urn:schemas-microsoft-com:office:word" xmlns:w="http://schemas.openxmlformats.org/wordprocessingml/2006/main" xmlns:w14="http://schemas.microsoft.com/office/word/2010/wordml" xmlns:w15="http://schemas.microsoft.com/office/word/2012/wordml" xmlns:w16cex="http://schemas.microsoft.com/office/word/2018/wordml/cex" xmlns:w16cid="http://schemas.microsoft.com/office/word/2016/wordml/cid" xmlns:w16="http://schemas.microsoft.com/office/word/2018/wordml" xmlns:w16sdtdh="http://schemas.microsoft.com/office/word/2020/wordml/sdtdatahash" xmlns:w16se="http://schemas.microsoft.com/office/word/2015/wordml/symex" xmlns:wpg="http://schemas.microsoft.com/office/word/2010/wordprocessingGroup" xmlns:wpi="http://schemas.microsoft.com/office/word/2010/wordprocessingInk" xmlns:wne="http://schemas.microsoft.com/office/word/2006/wordml" xmlns:wps="http://schemas.microsoft.com/office/word/2010/wordprocessingShape" mc:Ignorable="w14 w15 w16se w16cid w16 w16cex w16sdtdh wp14">
   <w:body>
     <w:p>
       <w:pPr>
@@ -99,11 +99,10 @@
           <w15:appearance w15:val="tags"/>
           <w:text/>
         </w:sdtPr>
-        <w:sdtEndPr/>
         <w:sdtContent>
           <w:r>
             <w:rPr>
-              <w:rStyle w:val="ae"/>
+              <w:rStyle w:val="PlaceholderText"/>
             </w:rPr>
             <w:t>Место для ввода текста.</w:t>
           </w:r>
@@ -227,11 +226,10 @@
           <w15:appearance w15:val="tags"/>
           <w:text/>
         </w:sdtPr>
-        <w:sdtEndPr/>
         <w:sdtContent>
           <w:r>
             <w:rPr>
-              <w:rStyle w:val="ae"/>
+              <w:rStyle w:val="PlaceholderText"/>
               <w:lang w:val="uk-UA"/>
             </w:rPr>
             <w:t>Место для ввода текста.</w:t>
@@ -276,7 +274,7 @@
     </w:p>
     <w:p>
       <w:pPr>
-        <w:pStyle w:val="20"/>
+        <w:pStyle w:val="BodyText2"/>
         <w:ind w:firstLine="426"/>
         <w:rPr>
           <w:szCs w:val="18"/>
@@ -309,23 +307,7 @@
           <w:b/>
           <w:szCs w:val="18"/>
         </w:rPr>
-        <w:t xml:space="preserve">Генерального директора </w:t>
-      </w:r>
-      <w:proofErr w:type="spellStart"/>
-      <w:r>
-        <w:rPr>
-          <w:b/>
-          <w:szCs w:val="18"/>
-        </w:rPr>
-        <w:t>Харчишина</w:t>
-      </w:r>
-      <w:proofErr w:type="spellEnd"/>
-      <w:r>
-        <w:rPr>
-          <w:b/>
-          <w:szCs w:val="18"/>
-        </w:rPr>
-        <w:t xml:space="preserve"> Валерія Володимировича</w:t>
+        <w:t>Генерального директора Харчишина Валерія Володимировича</w:t>
       </w:r>
       <w:r>
         <w:rPr>
@@ -356,7 +338,7 @@
     </w:p>
     <w:p>
       <w:pPr>
-        <w:pStyle w:val="20"/>
+        <w:pStyle w:val="BodyText2"/>
         <w:ind w:firstLine="426"/>
         <w:rPr>
           <w:sz w:val="18"/>
@@ -394,11 +376,10 @@
           <w15:appearance w15:val="tags"/>
           <w:text/>
         </w:sdtPr>
-        <w:sdtEndPr/>
         <w:sdtContent>
           <w:r>
             <w:rPr>
-              <w:rStyle w:val="ae"/>
+              <w:rStyle w:val="PlaceholderText"/>
             </w:rPr>
             <w:t>Место для ввода текста.</w:t>
           </w:r>
@@ -431,11 +412,10 @@
           <w15:appearance w15:val="tags"/>
           <w:text/>
         </w:sdtPr>
-        <w:sdtEndPr/>
         <w:sdtContent>
           <w:r>
             <w:rPr>
-              <w:rStyle w:val="ae"/>
+              <w:rStyle w:val="PlaceholderText"/>
             </w:rPr>
             <w:t>Место для ввода текста.</w:t>
           </w:r>
@@ -489,11 +469,10 @@
           <w15:appearance w15:val="tags"/>
           <w:text/>
         </w:sdtPr>
-        <w:sdtEndPr/>
         <w:sdtContent>
           <w:r>
             <w:rPr>
-              <w:rStyle w:val="ae"/>
+              <w:rStyle w:val="PlaceholderText"/>
             </w:rPr>
             <w:t>Место для ввода текста.</w:t>
           </w:r>
@@ -526,11 +505,10 @@
           <w15:appearance w15:val="tags"/>
           <w:text/>
         </w:sdtPr>
-        <w:sdtEndPr/>
         <w:sdtContent>
           <w:r>
             <w:rPr>
-              <w:rStyle w:val="ae"/>
+              <w:rStyle w:val="PlaceholderText"/>
               <w:rFonts w:eastAsia="Calibri"/>
               <w:b/>
             </w:rPr>
@@ -565,11 +543,10 @@
           <w15:appearance w15:val="tags"/>
           <w:text/>
         </w:sdtPr>
-        <w:sdtEndPr/>
         <w:sdtContent>
           <w:r>
             <w:rPr>
-              <w:rStyle w:val="ae"/>
+              <w:rStyle w:val="PlaceholderText"/>
             </w:rPr>
             <w:t>Место для ввода текста.</w:t>
           </w:r>
@@ -602,11 +579,10 @@
           <w15:appearance w15:val="tags"/>
           <w:text/>
         </w:sdtPr>
-        <w:sdtEndPr/>
         <w:sdtContent>
           <w:r>
             <w:rPr>
-              <w:rStyle w:val="ae"/>
+              <w:rStyle w:val="PlaceholderText"/>
               <w:rFonts w:eastAsia="Calibri"/>
               <w:b/>
             </w:rPr>
@@ -699,7 +675,7 @@
     </w:p>
     <w:p>
       <w:pPr>
-        <w:pStyle w:val="a3"/>
+        <w:pStyle w:val="BodyText"/>
         <w:spacing w:before="120"/>
         <w:ind w:right="-284" w:firstLine="426"/>
         <w:jc w:val="center"/>
@@ -722,7 +698,7 @@
     </w:p>
     <w:p>
       <w:pPr>
-        <w:pStyle w:val="a3"/>
+        <w:pStyle w:val="BodyText"/>
         <w:spacing w:after="120"/>
         <w:ind w:right="-284" w:firstLine="426"/>
         <w:jc w:val="center"/>
@@ -754,7 +730,7 @@
     </w:p>
     <w:p>
       <w:pPr>
-        <w:pStyle w:val="a3"/>
+        <w:pStyle w:val="BodyText"/>
         <w:ind w:right="0" w:firstLine="426"/>
         <w:rPr>
           <w:color w:val="000000"/>
@@ -789,7 +765,7 @@
     </w:p>
     <w:p>
       <w:pPr>
-        <w:pStyle w:val="a3"/>
+        <w:pStyle w:val="BodyText"/>
         <w:ind w:right="0" w:firstLine="426"/>
         <w:rPr>
           <w:sz w:val="18"/>
@@ -815,7 +791,7 @@
     </w:p>
     <w:p>
       <w:pPr>
-        <w:pStyle w:val="a3"/>
+        <w:pStyle w:val="BodyText"/>
         <w:ind w:right="0" w:firstLine="426"/>
         <w:rPr>
           <w:sz w:val="18"/>
@@ -831,7 +807,6 @@
         </w:rPr>
         <w:t xml:space="preserve">користувач – </w:t>
       </w:r>
-      <w:proofErr w:type="spellStart"/>
       <w:r>
         <w:rPr>
           <w:bCs/>
@@ -839,29 +814,8 @@
           <w:szCs w:val="18"/>
           <w:lang w:val="ru-RU"/>
         </w:rPr>
-        <w:t>фізична</w:t>
-      </w:r>
-      <w:proofErr w:type="spellEnd"/>
-      <w:r>
-        <w:rPr>
-          <w:bCs/>
-          <w:sz w:val="18"/>
-          <w:szCs w:val="18"/>
-          <w:lang w:val="ru-RU"/>
-        </w:rPr>
-        <w:t xml:space="preserve"> </w:t>
-      </w:r>
-      <w:proofErr w:type="spellStart"/>
-      <w:r>
-        <w:rPr>
-          <w:bCs/>
-          <w:sz w:val="18"/>
-          <w:szCs w:val="18"/>
-          <w:lang w:val="ru-RU"/>
-        </w:rPr>
-        <w:t>або</w:t>
-      </w:r>
-      <w:proofErr w:type="spellEnd"/>
+        <w:t>фізична або</w:t>
+      </w:r>
       <w:r>
         <w:rPr>
           <w:b/>
@@ -924,7 +878,7 @@
     </w:p>
     <w:p>
       <w:pPr>
-        <w:pStyle w:val="a3"/>
+        <w:pStyle w:val="BodyText"/>
         <w:ind w:right="0" w:firstLine="426"/>
         <w:rPr>
           <w:b/>
@@ -966,7 +920,7 @@
     </w:p>
     <w:p>
       <w:pPr>
-        <w:pStyle w:val="a3"/>
+        <w:pStyle w:val="BodyText"/>
         <w:ind w:right="0" w:firstLine="426"/>
         <w:rPr>
           <w:sz w:val="18"/>
@@ -992,7 +946,7 @@
     </w:p>
     <w:p>
       <w:pPr>
-        <w:pStyle w:val="a3"/>
+        <w:pStyle w:val="BodyText"/>
         <w:ind w:right="0" w:firstLine="426"/>
         <w:rPr>
           <w:sz w:val="18"/>
@@ -1055,7 +1009,7 @@
       <w:hyperlink r:id="rId8" w:history="1">
         <w:r>
           <w:rPr>
-            <w:rStyle w:val="a8"/>
+            <w:rStyle w:val="Hyperlink"/>
             <w:sz w:val="18"/>
             <w:szCs w:val="18"/>
             <w:lang w:eastAsia="ja-JP"/>
@@ -1074,7 +1028,7 @@
     </w:p>
     <w:p>
       <w:pPr>
-        <w:pStyle w:val="a3"/>
+        <w:pStyle w:val="BodyText"/>
         <w:ind w:right="0" w:firstLine="426"/>
         <w:rPr>
           <w:sz w:val="18"/>
@@ -1148,7 +1102,7 @@
     </w:p>
     <w:p>
       <w:pPr>
-        <w:pStyle w:val="a3"/>
+        <w:pStyle w:val="BodyText"/>
         <w:ind w:right="0" w:firstLine="426"/>
         <w:rPr>
           <w:sz w:val="18"/>
@@ -1174,7 +1128,7 @@
     </w:p>
     <w:p>
       <w:pPr>
-        <w:pStyle w:val="a3"/>
+        <w:pStyle w:val="BodyText"/>
         <w:tabs>
           <w:tab w:val="left" w:pos="720"/>
         </w:tabs>
@@ -1200,7 +1154,7 @@
     </w:p>
     <w:p>
       <w:pPr>
-        <w:pStyle w:val="a3"/>
+        <w:pStyle w:val="BodyText"/>
         <w:ind w:right="0" w:firstLine="426"/>
         <w:rPr>
           <w:sz w:val="18"/>
@@ -1257,7 +1211,6 @@
         </w:rPr>
         <w:t>c</w:t>
       </w:r>
-      <w:proofErr w:type="spellStart"/>
       <w:r>
         <w:rPr>
           <w:sz w:val="18"/>
@@ -1277,15 +1230,7 @@
           <w:sz w:val="18"/>
           <w:szCs w:val="18"/>
         </w:rPr>
-        <w:t>єктів</w:t>
-      </w:r>
-      <w:proofErr w:type="spellEnd"/>
-      <w:r>
-        <w:rPr>
-          <w:sz w:val="18"/>
-          <w:szCs w:val="18"/>
-        </w:rPr>
-        <w:t xml:space="preserve"> авторського права (правовласників)</w:t>
+        <w:t>єктів авторського права (правовласників)</w:t>
       </w:r>
       <w:r>
         <w:rPr>
@@ -1340,11 +1285,10 @@
           <w:docPartGallery w:val="Tables"/>
         </w:docPartList>
       </w:sdtPr>
-      <w:sdtEndPr/>
       <w:sdtContent>
         <w:p>
           <w:pPr>
-            <w:pStyle w:val="a3"/>
+            <w:pStyle w:val="BodyText"/>
             <w:ind w:right="0" w:firstLine="426"/>
             <w:rPr>
               <w:sz w:val="18"/>
@@ -1390,7 +1334,7 @@
               </w:tcPr>
               <w:p>
                 <w:pPr>
-                  <w:pStyle w:val="a3"/>
+                  <w:pStyle w:val="BodyText"/>
                   <w:ind w:right="-141" w:firstLine="426"/>
                   <w:rPr>
                     <w:sz w:val="18"/>
@@ -1454,7 +1398,7 @@
               </w:tcPr>
               <w:p>
                 <w:pPr>
-                  <w:pStyle w:val="a3"/>
+                  <w:pStyle w:val="BodyText"/>
                   <w:ind w:right="0" w:firstLine="426"/>
                   <w:jc w:val="center"/>
                   <w:rPr>
@@ -1510,7 +1454,7 @@
               </w:tcPr>
               <w:p>
                 <w:pPr>
-                  <w:pStyle w:val="a3"/>
+                  <w:pStyle w:val="BodyText"/>
                   <w:ind w:right="-141" w:firstLine="426"/>
                   <w:jc w:val="center"/>
                   <w:rPr>
@@ -1534,7 +1478,7 @@
         </w:tbl>
         <w:p>
           <w:pPr>
-            <w:pStyle w:val="a3"/>
+            <w:pStyle w:val="BodyText"/>
             <w:ind w:right="0" w:firstLine="426"/>
             <w:rPr>
               <w:sz w:val="18"/>
@@ -1546,7 +1490,7 @@
     </w:sdt>
     <w:p>
       <w:pPr>
-        <w:pStyle w:val="a3"/>
+        <w:pStyle w:val="BodyText"/>
         <w:ind w:right="0" w:firstLine="426"/>
         <w:rPr>
           <w:sz w:val="18"/>
@@ -1556,7 +1500,7 @@
     </w:p>
     <w:p>
       <w:pPr>
-        <w:pStyle w:val="a3"/>
+        <w:pStyle w:val="BodyText"/>
         <w:ind w:right="0" w:firstLine="426"/>
         <w:rPr>
           <w:sz w:val="18"/>
@@ -1588,7 +1532,7 @@
     </w:p>
     <w:p>
       <w:pPr>
-        <w:pStyle w:val="a3"/>
+        <w:pStyle w:val="BodyText"/>
         <w:ind w:right="0" w:firstLine="426"/>
         <w:rPr>
           <w:sz w:val="18"/>
@@ -1648,7 +1592,7 @@
     </w:p>
     <w:p>
       <w:pPr>
-        <w:pStyle w:val="a3"/>
+        <w:pStyle w:val="BodyText"/>
         <w:ind w:right="0" w:firstLine="426"/>
         <w:rPr>
           <w:sz w:val="18"/>
@@ -1679,7 +1623,7 @@
     </w:p>
     <w:p>
       <w:pPr>
-        <w:pStyle w:val="a3"/>
+        <w:pStyle w:val="BodyText"/>
         <w:tabs>
           <w:tab w:val="left" w:pos="1276"/>
         </w:tabs>
@@ -1706,7 +1650,7 @@
     </w:p>
     <w:p>
       <w:pPr>
-        <w:pStyle w:val="a3"/>
+        <w:pStyle w:val="BodyText"/>
         <w:tabs>
           <w:tab w:val="left" w:pos="1276"/>
         </w:tabs>
@@ -1733,7 +1677,7 @@
     </w:p>
     <w:p>
       <w:pPr>
-        <w:pStyle w:val="a3"/>
+        <w:pStyle w:val="BodyText"/>
         <w:tabs>
           <w:tab w:val="left" w:pos="1276"/>
         </w:tabs>
@@ -1782,7 +1726,7 @@
     </w:p>
     <w:p>
       <w:pPr>
-        <w:pStyle w:val="a3"/>
+        <w:pStyle w:val="BodyText"/>
         <w:tabs>
           <w:tab w:val="left" w:pos="720"/>
         </w:tabs>
@@ -1816,7 +1760,7 @@
     </w:p>
     <w:p>
       <w:pPr>
-        <w:pStyle w:val="a3"/>
+        <w:pStyle w:val="BodyText"/>
         <w:tabs>
           <w:tab w:val="left" w:pos="720"/>
         </w:tabs>
@@ -1836,7 +1780,7 @@
     </w:p>
     <w:p>
       <w:pPr>
-        <w:pStyle w:val="a3"/>
+        <w:pStyle w:val="BodyText"/>
         <w:tabs>
           <w:tab w:val="left" w:pos="1276"/>
         </w:tabs>
@@ -1863,7 +1807,7 @@
     </w:p>
     <w:p>
       <w:pPr>
-        <w:pStyle w:val="a3"/>
+        <w:pStyle w:val="BodyText"/>
         <w:ind w:right="0" w:firstLine="426"/>
         <w:rPr>
           <w:sz w:val="18"/>
@@ -1909,7 +1853,7 @@
     </w:p>
     <w:p>
       <w:pPr>
-        <w:pStyle w:val="a3"/>
+        <w:pStyle w:val="BodyText"/>
         <w:ind w:right="0" w:firstLine="426"/>
         <w:rPr>
           <w:sz w:val="18"/>
@@ -1956,11 +1900,10 @@
           <w15:appearance w15:val="tags"/>
           <w:text/>
         </w:sdtPr>
-        <w:sdtEndPr/>
         <w:sdtContent>
           <w:r>
             <w:rPr>
-              <w:rStyle w:val="ae"/>
+              <w:rStyle w:val="PlaceholderText"/>
             </w:rPr>
             <w:t>Место для ввода текста.</w:t>
           </w:r>
@@ -1992,11 +1935,10 @@
           <w15:appearance w15:val="tags"/>
           <w:text/>
         </w:sdtPr>
-        <w:sdtEndPr/>
         <w:sdtContent>
           <w:r>
             <w:rPr>
-              <w:rStyle w:val="ae"/>
+              <w:rStyle w:val="PlaceholderText"/>
             </w:rPr>
             <w:t>Место для ввода текста.</w:t>
           </w:r>
@@ -2079,11 +2021,10 @@
           <w15:appearance w15:val="tags"/>
           <w:text/>
         </w:sdtPr>
-        <w:sdtEndPr/>
         <w:sdtContent>
           <w:r>
             <w:rPr>
-              <w:rStyle w:val="ae"/>
+              <w:rStyle w:val="PlaceholderText"/>
             </w:rPr>
             <w:t>Место для ввода текста.</w:t>
           </w:r>
@@ -2123,11 +2064,10 @@
           <w15:appearance w15:val="tags"/>
           <w:text/>
         </w:sdtPr>
-        <w:sdtEndPr/>
         <w:sdtContent>
           <w:r>
             <w:rPr>
-              <w:rStyle w:val="ae"/>
+              <w:rStyle w:val="PlaceholderText"/>
             </w:rPr>
             <w:t>Место для ввода текста.</w:t>
           </w:r>
@@ -2168,11 +2108,10 @@
           <w15:appearance w15:val="tags"/>
           <w:text/>
         </w:sdtPr>
-        <w:sdtEndPr/>
         <w:sdtContent>
           <w:r>
             <w:rPr>
-              <w:rStyle w:val="ae"/>
+              <w:rStyle w:val="PlaceholderText"/>
             </w:rPr>
             <w:t>Место для ввода текста.</w:t>
           </w:r>
@@ -2213,11 +2152,10 @@
           <w15:appearance w15:val="tags"/>
           <w:text/>
         </w:sdtPr>
-        <w:sdtEndPr/>
         <w:sdtContent>
           <w:r>
             <w:rPr>
-              <w:rStyle w:val="ae"/>
+              <w:rStyle w:val="PlaceholderText"/>
             </w:rPr>
             <w:t>Место для ввода текста.</w:t>
           </w:r>
@@ -2242,7 +2180,7 @@
     </w:p>
     <w:p>
       <w:pPr>
-        <w:pStyle w:val="a3"/>
+        <w:pStyle w:val="BodyText"/>
         <w:ind w:right="0" w:firstLine="426"/>
         <w:rPr>
           <w:sz w:val="18"/>
@@ -2259,8 +2197,8 @@
     </w:p>
     <w:p>
       <w:pPr>
-        <w:pStyle w:val="a3"/>
-        <w:ind w:right="-29" w:firstLine="426"/>
+        <w:pStyle w:val="BodyText"/>
+        <w:ind w:right="-1" w:firstLine="426"/>
         <w:rPr>
           <w:sz w:val="18"/>
           <w:szCs w:val="18"/>
@@ -2271,53 +2209,11 @@
           <w:sz w:val="18"/>
           <w:szCs w:val="18"/>
         </w:rPr>
-        <w:t xml:space="preserve">2.5. Використовуючи твори з </w:t>
-      </w:r>
-      <w:r>
-        <w:rPr>
-          <w:sz w:val="18"/>
-          <w:szCs w:val="18"/>
-        </w:rPr>
-        <w:t>каталогу</w:t>
-      </w:r>
-      <w:r>
-        <w:rPr>
-          <w:sz w:val="18"/>
-          <w:szCs w:val="18"/>
-        </w:rPr>
-        <w:t xml:space="preserve"> </w:t>
-      </w:r>
-      <w:r>
-        <w:rPr>
-          <w:sz w:val="18"/>
-          <w:szCs w:val="18"/>
-        </w:rPr>
-        <w:t>ГО УААСП</w:t>
-      </w:r>
-      <w:r>
-        <w:rPr>
-          <w:sz w:val="18"/>
-          <w:szCs w:val="18"/>
-        </w:rPr>
-        <w:t>, Користувач зобов’язується вести точний облік творів та їх авторів і не пізніше 25-ти днів п</w:t>
-      </w:r>
-      <w:r>
-        <w:rPr>
-          <w:sz w:val="18"/>
-          <w:szCs w:val="18"/>
-        </w:rPr>
-        <w:t>ісля закінчення</w:t>
-      </w:r>
-      <w:r>
-        <w:rPr>
-          <w:sz w:val="18"/>
-          <w:szCs w:val="18"/>
-          <w:lang w:val="ru-RU"/>
-        </w:rPr>
-        <w:t xml:space="preserve"> </w:t>
-      </w:r>
-      <w:r>
-        <w:rPr>
+        <w:t xml:space="preserve">2.5. Використовуючи твори з каталогу ГО УААСП, Користувач зобов’язується вести точний облік творів та їх авторів і не пізніше 20-ти днів після закінчення </w:t>
+      </w:r>
+      <w:r>
+        <w:rPr>
+          <w:b/>
           <w:sz w:val="18"/>
           <w:szCs w:val="18"/>
         </w:rPr>
@@ -2328,31 +2224,61 @@
         <w:sdtPr>
           <w:rPr>
             <w:b/>
-            <w:color w:val="000000"/>
             <w:sz w:val="18"/>
             <w:szCs w:val="18"/>
+            <w:lang w:val="ru-RU"/>
           </w:rPr>
           <w:alias w:val="rltPayPeriod2"/>
           <w:tag w:val="rltPayPeriod2"/>
           <w:id w:val="-390504929"/>
           <w:placeholder>
-            <w:docPart w:val="A82B7F57090D44D6B5F3E30F06207649"/>
+            <w:docPart w:val="B57B7D950D4640C0939C4AF36F801C13"/>
           </w:placeholder>
           <w:showingPlcHdr/>
           <w15:appearance w15:val="tags"/>
           <w:text/>
         </w:sdtPr>
-        <w:sdtEndPr/>
         <w:sdtContent>
           <w:r>
             <w:rPr>
-              <w:rStyle w:val="ae"/>
+              <w:sz w:val="18"/>
+              <w:szCs w:val="18"/>
+              <w:lang w:val="ru-RU"/>
             </w:rPr>
             <w:t>Место для ввода текста.</w:t>
           </w:r>
         </w:sdtContent>
       </w:sdt>
       <w:bookmarkEnd w:id="5"/>
+      <w:sdt>
+        <w:sdtPr>
+          <w:rPr>
+            <w:b/>
+            <w:sz w:val="18"/>
+            <w:szCs w:val="18"/>
+            <w:lang w:val="ru-RU"/>
+          </w:rPr>
+          <w:alias w:val="rltPayPeriod2ext"/>
+          <w:tag w:val="rltPayPeriod2ext"/>
+          <w:id w:val="-2078509804"/>
+          <w:placeholder>
+            <w:docPart w:val="1609DF8F3E714B56A9477A95B7B21ABB"/>
+          </w:placeholder>
+          <w:showingPlcHdr/>
+          <w15:appearance w15:val="tags"/>
+          <w:text/>
+        </w:sdtPr>
+        <w:sdtContent>
+          <w:r>
+            <w:rPr>
+              <w:sz w:val="18"/>
+              <w:szCs w:val="18"/>
+              <w:lang w:val="ru-RU"/>
+            </w:rPr>
+            <w:t>Место для ввода текста.</w:t>
+          </w:r>
+        </w:sdtContent>
+      </w:sdt>
       <w:r>
         <w:rPr>
           <w:sz w:val="18"/>
@@ -2363,7 +2289,7 @@
     </w:p>
     <w:p>
       <w:pPr>
-        <w:pStyle w:val="a3"/>
+        <w:pStyle w:val="BodyText"/>
         <w:ind w:right="-1" w:firstLine="426"/>
         <w:rPr>
           <w:sz w:val="18"/>
@@ -2415,7 +2341,7 @@
     </w:p>
     <w:p>
       <w:pPr>
-        <w:pStyle w:val="a3"/>
+        <w:pStyle w:val="BodyText"/>
         <w:ind w:right="-1" w:firstLine="426"/>
         <w:rPr>
           <w:i/>
@@ -2614,32 +2540,12 @@
           <w:sz w:val="18"/>
           <w:szCs w:val="18"/>
         </w:rPr>
-        <w:t xml:space="preserve">(Звіт подається в файлі формату </w:t>
-      </w:r>
-      <w:proofErr w:type="spellStart"/>
-      <w:r>
-        <w:rPr>
-          <w:i/>
-          <w:color w:val="000000"/>
-          <w:sz w:val="18"/>
-          <w:szCs w:val="18"/>
-        </w:rPr>
-        <w:t>Exсel</w:t>
-      </w:r>
-      <w:proofErr w:type="spellEnd"/>
-      <w:r>
-        <w:rPr>
-          <w:i/>
-          <w:color w:val="000000"/>
-          <w:sz w:val="18"/>
-          <w:szCs w:val="18"/>
-        </w:rPr>
-        <w:t>);</w:t>
+        <w:t>(Звіт подається в файлі формату Exсel);</w:t>
       </w:r>
     </w:p>
     <w:p>
       <w:pPr>
-        <w:pStyle w:val="a3"/>
+        <w:pStyle w:val="BodyText"/>
         <w:ind w:right="-1" w:firstLine="426"/>
         <w:rPr>
           <w:color w:val="000000"/>
@@ -2684,25 +2590,7 @@
           <w:sz w:val="18"/>
           <w:szCs w:val="18"/>
         </w:rPr>
-        <w:t xml:space="preserve">Звіт про використані музичні твори в рекламі, що публічно </w:t>
-      </w:r>
-      <w:proofErr w:type="spellStart"/>
-      <w:r>
-        <w:rPr>
-          <w:color w:val="000000"/>
-          <w:sz w:val="18"/>
-          <w:szCs w:val="18"/>
-        </w:rPr>
-        <w:t>сповіщувалась</w:t>
-      </w:r>
-      <w:proofErr w:type="spellEnd"/>
-      <w:r>
-        <w:rPr>
-          <w:color w:val="000000"/>
-          <w:sz w:val="18"/>
-          <w:szCs w:val="18"/>
-        </w:rPr>
-        <w:t xml:space="preserve"> через мережу Інтернет, за формою, наведеною у </w:t>
+        <w:t xml:space="preserve">Звіт про використані музичні твори в рекламі, що публічно сповіщувалась через мережу Інтернет, за формою, наведеною у </w:t>
       </w:r>
       <w:r>
         <w:rPr>
@@ -2821,27 +2709,7 @@
           <w:sz w:val="18"/>
           <w:szCs w:val="18"/>
         </w:rPr>
-        <w:t xml:space="preserve">Звіт подається в файлі формату </w:t>
-      </w:r>
-      <w:proofErr w:type="spellStart"/>
-      <w:r>
-        <w:rPr>
-          <w:i/>
-          <w:color w:val="000000"/>
-          <w:sz w:val="18"/>
-          <w:szCs w:val="18"/>
-        </w:rPr>
-        <w:t>Exсel</w:t>
-      </w:r>
-      <w:proofErr w:type="spellEnd"/>
-      <w:r>
-        <w:rPr>
-          <w:i/>
-          <w:color w:val="000000"/>
-          <w:sz w:val="18"/>
-          <w:szCs w:val="18"/>
-        </w:rPr>
-        <w:t>)</w:t>
+        <w:t>Звіт подається в файлі формату Exсel)</w:t>
       </w:r>
       <w:r>
         <w:rPr>
@@ -2854,7 +2722,7 @@
     </w:p>
     <w:p>
       <w:pPr>
-        <w:pStyle w:val="a3"/>
+        <w:pStyle w:val="BodyText"/>
         <w:ind w:right="-1" w:firstLine="426"/>
         <w:rPr>
           <w:sz w:val="18"/>
@@ -2900,7 +2768,7 @@
     </w:p>
     <w:p>
       <w:pPr>
-        <w:pStyle w:val="a3"/>
+        <w:pStyle w:val="BodyText"/>
         <w:tabs>
           <w:tab w:val="left" w:pos="2835"/>
         </w:tabs>
@@ -2934,7 +2802,7 @@
     </w:p>
     <w:p>
       <w:pPr>
-        <w:pStyle w:val="a3"/>
+        <w:pStyle w:val="BodyText"/>
         <w:ind w:right="0" w:firstLine="426"/>
         <w:rPr>
           <w:sz w:val="18"/>
@@ -2946,23 +2814,7 @@
           <w:sz w:val="18"/>
           <w:szCs w:val="18"/>
         </w:rPr>
-        <w:t xml:space="preserve">2.6. У разі невиконання або неналежного виконання Користувачем </w:t>
-      </w:r>
-      <w:proofErr w:type="spellStart"/>
-      <w:r>
-        <w:rPr>
-          <w:sz w:val="18"/>
-          <w:szCs w:val="18"/>
-        </w:rPr>
-        <w:t>п.п</w:t>
-      </w:r>
-      <w:proofErr w:type="spellEnd"/>
-      <w:r>
-        <w:rPr>
-          <w:sz w:val="18"/>
-          <w:szCs w:val="18"/>
-        </w:rPr>
-        <w:t>. 2.5.2., 2.5.3., 2.5.4., 2.5.5.,</w:t>
+        <w:t>2.6. У разі невиконання або неналежного виконання Користувачем п.п. 2.5.2., 2.5.3., 2.5.4., 2.5.5.,</w:t>
       </w:r>
       <w:r>
         <w:rPr>
@@ -2981,7 +2833,7 @@
     </w:p>
     <w:p>
       <w:pPr>
-        <w:pStyle w:val="a3"/>
+        <w:pStyle w:val="BodyText"/>
         <w:ind w:right="0" w:firstLine="426"/>
         <w:rPr>
           <w:sz w:val="18"/>
@@ -3019,7 +2871,7 @@
     </w:p>
     <w:p>
       <w:pPr>
-        <w:pStyle w:val="a3"/>
+        <w:pStyle w:val="BodyText"/>
         <w:ind w:right="0" w:firstLine="426"/>
         <w:rPr>
           <w:sz w:val="18"/>
@@ -3050,7 +2902,7 @@
     </w:p>
     <w:p>
       <w:pPr>
-        <w:pStyle w:val="HTML"/>
+        <w:pStyle w:val="HTMLPreformatted"/>
         <w:tabs>
           <w:tab w:val="clear" w:pos="916"/>
           <w:tab w:val="clear" w:pos="1832"/>
@@ -3134,7 +2986,7 @@
     </w:p>
     <w:p>
       <w:pPr>
-        <w:pStyle w:val="HTML"/>
+        <w:pStyle w:val="HTMLPreformatted"/>
         <w:shd w:val="clear" w:color="auto" w:fill="FFFFFF"/>
         <w:ind w:firstLine="426"/>
         <w:jc w:val="both"/>
@@ -3155,7 +3007,7 @@
     </w:p>
     <w:p>
       <w:pPr>
-        <w:pStyle w:val="a3"/>
+        <w:pStyle w:val="BodyText"/>
         <w:ind w:right="0" w:firstLine="426"/>
         <w:rPr>
           <w:sz w:val="18"/>
@@ -3179,7 +3031,7 @@
     </w:p>
     <w:p>
       <w:pPr>
-        <w:pStyle w:val="a3"/>
+        <w:pStyle w:val="BodyText"/>
         <w:ind w:right="0" w:firstLine="426"/>
         <w:rPr>
           <w:sz w:val="18"/>
@@ -3224,7 +3076,7 @@
     </w:p>
     <w:p>
       <w:pPr>
-        <w:pStyle w:val="a3"/>
+        <w:pStyle w:val="BodyText"/>
         <w:ind w:right="-1" w:firstLine="426"/>
         <w:rPr>
           <w:b/>
@@ -3236,7 +3088,7 @@
     </w:p>
     <w:p>
       <w:pPr>
-        <w:pStyle w:val="a3"/>
+        <w:pStyle w:val="BodyText"/>
         <w:ind w:right="-1" w:firstLine="426"/>
         <w:jc w:val="center"/>
         <w:rPr>
@@ -3258,7 +3110,7 @@
     </w:p>
     <w:p>
       <w:pPr>
-        <w:pStyle w:val="a3"/>
+        <w:pStyle w:val="BodyText"/>
         <w:ind w:right="0" w:firstLine="426"/>
         <w:rPr>
           <w:sz w:val="18"/>
@@ -3270,28 +3122,12 @@
           <w:sz w:val="18"/>
           <w:szCs w:val="18"/>
         </w:rPr>
-        <w:t>3.1. Користувач зобов’язаний використовувати оригінальні твори без заподіяння їм шкоди, в тому числі не вносити змін або доповнень в твори без письмового дозволу автора (-</w:t>
-      </w:r>
-      <w:proofErr w:type="spellStart"/>
-      <w:r>
-        <w:rPr>
-          <w:sz w:val="18"/>
-          <w:szCs w:val="18"/>
-        </w:rPr>
-        <w:t>ів</w:t>
-      </w:r>
-      <w:proofErr w:type="spellEnd"/>
-      <w:r>
-        <w:rPr>
-          <w:sz w:val="18"/>
-          <w:szCs w:val="18"/>
-        </w:rPr>
-        <w:t>) творів, не здійснювати переробку, аранжування, переклад тощо.</w:t>
+        <w:t>3.1. Користувач зобов’язаний використовувати оригінальні твори без заподіяння їм шкоди, в тому числі не вносити змін або доповнень в твори без письмового дозволу автора (-ів) творів, не здійснювати переробку, аранжування, переклад тощо.</w:t>
       </w:r>
     </w:p>
     <w:p>
       <w:pPr>
-        <w:pStyle w:val="a3"/>
+        <w:pStyle w:val="BodyText"/>
         <w:ind w:right="0" w:firstLine="426"/>
         <w:rPr>
           <w:sz w:val="18"/>
@@ -3423,7 +3259,7 @@
     </w:p>
     <w:p>
       <w:pPr>
-        <w:pStyle w:val="a3"/>
+        <w:pStyle w:val="BodyText"/>
         <w:ind w:right="0" w:firstLine="426"/>
         <w:rPr>
           <w:sz w:val="18"/>
@@ -3548,7 +3384,7 @@
     </w:p>
     <w:p>
       <w:pPr>
-        <w:pStyle w:val="22"/>
+        <w:pStyle w:val="BodyTextIndent2"/>
         <w:spacing w:after="0" w:line="240" w:lineRule="auto"/>
         <w:ind w:left="0" w:firstLine="426"/>
         <w:jc w:val="both"/>
@@ -3566,32 +3402,12 @@
           <w:szCs w:val="18"/>
           <w:lang w:val="uk-UA"/>
         </w:rPr>
-        <w:t xml:space="preserve">3.4. Користувач самостійно несе повну відповідальність за дотримання особистих немайнових авторських прав авторів творів, за достовірність та повноту документів, наданих згідно з </w:t>
-      </w:r>
-      <w:proofErr w:type="spellStart"/>
-      <w:r>
-        <w:rPr>
-          <w:b w:val="0"/>
-          <w:sz w:val="18"/>
-          <w:szCs w:val="18"/>
-          <w:lang w:val="uk-UA"/>
-        </w:rPr>
-        <w:t>п.п</w:t>
-      </w:r>
-      <w:proofErr w:type="spellEnd"/>
-      <w:r>
-        <w:rPr>
-          <w:b w:val="0"/>
-          <w:sz w:val="18"/>
-          <w:szCs w:val="18"/>
-          <w:lang w:val="uk-UA"/>
-        </w:rPr>
-        <w:t>. 2.5.2., 2.5.3., 2.5.4., 2.5.5. та п. 3.3. даного Договору.</w:t>
+        <w:t>3.4. Користувач самостійно несе повну відповідальність за дотримання особистих немайнових авторських прав авторів творів, за достовірність та повноту документів, наданих згідно з п.п. 2.5.2., 2.5.3., 2.5.4., 2.5.5. та п. 3.3. даного Договору.</w:t>
       </w:r>
     </w:p>
     <w:p>
       <w:pPr>
-        <w:pStyle w:val="22"/>
+        <w:pStyle w:val="BodyTextIndent2"/>
         <w:spacing w:after="0" w:line="240" w:lineRule="auto"/>
         <w:ind w:left="0" w:firstLine="426"/>
         <w:jc w:val="both"/>
@@ -3627,9 +3443,8 @@
           <w:szCs w:val="18"/>
           <w:lang w:val="uk-UA"/>
         </w:rPr>
-        <w:t xml:space="preserve">. При виявленні фактів відсутності в Звіті про публічно сповіщені твори і (або) в Звіті про використані музичні твори в рекламі, що публічно </w:t>
-      </w:r>
-      <w:proofErr w:type="spellStart"/>
+        <w:t>. При виявленні фактів відсутності в Звіті про публічно сповіщені твори і (або) в Звіті про використані музичні твори в рекламі, що публічно спові</w:t>
+      </w:r>
       <w:r>
         <w:rPr>
           <w:b w:val="0"/>
@@ -3637,7 +3452,7 @@
           <w:szCs w:val="18"/>
           <w:lang w:val="uk-UA"/>
         </w:rPr>
-        <w:t>спові</w:t>
+        <w:t>щ</w:t>
       </w:r>
       <w:r>
         <w:rPr>
@@ -3646,26 +3461,7 @@
           <w:szCs w:val="18"/>
           <w:lang w:val="uk-UA"/>
         </w:rPr>
-        <w:t>щ</w:t>
-      </w:r>
-      <w:r>
-        <w:rPr>
-          <w:b w:val="0"/>
-          <w:sz w:val="18"/>
-          <w:szCs w:val="18"/>
-          <w:lang w:val="uk-UA"/>
-        </w:rPr>
-        <w:t>увалась</w:t>
-      </w:r>
-      <w:proofErr w:type="spellEnd"/>
-      <w:r>
-        <w:rPr>
-          <w:b w:val="0"/>
-          <w:sz w:val="18"/>
-          <w:szCs w:val="18"/>
-          <w:lang w:val="uk-UA"/>
-        </w:rPr>
-        <w:t xml:space="preserve"> </w:t>
+        <w:t xml:space="preserve">увалась </w:t>
       </w:r>
       <w:r>
         <w:rPr>
@@ -3767,7 +3563,7 @@
     </w:p>
     <w:p>
       <w:pPr>
-        <w:pStyle w:val="a3"/>
+        <w:pStyle w:val="BodyText"/>
         <w:ind w:right="0" w:firstLine="426"/>
         <w:rPr>
           <w:sz w:val="18"/>
@@ -3841,7 +3637,7 @@
     </w:p>
     <w:p>
       <w:pPr>
-        <w:pStyle w:val="a3"/>
+        <w:pStyle w:val="BodyText"/>
         <w:ind w:right="0" w:firstLine="426"/>
         <w:rPr>
           <w:sz w:val="18"/>
@@ -3900,7 +3696,7 @@
     </w:p>
     <w:p>
       <w:pPr>
-        <w:pStyle w:val="a3"/>
+        <w:pStyle w:val="BodyText"/>
         <w:ind w:right="0" w:firstLine="426"/>
         <w:rPr>
           <w:sz w:val="18"/>
@@ -3928,28 +3724,12 @@
           <w:sz w:val="18"/>
           <w:szCs w:val="18"/>
         </w:rPr>
-        <w:t xml:space="preserve">. У відповідності до діючого законодавства України Користувач не має права публічно </w:t>
-      </w:r>
-      <w:proofErr w:type="spellStart"/>
-      <w:r>
-        <w:rPr>
-          <w:sz w:val="18"/>
-          <w:szCs w:val="18"/>
-        </w:rPr>
-        <w:t>сповіщувати</w:t>
-      </w:r>
-      <w:proofErr w:type="spellEnd"/>
-      <w:r>
-        <w:rPr>
-          <w:sz w:val="18"/>
-          <w:szCs w:val="18"/>
-        </w:rPr>
-        <w:t xml:space="preserve"> через мережу Інтернет твори без зазначення імені автора, тобто анонімно без письмової згоди на це автора, не має права розкривати псевдонім або іншим чином розпоряджатись особистими немайновими правами авторів. У випадку пред’явлення до Користувача претензій, предметом яких є порушення неврегульованих даним Договором прав, в тому числі немайнових прав, а також майнових, які не є предметом даного Договору, Користувач самостійно несе повну юридичну відповідальність згідно з діючим законодавством України за їх порушення.</w:t>
+        <w:t>. У відповідності до діючого законодавства України Користувач не має права публічно сповіщувати через мережу Інтернет твори без зазначення імені автора, тобто анонімно без письмової згоди на це автора, не має права розкривати псевдонім або іншим чином розпоряджатись особистими немайновими правами авторів. У випадку пред’явлення до Користувача претензій, предметом яких є порушення неврегульованих даним Договором прав, в тому числі немайнових прав, а також майнових, які не є предметом даного Договору, Користувач самостійно несе повну юридичну відповідальність згідно з діючим законодавством України за їх порушення.</w:t>
       </w:r>
     </w:p>
     <w:p>
       <w:pPr>
-        <w:pStyle w:val="a3"/>
+        <w:pStyle w:val="BodyText"/>
         <w:ind w:right="0" w:firstLine="426"/>
         <w:rPr>
           <w:sz w:val="18"/>
@@ -4019,141 +3799,21 @@
           <w:sz w:val="18"/>
           <w:szCs w:val="18"/>
         </w:rPr>
-        <w:t xml:space="preserve">3.10. У </w:t>
-      </w:r>
-      <w:proofErr w:type="spellStart"/>
+        <w:t>3.10. У разі неможливості вирішення зазначених спорів шляхом переговорів</w:t>
+      </w:r>
       <w:r>
         <w:rPr>
           <w:b w:val="0"/>
           <w:sz w:val="18"/>
           <w:szCs w:val="18"/>
-        </w:rPr>
-        <w:t>разі</w:t>
-      </w:r>
-      <w:proofErr w:type="spellEnd"/>
-      <w:r>
-        <w:rPr>
-          <w:b w:val="0"/>
-          <w:sz w:val="18"/>
-          <w:szCs w:val="18"/>
-        </w:rPr>
-        <w:t xml:space="preserve"> </w:t>
-      </w:r>
-      <w:proofErr w:type="spellStart"/>
-      <w:r>
-        <w:rPr>
-          <w:b w:val="0"/>
-          <w:sz w:val="18"/>
-          <w:szCs w:val="18"/>
-        </w:rPr>
-        <w:t>неможливості</w:t>
-      </w:r>
-      <w:proofErr w:type="spellEnd"/>
-      <w:r>
-        <w:rPr>
-          <w:b w:val="0"/>
-          <w:sz w:val="18"/>
-          <w:szCs w:val="18"/>
-        </w:rPr>
-        <w:t xml:space="preserve"> </w:t>
-      </w:r>
-      <w:proofErr w:type="spellStart"/>
-      <w:r>
-        <w:rPr>
-          <w:b w:val="0"/>
-          <w:sz w:val="18"/>
-          <w:szCs w:val="18"/>
-        </w:rPr>
-        <w:t>вирішення</w:t>
-      </w:r>
-      <w:proofErr w:type="spellEnd"/>
-      <w:r>
-        <w:rPr>
-          <w:b w:val="0"/>
-          <w:sz w:val="18"/>
-          <w:szCs w:val="18"/>
-        </w:rPr>
-        <w:t xml:space="preserve"> </w:t>
-      </w:r>
-      <w:proofErr w:type="spellStart"/>
-      <w:r>
-        <w:rPr>
-          <w:b w:val="0"/>
-          <w:sz w:val="18"/>
-          <w:szCs w:val="18"/>
-        </w:rPr>
-        <w:t>зазначених</w:t>
-      </w:r>
-      <w:proofErr w:type="spellEnd"/>
-      <w:r>
-        <w:rPr>
-          <w:b w:val="0"/>
-          <w:sz w:val="18"/>
-          <w:szCs w:val="18"/>
-        </w:rPr>
-        <w:t xml:space="preserve"> </w:t>
-      </w:r>
-      <w:proofErr w:type="spellStart"/>
-      <w:r>
-        <w:rPr>
-          <w:b w:val="0"/>
-          <w:sz w:val="18"/>
-          <w:szCs w:val="18"/>
-        </w:rPr>
-        <w:t>спорів</w:t>
-      </w:r>
-      <w:proofErr w:type="spellEnd"/>
-      <w:r>
-        <w:rPr>
-          <w:b w:val="0"/>
-          <w:sz w:val="18"/>
-          <w:szCs w:val="18"/>
-        </w:rPr>
-        <w:t xml:space="preserve"> шляхом </w:t>
-      </w:r>
-      <w:proofErr w:type="spellStart"/>
-      <w:r>
-        <w:rPr>
-          <w:b w:val="0"/>
-          <w:sz w:val="18"/>
-          <w:szCs w:val="18"/>
-        </w:rPr>
-        <w:t>переговорів</w:t>
-      </w:r>
-      <w:proofErr w:type="spellEnd"/>
-      <w:r>
-        <w:rPr>
-          <w:b w:val="0"/>
-          <w:sz w:val="18"/>
-          <w:szCs w:val="18"/>
-          <w:lang w:val="uk-UA"/>
-        </w:rPr>
-        <w:t xml:space="preserve"> вони повинні вирішуватись </w:t>
-      </w:r>
-      <w:proofErr w:type="gramStart"/>
-      <w:r>
-        <w:rPr>
-          <w:b w:val="0"/>
-          <w:sz w:val="18"/>
-          <w:szCs w:val="18"/>
-          <w:lang w:val="uk-UA"/>
-        </w:rPr>
-        <w:t>в судовому порядку</w:t>
-      </w:r>
-      <w:proofErr w:type="gramEnd"/>
-      <w:r>
-        <w:rPr>
-          <w:b w:val="0"/>
-          <w:sz w:val="18"/>
-          <w:szCs w:val="18"/>
-          <w:lang w:val="uk-UA"/>
-        </w:rPr>
-        <w:t xml:space="preserve"> визначеному чинним законодавством України.</w:t>
+          <w:lang w:val="uk-UA"/>
+        </w:rPr>
+        <w:t xml:space="preserve"> вони повинні вирішуватись в судовому порядку визначеному чинним законодавством України.</w:t>
       </w:r>
     </w:p>
     <w:p>
       <w:pPr>
-        <w:pStyle w:val="a3"/>
+        <w:pStyle w:val="BodyText"/>
         <w:tabs>
           <w:tab w:val="left" w:pos="4065"/>
           <w:tab w:val="left" w:pos="6946"/>
@@ -4172,7 +3832,7 @@
     </w:p>
     <w:p>
       <w:pPr>
-        <w:pStyle w:val="a3"/>
+        <w:pStyle w:val="BodyText"/>
         <w:tabs>
           <w:tab w:val="left" w:pos="4065"/>
           <w:tab w:val="left" w:pos="6946"/>
@@ -4200,7 +3860,7 @@
     </w:p>
     <w:p>
       <w:pPr>
-        <w:pStyle w:val="a3"/>
+        <w:pStyle w:val="BodyText"/>
         <w:tabs>
           <w:tab w:val="left" w:pos="2835"/>
         </w:tabs>
@@ -4248,7 +3908,7 @@
     </w:p>
     <w:p>
       <w:pPr>
-        <w:pStyle w:val="a3"/>
+        <w:pStyle w:val="BodyText"/>
         <w:tabs>
           <w:tab w:val="left" w:pos="2835"/>
         </w:tabs>
@@ -4268,7 +3928,7 @@
     </w:p>
     <w:p>
       <w:pPr>
-        <w:pStyle w:val="a3"/>
+        <w:pStyle w:val="BodyText"/>
         <w:tabs>
           <w:tab w:val="left" w:pos="2835"/>
         </w:tabs>
@@ -4281,7 +3941,7 @@
     </w:p>
     <w:p>
       <w:pPr>
-        <w:pStyle w:val="a3"/>
+        <w:pStyle w:val="BodyText"/>
         <w:spacing w:before="120" w:after="120"/>
         <w:ind w:right="0" w:firstLine="426"/>
         <w:jc w:val="center"/>
@@ -4304,7 +3964,7 @@
     </w:p>
     <w:p>
       <w:pPr>
-        <w:pStyle w:val="a3"/>
+        <w:pStyle w:val="BodyText"/>
         <w:ind w:right="0" w:firstLine="426"/>
         <w:rPr>
           <w:sz w:val="20"/>
@@ -4343,11 +4003,10 @@
           <w15:appearance w15:val="tags"/>
           <w:text/>
         </w:sdtPr>
-        <w:sdtEndPr/>
         <w:sdtContent>
           <w:r>
             <w:rPr>
-              <w:rStyle w:val="ae"/>
+              <w:rStyle w:val="PlaceholderText"/>
             </w:rPr>
             <w:t>Место для ввода текста.</w:t>
           </w:r>
@@ -4405,11 +4064,10 @@
           <w15:appearance w15:val="tags"/>
           <w:text/>
         </w:sdtPr>
-        <w:sdtEndPr/>
         <w:sdtContent>
           <w:r>
             <w:rPr>
-              <w:rStyle w:val="ae"/>
+              <w:rStyle w:val="PlaceholderText"/>
             </w:rPr>
             <w:t>Место для ввода текста.</w:t>
           </w:r>
@@ -4520,7 +4178,7 @@
     </w:p>
     <w:p>
       <w:pPr>
-        <w:pStyle w:val="a3"/>
+        <w:pStyle w:val="BodyText"/>
         <w:ind w:right="0" w:firstLine="426"/>
         <w:rPr>
           <w:sz w:val="18"/>
@@ -4572,7 +4230,7 @@
     </w:p>
     <w:p>
       <w:pPr>
-        <w:pStyle w:val="a3"/>
+        <w:pStyle w:val="BodyText"/>
         <w:ind w:right="0" w:firstLine="426"/>
         <w:rPr>
           <w:sz w:val="18"/>
@@ -4596,7 +4254,7 @@
     </w:p>
     <w:p>
       <w:pPr>
-        <w:pStyle w:val="a3"/>
+        <w:pStyle w:val="BodyText"/>
         <w:ind w:right="0" w:firstLine="426"/>
         <w:rPr>
           <w:sz w:val="18"/>
@@ -4630,7 +4288,7 @@
     </w:p>
     <w:p>
       <w:pPr>
-        <w:pStyle w:val="a3"/>
+        <w:pStyle w:val="BodyText"/>
         <w:ind w:right="0" w:firstLine="426"/>
         <w:rPr>
           <w:sz w:val="18"/>
@@ -4661,7 +4319,7 @@
     </w:p>
     <w:p>
       <w:pPr>
-        <w:pStyle w:val="a3"/>
+        <w:pStyle w:val="BodyText"/>
         <w:ind w:right="0" w:firstLine="426"/>
         <w:rPr>
           <w:b/>
@@ -4673,7 +4331,7 @@
     </w:p>
     <w:p>
       <w:pPr>
-        <w:pStyle w:val="a3"/>
+        <w:pStyle w:val="BodyText"/>
         <w:ind w:right="0" w:firstLine="426"/>
         <w:jc w:val="center"/>
         <w:rPr>
@@ -4695,7 +4353,7 @@
     </w:p>
     <w:p>
       <w:pPr>
-        <w:pStyle w:val="a3"/>
+        <w:pStyle w:val="BodyText"/>
         <w:ind w:right="0" w:firstLine="540"/>
         <w:rPr>
           <w:sz w:val="18"/>
@@ -4712,7 +4370,7 @@
     </w:p>
     <w:p>
       <w:pPr>
-        <w:pStyle w:val="a3"/>
+        <w:pStyle w:val="BodyText"/>
         <w:ind w:right="0" w:firstLine="540"/>
         <w:rPr>
           <w:sz w:val="18"/>
@@ -4730,7 +4388,7 @@
     </w:p>
     <w:p>
       <w:pPr>
-        <w:pStyle w:val="a3"/>
+        <w:pStyle w:val="BodyText"/>
         <w:ind w:right="0" w:firstLine="540"/>
         <w:rPr>
           <w:sz w:val="18"/>
@@ -4747,7 +4405,7 @@
     </w:p>
     <w:p>
       <w:pPr>
-        <w:pStyle w:val="a3"/>
+        <w:pStyle w:val="BodyText"/>
         <w:ind w:right="0" w:firstLine="540"/>
         <w:rPr>
           <w:b/>
@@ -4803,7 +4461,7 @@
     </w:p>
     <w:p>
       <w:pPr>
-        <w:pStyle w:val="a3"/>
+        <w:pStyle w:val="BodyText"/>
         <w:tabs>
           <w:tab w:val="left" w:pos="4065"/>
         </w:tabs>
@@ -4829,7 +4487,7 @@
     </w:p>
     <w:p>
       <w:pPr>
-        <w:pStyle w:val="20"/>
+        <w:pStyle w:val="BodyText2"/>
         <w:ind w:firstLine="720"/>
         <w:rPr>
           <w:sz w:val="18"/>
@@ -4875,7 +4533,7 @@
     </w:p>
     <w:p>
       <w:pPr>
-        <w:pStyle w:val="20"/>
+        <w:pStyle w:val="BodyText2"/>
         <w:ind w:firstLine="720"/>
         <w:rPr>
           <w:sz w:val="18"/>
@@ -4887,23 +4545,7 @@
           <w:sz w:val="18"/>
           <w:szCs w:val="18"/>
         </w:rPr>
-        <w:t xml:space="preserve">7.2. Обробці відповідно до законодавства України про захист персональних даних у базі персональних даних «Користувачі авторського права» підлягають наступні категорії персональних даних: адреса проживання (реєстрації), </w:t>
-      </w:r>
-      <w:proofErr w:type="spellStart"/>
-      <w:r>
-        <w:rPr>
-          <w:sz w:val="18"/>
-          <w:szCs w:val="18"/>
-        </w:rPr>
-        <w:t>резидентство</w:t>
-      </w:r>
-      <w:proofErr w:type="spellEnd"/>
-      <w:r>
-        <w:rPr>
-          <w:sz w:val="18"/>
-          <w:szCs w:val="18"/>
-        </w:rPr>
-        <w:t xml:space="preserve">, ідентифікаційний податковий номер, паспортні дані, банківські реквізити, контактні номери телефонів, </w:t>
+        <w:t xml:space="preserve">7.2. Обробці відповідно до законодавства України про захист персональних даних у базі персональних даних «Користувачі авторського права» підлягають наступні категорії персональних даних: адреса проживання (реєстрації), резидентство, ідентифікаційний податковий номер, паспортні дані, банківські реквізити, контактні номери телефонів, </w:t>
       </w:r>
       <w:r>
         <w:rPr>
@@ -4939,7 +4581,7 @@
     </w:p>
     <w:p>
       <w:pPr>
-        <w:pStyle w:val="20"/>
+        <w:pStyle w:val="BodyText2"/>
         <w:ind w:firstLine="720"/>
         <w:rPr>
           <w:sz w:val="18"/>
@@ -4957,7 +4599,7 @@
     </w:p>
     <w:p>
       <w:pPr>
-        <w:pStyle w:val="a3"/>
+        <w:pStyle w:val="BodyText"/>
         <w:tabs>
           <w:tab w:val="left" w:pos="4065"/>
         </w:tabs>
@@ -4983,7 +4625,7 @@
     </w:p>
     <w:p>
       <w:pPr>
-        <w:pStyle w:val="a3"/>
+        <w:pStyle w:val="BodyText"/>
         <w:ind w:right="0" w:firstLine="720"/>
         <w:rPr>
           <w:sz w:val="18"/>
@@ -5000,7 +4642,7 @@
     </w:p>
     <w:p>
       <w:pPr>
-        <w:pStyle w:val="a3"/>
+        <w:pStyle w:val="BodyText"/>
         <w:ind w:right="0"/>
         <w:rPr>
           <w:sz w:val="18"/>
@@ -5068,72 +4710,12 @@
           <w:szCs w:val="18"/>
           <w:shd w:val="clear" w:color="auto" w:fill="FFFFFF"/>
         </w:rPr>
-        <w:t>Якщо форма додатку, затвердженого (підписаного) Сторонами відповідно до даного Договору передбачає лише підпис уповноваженого(</w:t>
-      </w:r>
-      <w:proofErr w:type="spellStart"/>
-      <w:r>
-        <w:rPr>
-          <w:color w:val="222222"/>
-          <w:sz w:val="18"/>
-          <w:szCs w:val="18"/>
-          <w:shd w:val="clear" w:color="auto" w:fill="FFFFFF"/>
-        </w:rPr>
-        <w:t>их</w:t>
-      </w:r>
-      <w:proofErr w:type="spellEnd"/>
-      <w:r>
-        <w:rPr>
-          <w:color w:val="222222"/>
-          <w:sz w:val="18"/>
-          <w:szCs w:val="18"/>
-          <w:shd w:val="clear" w:color="auto" w:fill="FFFFFF"/>
-        </w:rPr>
-        <w:t>) представника(</w:t>
-      </w:r>
-      <w:proofErr w:type="spellStart"/>
-      <w:r>
-        <w:rPr>
-          <w:color w:val="222222"/>
-          <w:sz w:val="18"/>
-          <w:szCs w:val="18"/>
-          <w:shd w:val="clear" w:color="auto" w:fill="FFFFFF"/>
-        </w:rPr>
-        <w:t>ів</w:t>
-      </w:r>
-      <w:proofErr w:type="spellEnd"/>
-      <w:r>
-        <w:rPr>
-          <w:color w:val="222222"/>
-          <w:sz w:val="18"/>
-          <w:szCs w:val="18"/>
-          <w:shd w:val="clear" w:color="auto" w:fill="FFFFFF"/>
-        </w:rPr>
-        <w:t>) Користувача – такий додаток з заповненою Користувачем інформацією є чинним за умови підписання його уповноваженим(и) представником(</w:t>
-      </w:r>
-      <w:proofErr w:type="spellStart"/>
-      <w:r>
-        <w:rPr>
-          <w:color w:val="222222"/>
-          <w:sz w:val="18"/>
-          <w:szCs w:val="18"/>
-          <w:shd w:val="clear" w:color="auto" w:fill="FFFFFF"/>
-        </w:rPr>
-        <w:t>ами</w:t>
-      </w:r>
-      <w:proofErr w:type="spellEnd"/>
-      <w:r>
-        <w:rPr>
-          <w:color w:val="222222"/>
-          <w:sz w:val="18"/>
-          <w:szCs w:val="18"/>
-          <w:shd w:val="clear" w:color="auto" w:fill="FFFFFF"/>
-        </w:rPr>
-        <w:t>) Користувача.</w:t>
+        <w:t>Якщо форма додатку, затвердженого (підписаного) Сторонами відповідно до даного Договору передбачає лише підпис уповноваженого(их) представника(ів) Користувача – такий додаток з заповненою Користувачем інформацією є чинним за умови підписання його уповноваженим(и) представником(ами) Користувача.</w:t>
       </w:r>
     </w:p>
     <w:p>
       <w:pPr>
-        <w:pStyle w:val="a3"/>
+        <w:pStyle w:val="BodyText"/>
         <w:ind w:right="0" w:firstLine="720"/>
         <w:rPr>
           <w:sz w:val="18"/>
@@ -5159,30 +4741,14 @@
           <w:sz w:val="18"/>
           <w:szCs w:val="18"/>
         </w:rPr>
-        <w:t xml:space="preserve"> і (або) Звіті про використані музичні твори в рекламі, що публічно </w:t>
-      </w:r>
-      <w:proofErr w:type="spellStart"/>
-      <w:r>
-        <w:rPr>
-          <w:sz w:val="18"/>
-          <w:szCs w:val="18"/>
-        </w:rPr>
-        <w:t>сповіщ</w:t>
-      </w:r>
-      <w:r>
-        <w:rPr>
-          <w:sz w:val="18"/>
-          <w:szCs w:val="18"/>
-        </w:rPr>
-        <w:t>увалась</w:t>
-      </w:r>
-      <w:proofErr w:type="spellEnd"/>
-      <w:r>
-        <w:rPr>
-          <w:sz w:val="18"/>
-          <w:szCs w:val="18"/>
-        </w:rPr>
-        <w:t xml:space="preserve"> через мережу Інтернет</w:t>
+        <w:t xml:space="preserve"> і (або) Звіті про використані музичні твори в рекламі, що публічно сповіщ</w:t>
+      </w:r>
+      <w:r>
+        <w:rPr>
+          <w:sz w:val="18"/>
+          <w:szCs w:val="18"/>
+        </w:rPr>
+        <w:t>увалась через мережу Інтернет</w:t>
       </w:r>
       <w:r>
         <w:rPr>
@@ -5194,7 +4760,7 @@
     </w:p>
     <w:p>
       <w:pPr>
-        <w:pStyle w:val="a3"/>
+        <w:pStyle w:val="BodyText"/>
         <w:ind w:right="0" w:firstLine="720"/>
         <w:rPr>
           <w:sz w:val="18"/>
@@ -5225,7 +4791,7 @@
     </w:p>
     <w:p>
       <w:pPr>
-        <w:pStyle w:val="a3"/>
+        <w:pStyle w:val="BodyText"/>
         <w:ind w:right="0" w:firstLine="720"/>
         <w:rPr>
           <w:sz w:val="18"/>
@@ -5256,7 +4822,7 @@
     </w:p>
     <w:p>
       <w:pPr>
-        <w:pStyle w:val="a3"/>
+        <w:pStyle w:val="BodyText"/>
         <w:ind w:right="0" w:firstLine="720"/>
         <w:rPr>
           <w:sz w:val="18"/>
@@ -5340,7 +4906,7 @@
     </w:p>
     <w:p>
       <w:pPr>
-        <w:pStyle w:val="a3"/>
+        <w:pStyle w:val="BodyText"/>
         <w:ind w:right="0" w:firstLine="720"/>
         <w:rPr>
           <w:sz w:val="18"/>
@@ -5371,7 +4937,7 @@
     </w:p>
     <w:p>
       <w:pPr>
-        <w:pStyle w:val="a3"/>
+        <w:pStyle w:val="BodyText"/>
         <w:ind w:right="0" w:firstLine="720"/>
         <w:rPr>
           <w:sz w:val="18"/>
@@ -5411,23 +4977,7 @@
           <w:sz w:val="18"/>
           <w:szCs w:val="18"/>
         </w:rPr>
-        <w:t xml:space="preserve"> на вимогу автора або іншого правовласника може заборонити Користувачу публічно </w:t>
-      </w:r>
-      <w:proofErr w:type="spellStart"/>
-      <w:r>
-        <w:rPr>
-          <w:sz w:val="18"/>
-          <w:szCs w:val="18"/>
-        </w:rPr>
-        <w:t>сповіщувати</w:t>
-      </w:r>
-      <w:proofErr w:type="spellEnd"/>
-      <w:r>
-        <w:rPr>
-          <w:sz w:val="18"/>
-          <w:szCs w:val="18"/>
-        </w:rPr>
-        <w:t xml:space="preserve"> один або декілька конкретних творів зі свого </w:t>
+        <w:t xml:space="preserve"> на вимогу автора або іншого правовласника може заборонити Користувачу публічно сповіщувати один або декілька конкретних творів зі свого </w:t>
       </w:r>
       <w:r>
         <w:rPr>
@@ -5446,7 +4996,7 @@
     </w:p>
     <w:p>
       <w:pPr>
-        <w:pStyle w:val="a3"/>
+        <w:pStyle w:val="BodyText"/>
         <w:ind w:right="0" w:firstLine="720"/>
         <w:rPr>
           <w:sz w:val="18"/>
@@ -5505,7 +5055,7 @@
     </w:p>
     <w:p>
       <w:pPr>
-        <w:pStyle w:val="a3"/>
+        <w:pStyle w:val="BodyText"/>
         <w:spacing w:before="120" w:after="120"/>
         <w:ind w:right="0" w:firstLine="426"/>
         <w:jc w:val="center"/>
@@ -5573,7 +5123,7 @@
           </w:tcPr>
           <w:p>
             <w:pPr>
-              <w:pStyle w:val="a3"/>
+              <w:pStyle w:val="BodyText"/>
               <w:ind w:right="0" w:firstLine="426"/>
               <w:jc w:val="center"/>
               <w:rPr>
@@ -5637,7 +5187,7 @@
           </w:tcPr>
           <w:p>
             <w:pPr>
-              <w:pStyle w:val="a3"/>
+              <w:pStyle w:val="BodyText"/>
               <w:ind w:right="0" w:firstLine="426"/>
               <w:jc w:val="center"/>
               <w:rPr>
@@ -5770,19 +5320,19 @@
                 <w:sz w:val="20"/>
                 <w:szCs w:val="20"/>
               </w:rPr>
-              <w:t xml:space="preserve">04060, м. </w:t>
+              <w:t>04060, м. Київ,</w:t>
             </w:r>
-            <w:proofErr w:type="spellStart"/>
-            <w:r>
+          </w:p>
+          <w:p>
+            <w:pPr>
+              <w:ind w:left="180"/>
               <w:rPr>
                 <w:b w:val="0"/>
                 <w:bCs w:val="0"/>
                 <w:sz w:val="20"/>
                 <w:szCs w:val="20"/>
               </w:rPr>
-              <w:t>Київ</w:t>
-            </w:r>
-            <w:proofErr w:type="spellEnd"/>
+            </w:pPr>
             <w:r>
               <w:rPr>
                 <w:b w:val="0"/>
@@ -5790,20 +5340,18 @@
                 <w:sz w:val="20"/>
                 <w:szCs w:val="20"/>
               </w:rPr>
-              <w:t>,</w:t>
+              <w:t>вул. Вавілових, 15</w:t>
             </w:r>
-          </w:p>
-          <w:p>
-            <w:pPr>
-              <w:ind w:left="180"/>
+            <w:r>
               <w:rPr>
                 <w:b w:val="0"/>
                 <w:bCs w:val="0"/>
                 <w:sz w:val="20"/>
                 <w:szCs w:val="20"/>
-              </w:rPr>
-            </w:pPr>
-            <w:proofErr w:type="spellStart"/>
+                <w:lang w:val="uk-UA"/>
+              </w:rPr>
+              <w:t>-</w:t>
+            </w:r>
             <w:r>
               <w:rPr>
                 <w:b w:val="0"/>
@@ -5811,35 +5359,6 @@
                 <w:sz w:val="20"/>
                 <w:szCs w:val="20"/>
               </w:rPr>
-              <w:t>вул</w:t>
-            </w:r>
-            <w:proofErr w:type="spellEnd"/>
-            <w:r>
-              <w:rPr>
-                <w:b w:val="0"/>
-                <w:bCs w:val="0"/>
-                <w:sz w:val="20"/>
-                <w:szCs w:val="20"/>
-              </w:rPr>
-              <w:t>. Вавілових, 15</w:t>
-            </w:r>
-            <w:r>
-              <w:rPr>
-                <w:b w:val="0"/>
-                <w:bCs w:val="0"/>
-                <w:sz w:val="20"/>
-                <w:szCs w:val="20"/>
-                <w:lang w:val="uk-UA"/>
-              </w:rPr>
-              <w:t>-</w:t>
-            </w:r>
-            <w:r>
-              <w:rPr>
-                <w:b w:val="0"/>
-                <w:bCs w:val="0"/>
-                <w:sz w:val="20"/>
-                <w:szCs w:val="20"/>
-              </w:rPr>
               <w:t>А</w:t>
             </w:r>
           </w:p>
@@ -5852,7 +5371,6 @@
                 <w:szCs w:val="18"/>
               </w:rPr>
             </w:pPr>
-            <w:proofErr w:type="spellStart"/>
             <w:r>
               <w:rPr>
                 <w:b w:val="0"/>
@@ -5860,26 +5378,34 @@
                 <w:szCs w:val="18"/>
                 <w:lang w:val="uk-UA"/>
               </w:rPr>
-              <w:t>тел</w:t>
+              <w:t>тел.: (044) 223-60-40;</w:t>
             </w:r>
-            <w:proofErr w:type="spellEnd"/>
-            <w:r>
+          </w:p>
+          <w:p>
+            <w:pPr>
+              <w:ind w:left="180"/>
               <w:rPr>
                 <w:b w:val="0"/>
                 <w:sz w:val="18"/>
                 <w:szCs w:val="18"/>
-                <w:lang w:val="uk-UA"/>
-              </w:rPr>
-              <w:t>.: (044) 223-60-40;</w:t>
-            </w:r>
-          </w:p>
-          <w:p>
-            <w:pPr>
-              <w:ind w:left="180"/>
+              </w:rPr>
+            </w:pPr>
+            <w:r>
               <w:rPr>
                 <w:b w:val="0"/>
                 <w:sz w:val="18"/>
                 <w:szCs w:val="18"/>
+                <w:lang w:val="uk-UA"/>
+              </w:rPr>
+              <w:t>код ЄДРПОУ: 39939650;</w:t>
+            </w:r>
+          </w:p>
+          <w:p>
+            <w:pPr>
+              <w:ind w:left="201"/>
+              <w:rPr>
+                <w:sz w:val="19"/>
+                <w:szCs w:val="19"/>
               </w:rPr>
             </w:pPr>
             <w:r>
@@ -5889,17 +5415,8 @@
                 <w:szCs w:val="18"/>
                 <w:lang w:val="uk-UA"/>
               </w:rPr>
-              <w:t>код ЄДРПОУ: 39939650;</w:t>
+              <w:t xml:space="preserve">поточний рахунок: </w:t>
             </w:r>
-          </w:p>
-          <w:p>
-            <w:pPr>
-              <w:ind w:left="201"/>
-              <w:rPr>
-                <w:sz w:val="19"/>
-                <w:szCs w:val="19"/>
-              </w:rPr>
-            </w:pPr>
             <w:r>
               <w:rPr>
                 <w:b w:val="0"/>
@@ -5907,7 +5424,7 @@
                 <w:szCs w:val="18"/>
                 <w:lang w:val="uk-UA"/>
               </w:rPr>
-              <w:t xml:space="preserve">поточний рахунок: </w:t>
+              <w:br/>
             </w:r>
             <w:r>
               <w:rPr>
@@ -5916,76 +5433,94 @@
                 <w:szCs w:val="18"/>
                 <w:lang w:val="uk-UA"/>
               </w:rPr>
-              <w:br/>
+              <w:t>IBAN № UA</w:t>
             </w:r>
             <w:r>
+              <w:rPr>
+                <w:b w:val="0"/>
+                <w:sz w:val="19"/>
+                <w:szCs w:val="19"/>
+              </w:rPr>
+              <w:t>683052990000026004040115716</w:t>
+            </w:r>
+          </w:p>
+          <w:p>
+            <w:pPr>
+              <w:ind w:left="180"/>
+              <w:rPr>
+                <w:b w:val="0"/>
+                <w:sz w:val="20"/>
+                <w:szCs w:val="20"/>
+                <w:lang w:val="uk-UA"/>
+              </w:rPr>
+            </w:pPr>
+            <w:r>
+              <w:rPr>
+                <w:b w:val="0"/>
+                <w:sz w:val="20"/>
+                <w:szCs w:val="20"/>
+                <w:lang w:val="uk-UA"/>
+              </w:rPr>
+              <w:t xml:space="preserve">в АТ </w:t>
+            </w:r>
+            <w:r>
+              <w:rPr>
+                <w:b w:val="0"/>
+                <w:sz w:val="20"/>
+                <w:szCs w:val="20"/>
+              </w:rPr>
+              <w:t xml:space="preserve">КБ </w:t>
+            </w:r>
+            <w:r>
+              <w:rPr>
+                <w:b w:val="0"/>
+                <w:sz w:val="20"/>
+                <w:szCs w:val="20"/>
+                <w:lang w:val="uk-UA"/>
+              </w:rPr>
+              <w:t>«Приватбанк»;</w:t>
+            </w:r>
+          </w:p>
+          <w:p>
+            <w:pPr>
               <w:rPr>
                 <w:b w:val="0"/>
                 <w:sz w:val="18"/>
                 <w:szCs w:val="18"/>
-                <w:lang w:val="uk-UA"/>
-              </w:rPr>
-              <w:t>IBAN № UA</w:t>
-            </w:r>
+              </w:rPr>
+            </w:pPr>
             <w:r>
-              <w:rPr>
-                <w:b w:val="0"/>
-                <w:sz w:val="19"/>
-                <w:szCs w:val="19"/>
-              </w:rPr>
-              <w:t>683052990000026004040115716</w:t>
-            </w:r>
-          </w:p>
-          <w:p>
-            <w:pPr>
-              <w:ind w:left="180"/>
-              <w:rPr>
-                <w:b w:val="0"/>
-                <w:sz w:val="20"/>
-                <w:szCs w:val="20"/>
-                <w:lang w:val="uk-UA"/>
-              </w:rPr>
-            </w:pPr>
-            <w:r>
-              <w:rPr>
-                <w:b w:val="0"/>
-                <w:sz w:val="20"/>
-                <w:szCs w:val="20"/>
-                <w:lang w:val="uk-UA"/>
-              </w:rPr>
-              <w:t xml:space="preserve">в АТ </w:t>
-            </w:r>
-            <w:r>
-              <w:rPr>
-                <w:b w:val="0"/>
-                <w:sz w:val="20"/>
-                <w:szCs w:val="20"/>
-              </w:rPr>
-              <w:t xml:space="preserve">КБ </w:t>
-            </w:r>
-            <w:r>
-              <w:rPr>
-                <w:b w:val="0"/>
-                <w:sz w:val="20"/>
-                <w:szCs w:val="20"/>
-                <w:lang w:val="uk-UA"/>
-              </w:rPr>
-              <w:t>«Приватбанк»;</w:t>
-            </w:r>
-          </w:p>
-          <w:p>
-            <w:pPr>
               <w:rPr>
                 <w:b w:val="0"/>
                 <w:sz w:val="18"/>
                 <w:szCs w:val="18"/>
-              </w:rPr>
-            </w:pPr>
+                <w:lang w:val="uk-UA"/>
+              </w:rPr>
+              <w:t xml:space="preserve">    </w:t>
+            </w:r>
             <w:r>
               <w:rPr>
                 <w:b w:val="0"/>
                 <w:sz w:val="18"/>
                 <w:szCs w:val="18"/>
+              </w:rPr>
+              <w:t>Організація має статус неприбуткової за ознакою</w:t>
+            </w:r>
+          </w:p>
+          <w:p>
+            <w:pPr>
+              <w:rPr>
+                <w:b w:val="0"/>
+                <w:sz w:val="18"/>
+                <w:szCs w:val="18"/>
+                <w:lang w:val="uk-UA"/>
+              </w:rPr>
+            </w:pPr>
+            <w:r>
+              <w:rPr>
+                <w:b w:val="0"/>
+                <w:sz w:val="18"/>
+                <w:szCs w:val="18"/>
                 <w:lang w:val="uk-UA"/>
               </w:rPr>
               <w:t xml:space="preserve">    </w:t>
@@ -5996,114 +5531,31 @@
                 <w:sz w:val="18"/>
                 <w:szCs w:val="18"/>
               </w:rPr>
-              <w:t xml:space="preserve">Організація </w:t>
+              <w:t xml:space="preserve">неприбутковості </w:t>
             </w:r>
-            <w:proofErr w:type="spellStart"/>
             <w:r>
               <w:rPr>
                 <w:b w:val="0"/>
                 <w:sz w:val="18"/>
                 <w:szCs w:val="18"/>
-              </w:rPr>
-              <w:t>має</w:t>
+                <w:lang w:val="uk-UA"/>
+              </w:rPr>
+              <w:t>0032</w:t>
             </w:r>
-            <w:proofErr w:type="spellEnd"/>
-            <w:r>
-              <w:rPr>
-                <w:b w:val="0"/>
+          </w:p>
+          <w:p>
+            <w:pPr>
+              <w:ind w:left="180"/>
+              <w:rPr>
                 <w:sz w:val="18"/>
                 <w:szCs w:val="18"/>
-              </w:rPr>
-              <w:t xml:space="preserve"> статус </w:t>
-            </w:r>
-            <w:proofErr w:type="spellStart"/>
-            <w:r>
-              <w:rPr>
-                <w:b w:val="0"/>
-                <w:sz w:val="18"/>
-                <w:szCs w:val="18"/>
-              </w:rPr>
-              <w:t>неприбуткової</w:t>
-            </w:r>
-            <w:proofErr w:type="spellEnd"/>
-            <w:r>
-              <w:rPr>
-                <w:b w:val="0"/>
-                <w:sz w:val="18"/>
-                <w:szCs w:val="18"/>
-              </w:rPr>
-              <w:t xml:space="preserve"> за </w:t>
-            </w:r>
-            <w:proofErr w:type="spellStart"/>
-            <w:r>
-              <w:rPr>
-                <w:b w:val="0"/>
-                <w:sz w:val="18"/>
-                <w:szCs w:val="18"/>
-              </w:rPr>
-              <w:t>ознакою</w:t>
-            </w:r>
-            <w:proofErr w:type="spellEnd"/>
-          </w:p>
-          <w:p>
-            <w:pPr>
-              <w:rPr>
-                <w:b w:val="0"/>
-                <w:sz w:val="18"/>
-                <w:szCs w:val="18"/>
-                <w:lang w:val="uk-UA"/>
-              </w:rPr>
-            </w:pPr>
-            <w:r>
-              <w:rPr>
-                <w:b w:val="0"/>
-                <w:sz w:val="18"/>
-                <w:szCs w:val="18"/>
-                <w:lang w:val="uk-UA"/>
-              </w:rPr>
-              <w:t xml:space="preserve">    </w:t>
-            </w:r>
-            <w:proofErr w:type="spellStart"/>
-            <w:r>
-              <w:rPr>
-                <w:b w:val="0"/>
-                <w:sz w:val="18"/>
-                <w:szCs w:val="18"/>
-              </w:rPr>
-              <w:t>неприбутковості</w:t>
-            </w:r>
-            <w:proofErr w:type="spellEnd"/>
-            <w:r>
-              <w:rPr>
-                <w:b w:val="0"/>
-                <w:sz w:val="18"/>
-                <w:szCs w:val="18"/>
-              </w:rPr>
-              <w:t xml:space="preserve"> </w:t>
-            </w:r>
-            <w:r>
-              <w:rPr>
-                <w:b w:val="0"/>
-                <w:sz w:val="18"/>
-                <w:szCs w:val="18"/>
-                <w:lang w:val="uk-UA"/>
-              </w:rPr>
-              <w:t>0032</w:t>
-            </w:r>
-          </w:p>
-          <w:p>
-            <w:pPr>
-              <w:ind w:left="180"/>
-              <w:rPr>
-                <w:sz w:val="18"/>
-                <w:szCs w:val="18"/>
-                <w:lang w:val="uk-UA"/>
-              </w:rPr>
-            </w:pPr>
-          </w:p>
-          <w:p>
-            <w:pPr>
-              <w:pStyle w:val="a3"/>
+                <w:lang w:val="uk-UA"/>
+              </w:rPr>
+            </w:pPr>
+          </w:p>
+          <w:p>
+            <w:pPr>
+              <w:pStyle w:val="BodyText"/>
               <w:ind w:left="180" w:right="-1"/>
               <w:jc w:val="left"/>
               <w:rPr>
@@ -6116,7 +5568,7 @@
           </w:p>
           <w:p>
             <w:pPr>
-              <w:pStyle w:val="a3"/>
+              <w:pStyle w:val="BodyText"/>
               <w:ind w:left="180" w:right="-1"/>
               <w:jc w:val="left"/>
               <w:rPr>
@@ -6129,7 +5581,7 @@
           </w:p>
           <w:p>
             <w:pPr>
-              <w:pStyle w:val="a3"/>
+              <w:pStyle w:val="BodyText"/>
               <w:ind w:left="180" w:right="-1"/>
               <w:jc w:val="left"/>
               <w:rPr>
@@ -6142,7 +5594,7 @@
           </w:p>
           <w:p>
             <w:pPr>
-              <w:pStyle w:val="a3"/>
+              <w:pStyle w:val="BodyText"/>
               <w:ind w:left="180" w:right="-1"/>
               <w:jc w:val="left"/>
               <w:rPr>
@@ -6155,7 +5607,7 @@
           </w:p>
           <w:p>
             <w:pPr>
-              <w:pStyle w:val="a3"/>
+              <w:pStyle w:val="BodyText"/>
               <w:ind w:right="-1"/>
               <w:jc w:val="left"/>
               <w:rPr>
@@ -6168,7 +5620,7 @@
           </w:p>
           <w:p>
             <w:pPr>
-              <w:pStyle w:val="a3"/>
+              <w:pStyle w:val="BodyText"/>
               <w:ind w:right="-1"/>
               <w:jc w:val="left"/>
               <w:rPr>
@@ -6181,7 +5633,7 @@
           </w:p>
           <w:p>
             <w:pPr>
-              <w:pStyle w:val="a3"/>
+              <w:pStyle w:val="BodyText"/>
               <w:ind w:left="180" w:right="-1"/>
               <w:jc w:val="left"/>
               <w:rPr>
@@ -6231,7 +5683,7 @@
           </w:p>
           <w:p>
             <w:pPr>
-              <w:pStyle w:val="a3"/>
+              <w:pStyle w:val="BodyText"/>
               <w:ind w:right="0" w:firstLine="426"/>
               <w:jc w:val="left"/>
               <w:rPr>
@@ -6306,11 +5758,10 @@
                 <w15:appearance w15:val="tags"/>
                 <w:text/>
               </w:sdtPr>
-              <w:sdtEndPr/>
               <w:sdtContent>
                 <w:r>
                   <w:rPr>
-                    <w:rStyle w:val="ae"/>
+                    <w:rStyle w:val="PlaceholderText"/>
                   </w:rPr>
                   <w:t>Место для ввода текста.</w:t>
                 </w:r>
@@ -6371,11 +5822,10 @@
                 <w15:appearance w15:val="tags"/>
                 <w:text/>
               </w:sdtPr>
-              <w:sdtEndPr/>
               <w:sdtContent>
                 <w:r>
                   <w:rPr>
-                    <w:rStyle w:val="ae"/>
+                    <w:rStyle w:val="PlaceholderText"/>
                   </w:rPr>
                   <w:t>Место для ввода текста.</w:t>
                 </w:r>
@@ -6418,11 +5868,10 @@
                 <w15:appearance w15:val="tags"/>
                 <w:text/>
               </w:sdtPr>
-              <w:sdtEndPr/>
               <w:sdtContent>
                 <w:r>
                   <w:rPr>
-                    <w:rStyle w:val="ae"/>
+                    <w:rStyle w:val="PlaceholderText"/>
                   </w:rPr>
                   <w:t>Место для ввода текста.</w:t>
                 </w:r>
@@ -6466,11 +5915,10 @@
                 <w15:appearance w15:val="tags"/>
                 <w:text/>
               </w:sdtPr>
-              <w:sdtEndPr/>
               <w:sdtContent>
                 <w:r>
                   <w:rPr>
-                    <w:rStyle w:val="ae"/>
+                    <w:rStyle w:val="PlaceholderText"/>
                   </w:rPr>
                   <w:t>Место для ввода текста.</w:t>
                 </w:r>
@@ -6487,23 +5935,13 @@
                 <w:lang w:val="uk-UA"/>
               </w:rPr>
             </w:pPr>
-            <w:proofErr w:type="spellStart"/>
             <w:r>
               <w:rPr>
                 <w:sz w:val="18"/>
                 <w:szCs w:val="18"/>
                 <w:lang w:val="uk-UA"/>
               </w:rPr>
-              <w:t>Тел</w:t>
-            </w:r>
-            <w:proofErr w:type="spellEnd"/>
-            <w:r>
-              <w:rPr>
-                <w:sz w:val="18"/>
-                <w:szCs w:val="18"/>
-                <w:lang w:val="uk-UA"/>
-              </w:rPr>
-              <w:t xml:space="preserve">.: </w:t>
+              <w:t xml:space="preserve">Тел.: </w:t>
             </w:r>
             <w:sdt>
               <w:sdtPr>
@@ -6523,11 +5961,10 @@
                 <w15:appearance w15:val="tags"/>
                 <w:text/>
               </w:sdtPr>
-              <w:sdtEndPr/>
               <w:sdtContent>
                 <w:r>
                   <w:rPr>
-                    <w:rStyle w:val="ae"/>
+                    <w:rStyle w:val="PlaceholderText"/>
                   </w:rPr>
                   <w:t>Место для ввода текста.</w:t>
                 </w:r>
@@ -6590,11 +6027,10 @@
                 <w15:appearance w15:val="tags"/>
                 <w:text/>
               </w:sdtPr>
-              <w:sdtEndPr/>
               <w:sdtContent>
                 <w:r>
                   <w:rPr>
-                    <w:rStyle w:val="ae"/>
+                    <w:rStyle w:val="PlaceholderText"/>
                   </w:rPr>
                   <w:t>Место для ввода текста.</w:t>
                 </w:r>
@@ -6654,11 +6090,10 @@
                 <w15:appearance w15:val="tags"/>
                 <w:text/>
               </w:sdtPr>
-              <w:sdtEndPr/>
               <w:sdtContent>
                 <w:r>
                   <w:rPr>
-                    <w:rStyle w:val="ae"/>
+                    <w:rStyle w:val="PlaceholderText"/>
                     <w:sz w:val="18"/>
                     <w:szCs w:val="18"/>
                   </w:rPr>
@@ -6704,11 +6139,10 @@
                 <w15:appearance w15:val="tags"/>
                 <w:text/>
               </w:sdtPr>
-              <w:sdtEndPr/>
               <w:sdtContent>
                 <w:r>
                   <w:rPr>
-                    <w:rStyle w:val="ae"/>
+                    <w:rStyle w:val="PlaceholderText"/>
                   </w:rPr>
                   <w:t>Место для ввода текста.</w:t>
                 </w:r>
@@ -6752,11 +6186,10 @@
                 <w15:appearance w15:val="tags"/>
                 <w:text/>
               </w:sdtPr>
-              <w:sdtEndPr/>
               <w:sdtContent>
                 <w:r>
                   <w:rPr>
-                    <w:rStyle w:val="ae"/>
+                    <w:rStyle w:val="PlaceholderText"/>
                   </w:rPr>
                   <w:t>Место для ввода текста.</w:t>
                 </w:r>
@@ -6800,11 +6233,10 @@
                 <w15:appearance w15:val="tags"/>
                 <w:text/>
               </w:sdtPr>
-              <w:sdtEndPr/>
               <w:sdtContent>
                 <w:r>
                   <w:rPr>
-                    <w:rStyle w:val="ae"/>
+                    <w:rStyle w:val="PlaceholderText"/>
                     <w:lang w:val="uk-UA"/>
                   </w:rPr>
                   <w:t>Место для ввода текста.</w:t>
@@ -6847,11 +6279,10 @@
                 <w15:appearance w15:val="tags"/>
                 <w:text/>
               </w:sdtPr>
-              <w:sdtEndPr/>
               <w:sdtContent>
                 <w:r>
                   <w:rPr>
-                    <w:rStyle w:val="ae"/>
+                    <w:rStyle w:val="PlaceholderText"/>
                     <w:lang w:val="uk-UA"/>
                   </w:rPr>
                   <w:t>Место для ввода текста.</w:t>
@@ -6920,11 +6351,10 @@
                 <w15:appearance w15:val="tags"/>
                 <w:text/>
               </w:sdtPr>
-              <w:sdtEndPr/>
               <w:sdtContent>
                 <w:r>
                   <w:rPr>
-                    <w:rStyle w:val="ae"/>
+                    <w:rStyle w:val="PlaceholderText"/>
                     <w:lang w:val="uk-UA"/>
                   </w:rPr>
                   <w:t>Место для ввода текста.</w:t>
@@ -6969,11 +6399,10 @@
                 <w15:appearance w15:val="tags"/>
                 <w:text/>
               </w:sdtPr>
-              <w:sdtEndPr/>
               <w:sdtContent>
                 <w:r>
                   <w:rPr>
-                    <w:rStyle w:val="ae"/>
+                    <w:rStyle w:val="PlaceholderText"/>
                   </w:rPr>
                   <w:t>Место для ввода текста.</w:t>
                 </w:r>
@@ -7032,7 +6461,7 @@
           </w:p>
           <w:tbl>
             <w:tblPr>
-              <w:tblStyle w:val="aa"/>
+              <w:tblStyle w:val="TableGrid"/>
               <w:tblW w:w="0" w:type="auto"/>
               <w:tblBorders>
                 <w:top w:val="none" w:sz="0" w:space="0" w:color="auto"/>
@@ -7112,41 +6541,13 @@
                     </w:rPr>
                     <w:t xml:space="preserve">    </w:t>
                   </w:r>
-                  <w:proofErr w:type="spellStart"/>
                   <w:r>
                     <w:rPr>
                       <w:sz w:val="18"/>
                       <w:szCs w:val="18"/>
                       <w:vertAlign w:val="superscript"/>
                     </w:rPr>
-                    <w:t>м.п</w:t>
-                  </w:r>
-                  <w:proofErr w:type="spellEnd"/>
-                  <w:r>
-                    <w:rPr>
-                      <w:sz w:val="18"/>
-                      <w:szCs w:val="18"/>
-                      <w:vertAlign w:val="superscript"/>
-                    </w:rPr>
-                    <w:t>.           (</w:t>
-                  </w:r>
-                  <w:proofErr w:type="spellStart"/>
-                  <w:r>
-                    <w:rPr>
-                      <w:sz w:val="18"/>
-                      <w:szCs w:val="18"/>
-                      <w:vertAlign w:val="superscript"/>
-                    </w:rPr>
-                    <w:t>підпис</w:t>
-                  </w:r>
-                  <w:proofErr w:type="spellEnd"/>
-                  <w:r>
-                    <w:rPr>
-                      <w:sz w:val="18"/>
-                      <w:szCs w:val="18"/>
-                      <w:vertAlign w:val="superscript"/>
-                    </w:rPr>
-                    <w:t xml:space="preserve">)                   </w:t>
+                    <w:t xml:space="preserve">м.п.           (підпис)                   </w:t>
                   </w:r>
                 </w:p>
               </w:tc>
@@ -7195,11 +6596,10 @@
                       <w15:appearance w15:val="tags"/>
                       <w:text/>
                     </w:sdtPr>
-                    <w:sdtEndPr/>
                     <w:sdtContent>
                       <w:r>
                         <w:rPr>
-                          <w:rStyle w:val="ae"/>
+                          <w:rStyle w:val="PlaceholderText"/>
                         </w:rPr>
                         <w:t>Место для ввода текста.</w:t>
                       </w:r>
@@ -7219,7 +6619,7 @@
           </w:tbl>
           <w:p>
             <w:pPr>
-              <w:pStyle w:val="a3"/>
+              <w:pStyle w:val="BodyText"/>
               <w:ind w:right="0" w:firstLine="426"/>
               <w:rPr>
                 <w:sz w:val="18"/>
@@ -7247,7 +6647,7 @@
           </w:tcPr>
           <w:p>
             <w:pPr>
-              <w:pStyle w:val="22"/>
+              <w:pStyle w:val="BodyTextIndent2"/>
               <w:spacing w:after="0" w:line="240" w:lineRule="auto"/>
               <w:ind w:left="0" w:firstLine="426"/>
               <w:rPr>
@@ -7257,7 +6657,6 @@
                 <w:szCs w:val="16"/>
               </w:rPr>
             </w:pPr>
-            <w:proofErr w:type="spellStart"/>
             <w:r>
               <w:rPr>
                 <w:b w:val="0"/>
@@ -7266,17 +6665,17 @@
                 <w:szCs w:val="16"/>
               </w:rPr>
               <w:lastRenderedPageBreak/>
-              <w:t>Супроводження</w:t>
+              <w:t xml:space="preserve">Супроводження </w:t>
             </w:r>
-            <w:proofErr w:type="spellEnd"/>
             <w:r>
               <w:rPr>
                 <w:b w:val="0"/>
                 <w:bCs w:val="0"/>
                 <w:sz w:val="16"/>
                 <w:szCs w:val="16"/>
-              </w:rPr>
-              <w:t xml:space="preserve"> </w:t>
+                <w:lang w:val="uk-UA"/>
+              </w:rPr>
+              <w:t>Д</w:t>
             </w:r>
             <w:r>
               <w:rPr>
@@ -7284,20 +6683,22 @@
                 <w:bCs w:val="0"/>
                 <w:sz w:val="16"/>
                 <w:szCs w:val="16"/>
-                <w:lang w:val="uk-UA"/>
-              </w:rPr>
-              <w:t>Д</w:t>
+              </w:rPr>
+              <w:t xml:space="preserve">оговору здійснює: </w:t>
             </w:r>
-            <w:r>
+          </w:p>
+          <w:p>
+            <w:pPr>
+              <w:pStyle w:val="BodyTextIndent2"/>
+              <w:spacing w:after="0" w:line="240" w:lineRule="auto"/>
+              <w:ind w:left="0" w:firstLine="426"/>
               <w:rPr>
                 <w:b w:val="0"/>
                 <w:bCs w:val="0"/>
                 <w:sz w:val="16"/>
                 <w:szCs w:val="16"/>
               </w:rPr>
-              <w:t xml:space="preserve">оговору </w:t>
-            </w:r>
-            <w:proofErr w:type="spellStart"/>
+            </w:pPr>
             <w:r>
               <w:rPr>
                 <w:b w:val="0"/>
@@ -7305,9 +6706,8 @@
                 <w:sz w:val="16"/>
                 <w:szCs w:val="16"/>
               </w:rPr>
-              <w:t>здійснює</w:t>
+              <w:t xml:space="preserve">Від </w:t>
             </w:r>
-            <w:proofErr w:type="spellEnd"/>
             <w:r>
               <w:rPr>
                 <w:b w:val="0"/>
@@ -7315,40 +6715,40 @@
                 <w:sz w:val="16"/>
                 <w:szCs w:val="16"/>
               </w:rPr>
-              <w:t xml:space="preserve">: </w:t>
+              <w:t>ГО УААСП</w:t>
             </w:r>
-          </w:p>
-          <w:p>
-            <w:pPr>
-              <w:pStyle w:val="22"/>
-              <w:spacing w:after="0" w:line="240" w:lineRule="auto"/>
-              <w:ind w:left="0" w:firstLine="426"/>
+            <w:r>
               <w:rPr>
                 <w:b w:val="0"/>
                 <w:bCs w:val="0"/>
                 <w:sz w:val="16"/>
                 <w:szCs w:val="16"/>
               </w:rPr>
-            </w:pPr>
-            <w:proofErr w:type="spellStart"/>
-            <w:r>
+              <w:t xml:space="preserve">: </w:t>
+            </w:r>
+          </w:p>
+          <w:p>
+            <w:pPr>
+              <w:pStyle w:val="Footer"/>
+              <w:ind w:right="360" w:firstLine="426"/>
+              <w:jc w:val="both"/>
               <w:rPr>
                 <w:b w:val="0"/>
                 <w:bCs w:val="0"/>
                 <w:sz w:val="16"/>
                 <w:szCs w:val="16"/>
-              </w:rPr>
-              <w:t>Від</w:t>
-            </w:r>
-            <w:proofErr w:type="spellEnd"/>
+                <w:lang w:val="uk-UA"/>
+              </w:rPr>
+            </w:pPr>
             <w:r>
               <w:rPr>
                 <w:b w:val="0"/>
                 <w:bCs w:val="0"/>
                 <w:sz w:val="16"/>
                 <w:szCs w:val="16"/>
-              </w:rPr>
-              <w:t xml:space="preserve"> </w:t>
+                <w:lang w:val="uk-UA"/>
+              </w:rPr>
+              <w:t xml:space="preserve">      </w:t>
             </w:r>
             <w:r>
               <w:rPr>
@@ -7356,8 +6756,9 @@
                 <w:bCs w:val="0"/>
                 <w:sz w:val="16"/>
                 <w:szCs w:val="16"/>
-              </w:rPr>
-              <w:t>ГО УААСП</w:t>
+                <w:lang w:val="uk-UA"/>
+              </w:rPr>
+              <w:t xml:space="preserve">П.І.Б. </w:t>
             </w:r>
             <w:r>
               <w:rPr>
@@ -7365,15 +6766,11 @@
                 <w:bCs w:val="0"/>
                 <w:sz w:val="16"/>
                 <w:szCs w:val="16"/>
-              </w:rPr>
-              <w:t xml:space="preserve">: </w:t>
+                <w:lang w:val="uk-UA"/>
+              </w:rPr>
+              <w:t xml:space="preserve"> </w:t>
             </w:r>
-          </w:p>
-          <w:p>
-            <w:pPr>
-              <w:pStyle w:val="a6"/>
-              <w:ind w:right="360" w:firstLine="426"/>
-              <w:jc w:val="both"/>
+            <w:r>
               <w:rPr>
                 <w:b w:val="0"/>
                 <w:bCs w:val="0"/>
@@ -7381,8 +6778,14 @@
                 <w:szCs w:val="16"/>
                 <w:lang w:val="uk-UA"/>
               </w:rPr>
-            </w:pPr>
-            <w:r>
+              <w:t>______________________________</w:t>
+            </w:r>
+          </w:p>
+          <w:p>
+            <w:pPr>
+              <w:pStyle w:val="Footer"/>
+              <w:ind w:right="360" w:firstLine="426"/>
+              <w:jc w:val="both"/>
               <w:rPr>
                 <w:b w:val="0"/>
                 <w:bCs w:val="0"/>
@@ -7390,8 +6793,7 @@
                 <w:szCs w:val="16"/>
                 <w:lang w:val="uk-UA"/>
               </w:rPr>
-              <w:t xml:space="preserve">      </w:t>
-            </w:r>
+            </w:pPr>
             <w:r>
               <w:rPr>
                 <w:b w:val="0"/>
@@ -7400,7 +6802,7 @@
                 <w:szCs w:val="16"/>
                 <w:lang w:val="uk-UA"/>
               </w:rPr>
-              <w:t xml:space="preserve">П.І.Б. </w:t>
+              <w:t xml:space="preserve">      </w:t>
             </w:r>
             <w:r>
               <w:rPr>
@@ -7410,7 +6812,7 @@
                 <w:szCs w:val="16"/>
                 <w:lang w:val="uk-UA"/>
               </w:rPr>
-              <w:t xml:space="preserve"> </w:t>
+              <w:t xml:space="preserve">тел.: </w:t>
             </w:r>
             <w:r>
               <w:rPr>
@@ -7418,16 +6820,10 @@
                 <w:bCs w:val="0"/>
                 <w:sz w:val="16"/>
                 <w:szCs w:val="16"/>
-                <w:lang w:val="uk-UA"/>
-              </w:rPr>
-              <w:t>______________________________</w:t>
+              </w:rPr>
+              <w:t xml:space="preserve"> </w:t>
             </w:r>
-          </w:p>
-          <w:p>
-            <w:pPr>
-              <w:pStyle w:val="a6"/>
-              <w:ind w:right="360" w:firstLine="426"/>
-              <w:jc w:val="both"/>
+            <w:r>
               <w:rPr>
                 <w:b w:val="0"/>
                 <w:bCs w:val="0"/>
@@ -7435,8 +6831,14 @@
                 <w:szCs w:val="16"/>
                 <w:lang w:val="uk-UA"/>
               </w:rPr>
-            </w:pPr>
-            <w:r>
+              <w:t>________________________________</w:t>
+            </w:r>
+          </w:p>
+          <w:p>
+            <w:pPr>
+              <w:pStyle w:val="Footer"/>
+              <w:ind w:right="360" w:firstLine="426"/>
+              <w:jc w:val="both"/>
               <w:rPr>
                 <w:b w:val="0"/>
                 <w:bCs w:val="0"/>
@@ -7444,9 +6846,7 @@
                 <w:szCs w:val="16"/>
                 <w:lang w:val="uk-UA"/>
               </w:rPr>
-              <w:t xml:space="preserve">      </w:t>
-            </w:r>
-            <w:proofErr w:type="spellStart"/>
+            </w:pPr>
             <w:r>
               <w:rPr>
                 <w:b w:val="0"/>
@@ -7455,9 +6855,8 @@
                 <w:szCs w:val="16"/>
                 <w:lang w:val="uk-UA"/>
               </w:rPr>
-              <w:t>тел</w:t>
+              <w:t xml:space="preserve">      </w:t>
             </w:r>
-            <w:proofErr w:type="spellEnd"/>
             <w:r>
               <w:rPr>
                 <w:b w:val="0"/>
@@ -7466,17 +6865,22 @@
                 <w:szCs w:val="16"/>
                 <w:lang w:val="uk-UA"/>
               </w:rPr>
-              <w:t xml:space="preserve">.: </w:t>
+              <w:t xml:space="preserve">Інспектор/Представник: </w:t>
             </w:r>
-            <w:r>
+          </w:p>
+          <w:p>
+            <w:pPr>
+              <w:pStyle w:val="Footer"/>
+              <w:ind w:right="360" w:firstLine="426"/>
+              <w:jc w:val="both"/>
               <w:rPr>
                 <w:b w:val="0"/>
                 <w:bCs w:val="0"/>
                 <w:sz w:val="16"/>
                 <w:szCs w:val="16"/>
-              </w:rPr>
-              <w:t xml:space="preserve"> </w:t>
-            </w:r>
+                <w:lang w:val="uk-UA"/>
+              </w:rPr>
+            </w:pPr>
             <w:r>
               <w:rPr>
                 <w:b w:val="0"/>
@@ -7485,14 +6889,9 @@
                 <w:szCs w:val="16"/>
                 <w:lang w:val="uk-UA"/>
               </w:rPr>
-              <w:t>________________________________</w:t>
+              <w:t xml:space="preserve">      </w:t>
             </w:r>
-          </w:p>
-          <w:p>
-            <w:pPr>
-              <w:pStyle w:val="a6"/>
-              <w:ind w:right="360" w:firstLine="426"/>
-              <w:jc w:val="both"/>
+            <w:r>
               <w:rPr>
                 <w:b w:val="0"/>
                 <w:bCs w:val="0"/>
@@ -7500,16 +6899,16 @@
                 <w:szCs w:val="16"/>
                 <w:lang w:val="uk-UA"/>
               </w:rPr>
-            </w:pPr>
+              <w:t>П.І.Б. ______</w:t>
+            </w:r>
             <w:r>
               <w:rPr>
                 <w:b w:val="0"/>
                 <w:bCs w:val="0"/>
                 <w:sz w:val="16"/>
                 <w:szCs w:val="16"/>
-                <w:lang w:val="uk-UA"/>
-              </w:rPr>
-              <w:t xml:space="preserve">      </w:t>
+              </w:rPr>
+              <w:t>_</w:t>
             </w:r>
             <w:r>
               <w:rPr>
@@ -7519,22 +6918,17 @@
                 <w:szCs w:val="16"/>
                 <w:lang w:val="uk-UA"/>
               </w:rPr>
-              <w:t xml:space="preserve">Інспектор/Представник: </w:t>
+              <w:t>___</w:t>
             </w:r>
-          </w:p>
-          <w:p>
-            <w:pPr>
-              <w:pStyle w:val="a6"/>
-              <w:ind w:right="360" w:firstLine="426"/>
-              <w:jc w:val="both"/>
+            <w:r>
               <w:rPr>
                 <w:b w:val="0"/>
                 <w:bCs w:val="0"/>
                 <w:sz w:val="16"/>
                 <w:szCs w:val="16"/>
-                <w:lang w:val="uk-UA"/>
-              </w:rPr>
-            </w:pPr>
+              </w:rPr>
+              <w:t>_</w:t>
+            </w:r>
             <w:r>
               <w:rPr>
                 <w:b w:val="0"/>
@@ -7543,60 +6937,12 @@
                 <w:szCs w:val="16"/>
                 <w:lang w:val="uk-UA"/>
               </w:rPr>
-              <w:t xml:space="preserve">      </w:t>
-            </w:r>
-            <w:r>
-              <w:rPr>
-                <w:b w:val="0"/>
-                <w:bCs w:val="0"/>
-                <w:sz w:val="16"/>
-                <w:szCs w:val="16"/>
-                <w:lang w:val="uk-UA"/>
-              </w:rPr>
-              <w:t>П.І.Б. ______</w:t>
-            </w:r>
-            <w:r>
-              <w:rPr>
-                <w:b w:val="0"/>
-                <w:bCs w:val="0"/>
-                <w:sz w:val="16"/>
-                <w:szCs w:val="16"/>
-              </w:rPr>
-              <w:t>_</w:t>
-            </w:r>
-            <w:r>
-              <w:rPr>
-                <w:b w:val="0"/>
-                <w:bCs w:val="0"/>
-                <w:sz w:val="16"/>
-                <w:szCs w:val="16"/>
-                <w:lang w:val="uk-UA"/>
-              </w:rPr>
-              <w:t>___</w:t>
-            </w:r>
-            <w:r>
-              <w:rPr>
-                <w:b w:val="0"/>
-                <w:bCs w:val="0"/>
-                <w:sz w:val="16"/>
-                <w:szCs w:val="16"/>
-              </w:rPr>
-              <w:t>_</w:t>
-            </w:r>
-            <w:r>
-              <w:rPr>
-                <w:b w:val="0"/>
-                <w:bCs w:val="0"/>
-                <w:sz w:val="16"/>
-                <w:szCs w:val="16"/>
-                <w:lang w:val="uk-UA"/>
-              </w:rPr>
               <w:t>_____________________</w:t>
             </w:r>
           </w:p>
           <w:p>
             <w:pPr>
-              <w:pStyle w:val="a6"/>
+              <w:pStyle w:val="Footer"/>
               <w:ind w:right="360" w:firstLine="426"/>
               <w:rPr>
                 <w:b w:val="0"/>
@@ -7638,7 +6984,7 @@
           </w:tcPr>
           <w:p>
             <w:pPr>
-              <w:pStyle w:val="a6"/>
+              <w:pStyle w:val="Footer"/>
               <w:ind w:right="360" w:firstLine="426"/>
               <w:rPr>
                 <w:b w:val="0"/>
@@ -7726,11 +7072,10 @@
                 <w15:appearance w15:val="tags"/>
                 <w:text/>
               </w:sdtPr>
-              <w:sdtEndPr/>
               <w:sdtContent>
                 <w:r>
                   <w:rPr>
-                    <w:rStyle w:val="ae"/>
+                    <w:rStyle w:val="PlaceholderText"/>
                   </w:rPr>
                   <w:t>Место для ввода текста.</w:t>
                 </w:r>
@@ -7748,7 +7093,6 @@
                 <w:lang w:val="uk-UA"/>
               </w:rPr>
             </w:pPr>
-            <w:proofErr w:type="spellStart"/>
             <w:r>
               <w:rPr>
                 <w:rFonts w:eastAsia="Calibri"/>
@@ -7758,19 +7102,7 @@
                 <w:szCs w:val="16"/>
                 <w:lang w:val="uk-UA" w:eastAsia="en-US"/>
               </w:rPr>
-              <w:t>тел</w:t>
-            </w:r>
-            <w:proofErr w:type="spellEnd"/>
-            <w:r>
-              <w:rPr>
-                <w:rFonts w:eastAsia="Calibri"/>
-                <w:b w:val="0"/>
-                <w:bCs w:val="0"/>
-                <w:sz w:val="16"/>
-                <w:szCs w:val="16"/>
-                <w:lang w:val="uk-UA" w:eastAsia="en-US"/>
-              </w:rPr>
-              <w:t>.:</w:t>
+              <w:t>тел.:</w:t>
             </w:r>
             <w:r>
               <w:rPr>
@@ -7802,11 +7134,10 @@
                 <w15:appearance w15:val="tags"/>
                 <w:text/>
               </w:sdtPr>
-              <w:sdtEndPr/>
               <w:sdtContent>
                 <w:r>
                   <w:rPr>
-                    <w:rStyle w:val="ae"/>
+                    <w:rStyle w:val="PlaceholderText"/>
                   </w:rPr>
                   <w:t>Место для ввода текста.</w:t>
                 </w:r>
@@ -7818,7 +7149,7 @@
     </w:tbl>
     <w:p>
       <w:pPr>
-        <w:pStyle w:val="a6"/>
+        <w:pStyle w:val="Footer"/>
         <w:ind w:right="360" w:firstLine="426"/>
         <w:rPr>
           <w:b w:val="0"/>
@@ -7842,7 +7173,7 @@
     </w:p>
     <w:p>
       <w:pPr>
-        <w:pStyle w:val="ab"/>
+        <w:pStyle w:val="Subtitle"/>
         <w:keepNext/>
         <w:pageBreakBefore/>
         <w:ind w:left="0" w:firstLine="426"/>
@@ -7859,7 +7190,7 @@
     </w:p>
     <w:p>
       <w:pPr>
-        <w:pStyle w:val="ab"/>
+        <w:pStyle w:val="Subtitle"/>
         <w:keepNext/>
         <w:pageBreakBefore/>
         <w:ind w:left="0" w:firstLine="426"/>
@@ -7924,7 +7255,7 @@
         <mc:AlternateContent>
           <mc:Choice Requires="wps">
             <w:drawing>
-              <wp:anchor distT="0" distB="0" distL="114300" distR="114300" simplePos="0" relativeHeight="251655680" behindDoc="0" locked="0" layoutInCell="1" allowOverlap="1">
+              <wp:anchor distT="0" distB="0" distL="114300" distR="114300" simplePos="0" relativeHeight="251655680" behindDoc="0" locked="0" layoutInCell="1" allowOverlap="1" wp14:anchorId="05CF6838" wp14:editId="00DDD8B5">
                 <wp:simplePos x="0" y="0"/>
                 <wp:positionH relativeFrom="column">
                   <wp:posOffset>789304</wp:posOffset>
@@ -7969,7 +7300,6 @@
                               <w:rPr>
                                 <w:sz w:val="24"/>
                                 <w:szCs w:val="24"/>
-                                <w:lang/>
                               </w:rPr>
                             </w:pPr>
                             <w:r>
@@ -8076,9 +7406,8 @@
           <w:szCs w:val="20"/>
           <w:lang w:val="uk-UA"/>
         </w:rPr>
-        <w:t xml:space="preserve">№ </w:t>
-      </w:r>
-      <w:proofErr w:type="spellStart"/>
+        <w:t>№ ТЕ</w:t>
+      </w:r>
       <w:r>
         <w:rPr>
           <w:rFonts w:ascii="Times New Roman CYR" w:hAnsi="Times New Roman CYR" w:cs="Times New Roman CYR"/>
@@ -8087,19 +7416,8 @@
           <w:szCs w:val="20"/>
           <w:lang w:val="uk-UA"/>
         </w:rPr>
-        <w:t>ТЕ</w:t>
-      </w:r>
-      <w:r>
-        <w:rPr>
-          <w:rFonts w:ascii="Times New Roman CYR" w:hAnsi="Times New Roman CYR" w:cs="Times New Roman CYR"/>
-          <w:b w:val="0"/>
-          <w:sz w:val="20"/>
-          <w:szCs w:val="20"/>
-          <w:lang w:val="uk-UA"/>
-        </w:rPr>
         <w:t>і</w:t>
       </w:r>
-      <w:proofErr w:type="spellEnd"/>
       <w:r>
         <w:rPr>
           <w:rFonts w:ascii="Times New Roman CYR" w:hAnsi="Times New Roman CYR" w:cs="Times New Roman CYR"/>
@@ -8198,7 +7516,7 @@
     </w:p>
     <w:p>
       <w:pPr>
-        <w:pStyle w:val="11"/>
+        <w:pStyle w:val="1"/>
         <w:ind w:firstLine="426"/>
         <w:rPr>
           <w:lang w:val="ru-RU"/>
@@ -8216,7 +7534,7 @@
     </w:p>
     <w:p>
       <w:pPr>
-        <w:pStyle w:val="11"/>
+        <w:pStyle w:val="1"/>
         <w:ind w:firstLine="426"/>
         <w:rPr>
           <w:sz w:val="20"/>
@@ -8435,43 +7753,31 @@
                 <w:lang w:val="uk-UA"/>
               </w:rPr>
             </w:pPr>
-            <w:proofErr w:type="spellStart"/>
             <w:r>
               <w:rPr>
                 <w:rFonts w:eastAsia="Times New Roman"/>
                 <w:sz w:val="23"/>
                 <w:szCs w:val="23"/>
               </w:rPr>
-              <w:t>Назва</w:t>
+              <w:t xml:space="preserve">Назва </w:t>
             </w:r>
-            <w:proofErr w:type="spellEnd"/>
             <w:r>
               <w:rPr>
                 <w:rFonts w:eastAsia="Times New Roman"/>
                 <w:sz w:val="23"/>
                 <w:szCs w:val="23"/>
-              </w:rPr>
-              <w:t xml:space="preserve"> </w:t>
+                <w:lang w:val="uk-UA"/>
+              </w:rPr>
+              <w:t xml:space="preserve">публічно сповіщеного </w:t>
             </w:r>
             <w:r>
               <w:rPr>
                 <w:rFonts w:eastAsia="Times New Roman"/>
                 <w:sz w:val="23"/>
                 <w:szCs w:val="23"/>
-                <w:lang w:val="uk-UA"/>
-              </w:rPr>
-              <w:t xml:space="preserve">публічно сповіщеного </w:t>
-            </w:r>
-            <w:proofErr w:type="spellStart"/>
-            <w:r>
-              <w:rPr>
-                <w:rFonts w:eastAsia="Times New Roman"/>
-                <w:sz w:val="23"/>
-                <w:szCs w:val="23"/>
               </w:rPr>
               <w:t>твору</w:t>
             </w:r>
-            <w:proofErr w:type="spellEnd"/>
             <w:r>
               <w:rPr>
                 <w:rFonts w:eastAsia="Times New Roman"/>
@@ -8507,23 +7813,13 @@
                 <w:lang w:val="uk-UA"/>
               </w:rPr>
             </w:pPr>
-            <w:proofErr w:type="spellStart"/>
             <w:r>
               <w:rPr>
                 <w:rFonts w:eastAsia="Times New Roman"/>
                 <w:sz w:val="23"/>
                 <w:szCs w:val="23"/>
               </w:rPr>
-              <w:t>Назва</w:t>
-            </w:r>
-            <w:proofErr w:type="spellEnd"/>
-            <w:r>
-              <w:rPr>
-                <w:rFonts w:eastAsia="Times New Roman"/>
-                <w:sz w:val="23"/>
-                <w:szCs w:val="23"/>
-              </w:rPr>
-              <w:t xml:space="preserve"> Передач</w:t>
+              <w:t>Назва Передач</w:t>
             </w:r>
             <w:r>
               <w:rPr>
@@ -8559,19 +7855,58 @@
                 <w:sz w:val="23"/>
                 <w:szCs w:val="23"/>
               </w:rPr>
-              <w:t xml:space="preserve">номер </w:t>
+              <w:t>номер випуску</w:t>
             </w:r>
-            <w:proofErr w:type="spellStart"/>
             <w:r>
               <w:rPr>
                 <w:rFonts w:eastAsia="Times New Roman"/>
                 <w:b w:val="0"/>
                 <w:sz w:val="23"/>
                 <w:szCs w:val="23"/>
-              </w:rPr>
-              <w:t>випуску</w:t>
+                <w:lang w:val="uk-UA"/>
+              </w:rPr>
+              <w:t>)</w:t>
             </w:r>
-            <w:proofErr w:type="spellEnd"/>
+            <w:r>
+              <w:rPr>
+                <w:rFonts w:eastAsia="Times New Roman"/>
+                <w:sz w:val="23"/>
+                <w:szCs w:val="23"/>
+                <w:lang w:val="uk-UA"/>
+              </w:rPr>
+              <w:t>,</w:t>
+            </w:r>
+          </w:p>
+          <w:p>
+            <w:pPr>
+              <w:autoSpaceDE/>
+              <w:autoSpaceDN/>
+              <w:ind w:firstLine="426"/>
+              <w:jc w:val="center"/>
+              <w:rPr>
+                <w:rFonts w:eastAsia="Times New Roman"/>
+                <w:sz w:val="23"/>
+                <w:szCs w:val="23"/>
+                <w:lang w:val="uk-UA"/>
+              </w:rPr>
+            </w:pPr>
+            <w:r>
+              <w:rPr>
+                <w:rFonts w:eastAsia="Times New Roman"/>
+                <w:sz w:val="23"/>
+                <w:szCs w:val="23"/>
+              </w:rPr>
+              <w:t>або назва аудіовізуального твору</w:t>
+            </w:r>
+            <w:r>
+              <w:rPr>
+                <w:rFonts w:eastAsia="Times New Roman"/>
+                <w:sz w:val="23"/>
+                <w:szCs w:val="23"/>
+                <w:lang w:val="uk-UA"/>
+              </w:rPr>
+              <w:t xml:space="preserve"> </w:t>
+            </w:r>
             <w:r>
               <w:rPr>
                 <w:rFonts w:eastAsia="Times New Roman"/>
@@ -8580,103 +7915,7 @@
                 <w:szCs w:val="23"/>
                 <w:lang w:val="uk-UA"/>
               </w:rPr>
-              <w:t>)</w:t>
-            </w:r>
-            <w:r>
-              <w:rPr>
-                <w:rFonts w:eastAsia="Times New Roman"/>
-                <w:sz w:val="23"/>
-                <w:szCs w:val="23"/>
-                <w:lang w:val="uk-UA"/>
-              </w:rPr>
-              <w:t>,</w:t>
-            </w:r>
-          </w:p>
-          <w:p>
-            <w:pPr>
-              <w:autoSpaceDE/>
-              <w:autoSpaceDN/>
-              <w:ind w:firstLine="426"/>
-              <w:jc w:val="center"/>
-              <w:rPr>
-                <w:rFonts w:eastAsia="Times New Roman"/>
-                <w:sz w:val="23"/>
-                <w:szCs w:val="23"/>
-                <w:lang w:val="uk-UA"/>
-              </w:rPr>
-            </w:pPr>
-            <w:proofErr w:type="spellStart"/>
-            <w:r>
-              <w:rPr>
-                <w:rFonts w:eastAsia="Times New Roman"/>
-                <w:sz w:val="23"/>
-                <w:szCs w:val="23"/>
-              </w:rPr>
-              <w:t>або</w:t>
-            </w:r>
-            <w:proofErr w:type="spellEnd"/>
-            <w:r>
-              <w:rPr>
-                <w:rFonts w:eastAsia="Times New Roman"/>
-                <w:sz w:val="23"/>
-                <w:szCs w:val="23"/>
-              </w:rPr>
-              <w:t xml:space="preserve"> </w:t>
-            </w:r>
-            <w:proofErr w:type="spellStart"/>
-            <w:r>
-              <w:rPr>
-                <w:rFonts w:eastAsia="Times New Roman"/>
-                <w:sz w:val="23"/>
-                <w:szCs w:val="23"/>
-              </w:rPr>
-              <w:t>назва</w:t>
-            </w:r>
-            <w:proofErr w:type="spellEnd"/>
-            <w:r>
-              <w:rPr>
-                <w:rFonts w:eastAsia="Times New Roman"/>
-                <w:sz w:val="23"/>
-                <w:szCs w:val="23"/>
-              </w:rPr>
-              <w:t xml:space="preserve"> </w:t>
-            </w:r>
-            <w:proofErr w:type="spellStart"/>
-            <w:r>
-              <w:rPr>
-                <w:rFonts w:eastAsia="Times New Roman"/>
-                <w:sz w:val="23"/>
-                <w:szCs w:val="23"/>
-              </w:rPr>
-              <w:t>аудіовізуального</w:t>
-            </w:r>
-            <w:proofErr w:type="spellEnd"/>
-            <w:r>
-              <w:rPr>
-                <w:rFonts w:eastAsia="Times New Roman"/>
-                <w:sz w:val="23"/>
-                <w:szCs w:val="23"/>
-              </w:rPr>
-              <w:t xml:space="preserve"> </w:t>
-            </w:r>
-            <w:proofErr w:type="spellStart"/>
-            <w:r>
-              <w:rPr>
-                <w:rFonts w:eastAsia="Times New Roman"/>
-                <w:sz w:val="23"/>
-                <w:szCs w:val="23"/>
-              </w:rPr>
-              <w:t>твору</w:t>
-            </w:r>
-            <w:proofErr w:type="spellEnd"/>
-            <w:r>
-              <w:rPr>
-                <w:rFonts w:eastAsia="Times New Roman"/>
-                <w:sz w:val="23"/>
-                <w:szCs w:val="23"/>
-                <w:lang w:val="uk-UA"/>
-              </w:rPr>
-              <w:t xml:space="preserve"> </w:t>
+              <w:t>(</w:t>
             </w:r>
             <w:r>
               <w:rPr>
@@ -8684,30 +7923,9 @@
                 <w:b w:val="0"/>
                 <w:sz w:val="23"/>
                 <w:szCs w:val="23"/>
-                <w:lang w:val="uk-UA"/>
-              </w:rPr>
-              <w:t>(</w:t>
+              </w:rPr>
+              <w:t>номер серії</w:t>
             </w:r>
-            <w:r>
-              <w:rPr>
-                <w:rFonts w:eastAsia="Times New Roman"/>
-                <w:b w:val="0"/>
-                <w:sz w:val="23"/>
-                <w:szCs w:val="23"/>
-              </w:rPr>
-              <w:t xml:space="preserve">номер </w:t>
-            </w:r>
-            <w:proofErr w:type="spellStart"/>
-            <w:r>
-              <w:rPr>
-                <w:rFonts w:eastAsia="Times New Roman"/>
-                <w:b w:val="0"/>
-                <w:sz w:val="23"/>
-                <w:szCs w:val="23"/>
-              </w:rPr>
-              <w:t>серії</w:t>
-            </w:r>
-            <w:proofErr w:type="spellEnd"/>
             <w:r>
               <w:rPr>
                 <w:rFonts w:eastAsia="Times New Roman"/>
@@ -8744,124 +7962,14 @@
                 <w:szCs w:val="23"/>
               </w:rPr>
             </w:pPr>
-            <w:proofErr w:type="spellStart"/>
             <w:r>
               <w:rPr>
                 <w:rFonts w:eastAsia="Times New Roman"/>
                 <w:sz w:val="23"/>
                 <w:szCs w:val="23"/>
               </w:rPr>
-              <w:t>Виконавець</w:t>
+              <w:t>Виконавець  - П.І.Б. виконавця (співвиконавців) або назва колективу виконавців</w:t>
             </w:r>
-            <w:proofErr w:type="spellEnd"/>
-            <w:r>
-              <w:rPr>
-                <w:rFonts w:eastAsia="Times New Roman"/>
-                <w:sz w:val="23"/>
-                <w:szCs w:val="23"/>
-              </w:rPr>
-              <w:t xml:space="preserve">  - П.І.Б. </w:t>
-            </w:r>
-            <w:proofErr w:type="spellStart"/>
-            <w:r>
-              <w:rPr>
-                <w:rFonts w:eastAsia="Times New Roman"/>
-                <w:sz w:val="23"/>
-                <w:szCs w:val="23"/>
-              </w:rPr>
-              <w:t>виконавця</w:t>
-            </w:r>
-            <w:proofErr w:type="spellEnd"/>
-            <w:r>
-              <w:rPr>
-                <w:rFonts w:eastAsia="Times New Roman"/>
-                <w:sz w:val="23"/>
-                <w:szCs w:val="23"/>
-              </w:rPr>
-              <w:t xml:space="preserve"> (</w:t>
-            </w:r>
-            <w:proofErr w:type="spellStart"/>
-            <w:r>
-              <w:rPr>
-                <w:rFonts w:eastAsia="Times New Roman"/>
-                <w:sz w:val="23"/>
-                <w:szCs w:val="23"/>
-              </w:rPr>
-              <w:t>співвиконавців</w:t>
-            </w:r>
-            <w:proofErr w:type="spellEnd"/>
-            <w:r>
-              <w:rPr>
-                <w:rFonts w:eastAsia="Times New Roman"/>
-                <w:sz w:val="23"/>
-                <w:szCs w:val="23"/>
-              </w:rPr>
-              <w:t xml:space="preserve">) </w:t>
-            </w:r>
-            <w:proofErr w:type="spellStart"/>
-            <w:r>
-              <w:rPr>
-                <w:rFonts w:eastAsia="Times New Roman"/>
-                <w:sz w:val="23"/>
-                <w:szCs w:val="23"/>
-              </w:rPr>
-              <w:t>або</w:t>
-            </w:r>
-            <w:proofErr w:type="spellEnd"/>
-            <w:r>
-              <w:rPr>
-                <w:rFonts w:eastAsia="Times New Roman"/>
-                <w:sz w:val="23"/>
-                <w:szCs w:val="23"/>
-              </w:rPr>
-              <w:t xml:space="preserve"> </w:t>
-            </w:r>
-            <w:proofErr w:type="spellStart"/>
-            <w:r>
-              <w:rPr>
-                <w:rFonts w:eastAsia="Times New Roman"/>
-                <w:sz w:val="23"/>
-                <w:szCs w:val="23"/>
-              </w:rPr>
-              <w:t>назва</w:t>
-            </w:r>
-            <w:proofErr w:type="spellEnd"/>
-            <w:r>
-              <w:rPr>
-                <w:rFonts w:eastAsia="Times New Roman"/>
-                <w:sz w:val="23"/>
-                <w:szCs w:val="23"/>
-              </w:rPr>
-              <w:t xml:space="preserve"> </w:t>
-            </w:r>
-            <w:proofErr w:type="spellStart"/>
-            <w:r>
-              <w:rPr>
-                <w:rFonts w:eastAsia="Times New Roman"/>
-                <w:sz w:val="23"/>
-                <w:szCs w:val="23"/>
-              </w:rPr>
-              <w:t>колективу</w:t>
-            </w:r>
-            <w:proofErr w:type="spellEnd"/>
-            <w:r>
-              <w:rPr>
-                <w:rFonts w:eastAsia="Times New Roman"/>
-                <w:sz w:val="23"/>
-                <w:szCs w:val="23"/>
-              </w:rPr>
-              <w:t xml:space="preserve"> </w:t>
-            </w:r>
-            <w:proofErr w:type="spellStart"/>
-            <w:r>
-              <w:rPr>
-                <w:rFonts w:eastAsia="Times New Roman"/>
-                <w:sz w:val="23"/>
-                <w:szCs w:val="23"/>
-              </w:rPr>
-              <w:t>виконавців</w:t>
-            </w:r>
-            <w:proofErr w:type="spellEnd"/>
           </w:p>
         </w:tc>
         <w:tc>
@@ -8894,25 +8002,7 @@
                 <w:sz w:val="23"/>
                 <w:szCs w:val="23"/>
               </w:rPr>
-              <w:t xml:space="preserve">Автор </w:t>
-            </w:r>
-            <w:proofErr w:type="spellStart"/>
-            <w:r>
-              <w:rPr>
-                <w:rFonts w:eastAsia="Times New Roman"/>
-                <w:sz w:val="23"/>
-                <w:szCs w:val="23"/>
-              </w:rPr>
-              <w:t>музики</w:t>
-            </w:r>
-            <w:proofErr w:type="spellEnd"/>
-            <w:r>
-              <w:rPr>
-                <w:rFonts w:eastAsia="Times New Roman"/>
-                <w:sz w:val="23"/>
-                <w:szCs w:val="23"/>
-              </w:rPr>
-              <w:t xml:space="preserve"> (П.І.Б.)</w:t>
+              <w:t>Автор музики (П.І.Б.)</w:t>
             </w:r>
           </w:p>
         </w:tc>
@@ -8975,52 +8065,14 @@
                 <w:lang w:val="uk-UA"/>
               </w:rPr>
             </w:pPr>
-            <w:proofErr w:type="spellStart"/>
             <w:r>
               <w:rPr>
                 <w:rFonts w:eastAsia="Times New Roman"/>
                 <w:sz w:val="23"/>
                 <w:szCs w:val="23"/>
               </w:rPr>
-              <w:t>Тривалість</w:t>
+              <w:t>Тривалість звучання твору</w:t>
             </w:r>
-            <w:proofErr w:type="spellEnd"/>
-            <w:r>
-              <w:rPr>
-                <w:rFonts w:eastAsia="Times New Roman"/>
-                <w:sz w:val="23"/>
-                <w:szCs w:val="23"/>
-              </w:rPr>
-              <w:t xml:space="preserve"> </w:t>
-            </w:r>
-            <w:proofErr w:type="spellStart"/>
-            <w:r>
-              <w:rPr>
-                <w:rFonts w:eastAsia="Times New Roman"/>
-                <w:sz w:val="23"/>
-                <w:szCs w:val="23"/>
-              </w:rPr>
-              <w:t>звучання</w:t>
-            </w:r>
-            <w:proofErr w:type="spellEnd"/>
-            <w:r>
-              <w:rPr>
-                <w:rFonts w:eastAsia="Times New Roman"/>
-                <w:sz w:val="23"/>
-                <w:szCs w:val="23"/>
-              </w:rPr>
-              <w:t xml:space="preserve"> </w:t>
-            </w:r>
-            <w:proofErr w:type="spellStart"/>
-            <w:r>
-              <w:rPr>
-                <w:rFonts w:eastAsia="Times New Roman"/>
-                <w:sz w:val="23"/>
-                <w:szCs w:val="23"/>
-              </w:rPr>
-              <w:t>твору</w:t>
-            </w:r>
-            <w:proofErr w:type="spellEnd"/>
           </w:p>
           <w:p>
             <w:pPr>
@@ -9053,39 +8105,16 @@
                 <w:szCs w:val="18"/>
                 <w:lang w:val="uk-UA"/>
               </w:rPr>
-              <w:t>год</w:t>
+              <w:t>год.:</w:t>
             </w:r>
-            <w:proofErr w:type="gramStart"/>
             <w:r>
               <w:rPr>
                 <w:rFonts w:ascii="Arial Narrow" w:eastAsia="Times New Roman" w:hAnsi="Arial Narrow"/>
                 <w:b w:val="0"/>
                 <w:sz w:val="18"/>
                 <w:szCs w:val="18"/>
-                <w:lang w:val="uk-UA"/>
-              </w:rPr>
-              <w:t>.:</w:t>
-            </w:r>
-            <w:proofErr w:type="spellStart"/>
-            <w:r>
-              <w:rPr>
-                <w:rFonts w:ascii="Arial Narrow" w:eastAsia="Times New Roman" w:hAnsi="Arial Narrow"/>
-                <w:b w:val="0"/>
-                <w:sz w:val="18"/>
-                <w:szCs w:val="18"/>
-              </w:rPr>
-              <w:t>хвил</w:t>
-            </w:r>
-            <w:proofErr w:type="spellEnd"/>
-            <w:proofErr w:type="gramEnd"/>
-            <w:r>
-              <w:rPr>
-                <w:rFonts w:ascii="Arial Narrow" w:eastAsia="Times New Roman" w:hAnsi="Arial Narrow"/>
-                <w:b w:val="0"/>
-                <w:sz w:val="18"/>
-                <w:szCs w:val="18"/>
-              </w:rPr>
-              <w:t>.</w:t>
+              </w:rPr>
+              <w:t>хвил.</w:t>
             </w:r>
             <w:r>
               <w:rPr>
@@ -9156,70 +8185,14 @@
                 <w:szCs w:val="23"/>
               </w:rPr>
             </w:pPr>
-            <w:proofErr w:type="spellStart"/>
             <w:r>
               <w:rPr>
                 <w:rFonts w:eastAsia="Times New Roman"/>
                 <w:sz w:val="23"/>
                 <w:szCs w:val="23"/>
               </w:rPr>
-              <w:t>Кількість</w:t>
+              <w:t>Кількість публічних сповіщень твору</w:t>
             </w:r>
-            <w:proofErr w:type="spellEnd"/>
-            <w:r>
-              <w:rPr>
-                <w:rFonts w:eastAsia="Times New Roman"/>
-                <w:sz w:val="23"/>
-                <w:szCs w:val="23"/>
-              </w:rPr>
-              <w:t xml:space="preserve"> </w:t>
-            </w:r>
-            <w:proofErr w:type="spellStart"/>
-            <w:r>
-              <w:rPr>
-                <w:rFonts w:eastAsia="Times New Roman"/>
-                <w:sz w:val="23"/>
-                <w:szCs w:val="23"/>
-              </w:rPr>
-              <w:t>публічних</w:t>
-            </w:r>
-            <w:proofErr w:type="spellEnd"/>
-            <w:r>
-              <w:rPr>
-                <w:rFonts w:eastAsia="Times New Roman"/>
-                <w:sz w:val="23"/>
-                <w:szCs w:val="23"/>
-              </w:rPr>
-              <w:t xml:space="preserve"> </w:t>
-            </w:r>
-            <w:proofErr w:type="spellStart"/>
-            <w:r>
-              <w:rPr>
-                <w:rFonts w:eastAsia="Times New Roman"/>
-                <w:sz w:val="23"/>
-                <w:szCs w:val="23"/>
-              </w:rPr>
-              <w:t>сповіщень</w:t>
-            </w:r>
-            <w:proofErr w:type="spellEnd"/>
-            <w:r>
-              <w:rPr>
-                <w:rFonts w:eastAsia="Times New Roman"/>
-                <w:sz w:val="23"/>
-                <w:szCs w:val="23"/>
-              </w:rPr>
-              <w:t xml:space="preserve"> </w:t>
-            </w:r>
-            <w:proofErr w:type="spellStart"/>
-            <w:r>
-              <w:rPr>
-                <w:rFonts w:eastAsia="Times New Roman"/>
-                <w:sz w:val="23"/>
-                <w:szCs w:val="23"/>
-              </w:rPr>
-              <w:t>твору</w:t>
-            </w:r>
-            <w:proofErr w:type="spellEnd"/>
           </w:p>
         </w:tc>
         <w:tc>
@@ -9246,7 +8219,6 @@
                 <w:lang w:val="uk-UA"/>
               </w:rPr>
             </w:pPr>
-            <w:proofErr w:type="spellStart"/>
             <w:r>
               <w:rPr>
                 <w:rFonts w:eastAsia="Times New Roman"/>
@@ -9255,67 +8227,16 @@
                 <w:sz w:val="23"/>
                 <w:szCs w:val="23"/>
               </w:rPr>
-              <w:t>Загальна</w:t>
+              <w:t>Загальна Тривалість</w:t>
             </w:r>
-            <w:proofErr w:type="spellEnd"/>
-            <w:r>
-              <w:rPr>
-                <w:rFonts w:eastAsia="Times New Roman"/>
-                <w:i/>
-                <w:iCs/>
-                <w:sz w:val="23"/>
-                <w:szCs w:val="23"/>
-              </w:rPr>
-              <w:t xml:space="preserve"> </w:t>
-            </w:r>
-            <w:proofErr w:type="spellStart"/>
-            <w:r>
-              <w:rPr>
-                <w:rFonts w:eastAsia="Times New Roman"/>
-                <w:i/>
-                <w:iCs/>
-                <w:sz w:val="23"/>
-                <w:szCs w:val="23"/>
-              </w:rPr>
-              <w:t>Тривалість</w:t>
-            </w:r>
-            <w:proofErr w:type="spellEnd"/>
             <w:r>
               <w:rPr>
                 <w:rFonts w:eastAsia="Times New Roman"/>
                 <w:sz w:val="23"/>
                 <w:szCs w:val="23"/>
               </w:rPr>
-              <w:t xml:space="preserve"> </w:t>
+              <w:t xml:space="preserve"> звучання твору</w:t>
             </w:r>
-            <w:proofErr w:type="spellStart"/>
-            <w:r>
-              <w:rPr>
-                <w:rFonts w:eastAsia="Times New Roman"/>
-                <w:sz w:val="23"/>
-                <w:szCs w:val="23"/>
-              </w:rPr>
-              <w:t>звучання</w:t>
-            </w:r>
-            <w:proofErr w:type="spellEnd"/>
-            <w:r>
-              <w:rPr>
-                <w:rFonts w:eastAsia="Times New Roman"/>
-                <w:sz w:val="23"/>
-                <w:szCs w:val="23"/>
-              </w:rPr>
-              <w:t xml:space="preserve"> </w:t>
-            </w:r>
-            <w:proofErr w:type="spellStart"/>
-            <w:r>
-              <w:rPr>
-                <w:rFonts w:eastAsia="Times New Roman"/>
-                <w:sz w:val="23"/>
-                <w:szCs w:val="23"/>
-              </w:rPr>
-              <w:t>твору</w:t>
-            </w:r>
-            <w:proofErr w:type="spellEnd"/>
           </w:p>
           <w:p>
             <w:pPr>
@@ -9348,39 +8269,16 @@
                 <w:szCs w:val="18"/>
                 <w:lang w:val="uk-UA"/>
               </w:rPr>
-              <w:t>год</w:t>
+              <w:t>год.:</w:t>
             </w:r>
-            <w:proofErr w:type="gramStart"/>
             <w:r>
               <w:rPr>
                 <w:rFonts w:ascii="Arial Narrow" w:eastAsia="Times New Roman" w:hAnsi="Arial Narrow"/>
                 <w:b w:val="0"/>
                 <w:sz w:val="18"/>
                 <w:szCs w:val="18"/>
-                <w:lang w:val="uk-UA"/>
-              </w:rPr>
-              <w:t>.:</w:t>
-            </w:r>
-            <w:proofErr w:type="spellStart"/>
-            <w:r>
-              <w:rPr>
-                <w:rFonts w:ascii="Arial Narrow" w:eastAsia="Times New Roman" w:hAnsi="Arial Narrow"/>
-                <w:b w:val="0"/>
-                <w:sz w:val="18"/>
-                <w:szCs w:val="18"/>
-              </w:rPr>
-              <w:t>хвил</w:t>
-            </w:r>
-            <w:proofErr w:type="spellEnd"/>
-            <w:proofErr w:type="gramEnd"/>
-            <w:r>
-              <w:rPr>
-                <w:rFonts w:ascii="Arial Narrow" w:eastAsia="Times New Roman" w:hAnsi="Arial Narrow"/>
-                <w:b w:val="0"/>
-                <w:sz w:val="18"/>
-                <w:szCs w:val="18"/>
-              </w:rPr>
-              <w:t>.</w:t>
+              </w:rPr>
+              <w:t>хвил.</w:t>
             </w:r>
             <w:r>
               <w:rPr>
@@ -9454,7 +8352,6 @@
                 <w:szCs w:val="23"/>
               </w:rPr>
             </w:pPr>
-            <w:proofErr w:type="spellStart"/>
             <w:r>
               <w:rPr>
                 <w:rFonts w:eastAsia="Times New Roman"/>
@@ -9462,69 +8359,8 @@
                 <w:sz w:val="23"/>
                 <w:szCs w:val="23"/>
               </w:rPr>
-              <w:t>Виробник</w:t>
+              <w:t>Виробник (рекламного ролику, аудіовізуального твору, тощо</w:t>
             </w:r>
-            <w:proofErr w:type="spellEnd"/>
-            <w:r>
-              <w:rPr>
-                <w:rFonts w:eastAsia="Times New Roman"/>
-                <w:iCs/>
-                <w:sz w:val="23"/>
-                <w:szCs w:val="23"/>
-              </w:rPr>
-              <w:t xml:space="preserve"> (рекламного ролику, </w:t>
-            </w:r>
-            <w:proofErr w:type="spellStart"/>
-            <w:r>
-              <w:rPr>
-                <w:rFonts w:eastAsia="Times New Roman"/>
-                <w:iCs/>
-                <w:sz w:val="23"/>
-                <w:szCs w:val="23"/>
-              </w:rPr>
-              <w:t>аудіовізуального</w:t>
-            </w:r>
-            <w:proofErr w:type="spellEnd"/>
-            <w:r>
-              <w:rPr>
-                <w:rFonts w:eastAsia="Times New Roman"/>
-                <w:iCs/>
-                <w:sz w:val="23"/>
-                <w:szCs w:val="23"/>
-              </w:rPr>
-              <w:t xml:space="preserve"> </w:t>
-            </w:r>
-            <w:proofErr w:type="spellStart"/>
-            <w:r>
-              <w:rPr>
-                <w:rFonts w:eastAsia="Times New Roman"/>
-                <w:iCs/>
-                <w:sz w:val="23"/>
-                <w:szCs w:val="23"/>
-              </w:rPr>
-              <w:t>твору</w:t>
-            </w:r>
-            <w:proofErr w:type="spellEnd"/>
-            <w:r>
-              <w:rPr>
-                <w:rFonts w:eastAsia="Times New Roman"/>
-                <w:iCs/>
-                <w:sz w:val="23"/>
-                <w:szCs w:val="23"/>
-              </w:rPr>
-              <w:t xml:space="preserve">, </w:t>
-            </w:r>
-            <w:proofErr w:type="spellStart"/>
-            <w:r>
-              <w:rPr>
-                <w:rFonts w:eastAsia="Times New Roman"/>
-                <w:iCs/>
-                <w:sz w:val="23"/>
-                <w:szCs w:val="23"/>
-              </w:rPr>
-              <w:t>тощо</w:t>
-            </w:r>
-            <w:proofErr w:type="spellEnd"/>
             <w:r>
               <w:rPr>
                 <w:rFonts w:eastAsia="Times New Roman"/>
@@ -11877,7 +10713,7 @@
         <mc:AlternateContent>
           <mc:Choice Requires="wps">
             <w:drawing>
-              <wp:anchor distT="0" distB="0" distL="114300" distR="114300" simplePos="0" relativeHeight="251654656" behindDoc="0" locked="0" layoutInCell="1" allowOverlap="1">
+              <wp:anchor distT="0" distB="0" distL="114300" distR="114300" simplePos="0" relativeHeight="251654656" behindDoc="0" locked="0" layoutInCell="1" allowOverlap="1" wp14:anchorId="59CF393F" wp14:editId="7DD40724">
                 <wp:simplePos x="0" y="0"/>
                 <wp:positionH relativeFrom="column">
                   <wp:posOffset>65405</wp:posOffset>
@@ -12126,9 +10962,8 @@
           <w:szCs w:val="20"/>
           <w:lang w:val="uk-UA"/>
         </w:rPr>
-        <w:t xml:space="preserve">№ </w:t>
-      </w:r>
-      <w:proofErr w:type="spellStart"/>
+        <w:t>№ ТЕ</w:t>
+      </w:r>
       <w:r>
         <w:rPr>
           <w:rFonts w:ascii="Times New Roman CYR" w:hAnsi="Times New Roman CYR" w:cs="Times New Roman CYR"/>
@@ -12137,19 +10972,8 @@
           <w:szCs w:val="20"/>
           <w:lang w:val="uk-UA"/>
         </w:rPr>
-        <w:t>ТЕ</w:t>
-      </w:r>
-      <w:r>
-        <w:rPr>
-          <w:rFonts w:ascii="Times New Roman CYR" w:hAnsi="Times New Roman CYR" w:cs="Times New Roman CYR"/>
-          <w:b w:val="0"/>
-          <w:sz w:val="20"/>
-          <w:szCs w:val="20"/>
-          <w:lang w:val="uk-UA"/>
-        </w:rPr>
         <w:t>і</w:t>
       </w:r>
-      <w:proofErr w:type="spellEnd"/>
       <w:r>
         <w:rPr>
           <w:rFonts w:ascii="Times New Roman CYR" w:hAnsi="Times New Roman CYR" w:cs="Times New Roman CYR"/>
@@ -12266,7 +11090,7 @@
     </w:p>
     <w:p>
       <w:pPr>
-        <w:pStyle w:val="a5"/>
+        <w:pStyle w:val="Header"/>
         <w:ind w:firstLine="426"/>
         <w:rPr>
           <w:sz w:val="20"/>
@@ -12277,7 +11101,7 @@
     </w:p>
     <w:p>
       <w:pPr>
-        <w:pStyle w:val="a3"/>
+        <w:pStyle w:val="BodyText"/>
         <w:ind w:firstLine="426"/>
         <w:jc w:val="center"/>
         <w:rPr>
@@ -12297,7 +11121,7 @@
         <mc:AlternateContent>
           <mc:Choice Requires="wps">
             <w:drawing>
-              <wp:anchor distT="0" distB="0" distL="114300" distR="114300" simplePos="0" relativeHeight="251660800" behindDoc="0" locked="0" layoutInCell="1" allowOverlap="1">
+              <wp:anchor distT="0" distB="0" distL="114300" distR="114300" simplePos="0" relativeHeight="251660800" behindDoc="0" locked="0" layoutInCell="1" allowOverlap="1" wp14:anchorId="4A22F2E7" wp14:editId="39CD6774">
                 <wp:simplePos x="0" y="0"/>
                 <wp:positionH relativeFrom="column">
                   <wp:posOffset>449579</wp:posOffset>
@@ -12342,7 +11166,6 @@
                               <w:rPr>
                                 <w:sz w:val="24"/>
                                 <w:szCs w:val="24"/>
-                                <w:lang/>
                               </w:rPr>
                             </w:pPr>
                             <w:r>
@@ -12449,7 +11272,7 @@
     </w:p>
     <w:p>
       <w:pPr>
-        <w:pStyle w:val="a3"/>
+        <w:pStyle w:val="BodyText"/>
         <w:ind w:firstLine="426"/>
         <w:jc w:val="center"/>
         <w:rPr>
@@ -12480,7 +11303,7 @@
     </w:p>
     <w:p>
       <w:pPr>
-        <w:pStyle w:val="a3"/>
+        <w:pStyle w:val="BodyText"/>
         <w:ind w:firstLine="426"/>
         <w:jc w:val="center"/>
         <w:rPr>
@@ -12534,7 +11357,6 @@
         </w:rPr>
         <w:t xml:space="preserve">№ </w:t>
       </w:r>
-      <w:proofErr w:type="spellStart"/>
       <w:r>
         <w:rPr>
           <w:rFonts w:ascii="Times New Roman CYR" w:hAnsi="Times New Roman CYR" w:cs="Times New Roman CYR"/>
@@ -12542,17 +11364,7 @@
           <w:sz w:val="24"/>
           <w:szCs w:val="24"/>
         </w:rPr>
-        <w:t>ТЕі</w:t>
-      </w:r>
-      <w:proofErr w:type="spellEnd"/>
-      <w:r>
-        <w:rPr>
-          <w:rFonts w:ascii="Times New Roman CYR" w:hAnsi="Times New Roman CYR" w:cs="Times New Roman CYR"/>
-          <w:b/>
-          <w:sz w:val="24"/>
-          <w:szCs w:val="24"/>
-        </w:rPr>
-        <w:t xml:space="preserve"> - ________ /___</w:t>
+        <w:t>ТЕі - ________ /___</w:t>
       </w:r>
       <w:r>
         <w:rPr>
@@ -12593,7 +11405,7 @@
     </w:p>
     <w:p>
       <w:pPr>
-        <w:pStyle w:val="a3"/>
+        <w:pStyle w:val="BodyText"/>
         <w:ind w:right="-1" w:firstLine="426"/>
         <w:jc w:val="center"/>
         <w:rPr>
@@ -12611,9 +11423,17 @@
           <w:szCs w:val="24"/>
           <w:lang w:val="ru-RU"/>
         </w:rPr>
-        <w:t>(</w:t>
-      </w:r>
-      <w:proofErr w:type="spellStart"/>
+        <w:t xml:space="preserve">(далі - Договір) </w:t>
+      </w:r>
+      <w:r>
+        <w:rPr>
+          <w:b/>
+          <w:bCs/>
+          <w:sz w:val="24"/>
+          <w:szCs w:val="24"/>
+        </w:rPr>
+        <w:t xml:space="preserve">за </w:t>
+      </w:r>
       <w:r>
         <w:rPr>
           <w:b/>
@@ -12622,245 +11442,926 @@
           <w:szCs w:val="24"/>
           <w:lang w:val="ru-RU"/>
         </w:rPr>
-        <w:t>далі</w:t>
-      </w:r>
-      <w:proofErr w:type="spellEnd"/>
+        <w:t>______ місяць</w:t>
+      </w:r>
       <w:r>
         <w:rPr>
           <w:b/>
           <w:bCs/>
           <w:sz w:val="24"/>
           <w:szCs w:val="24"/>
+        </w:rPr>
+        <w:t xml:space="preserve"> 20___ р.</w:t>
+      </w:r>
+    </w:p>
+    <w:p>
+      <w:pPr>
+        <w:pStyle w:val="BodyText"/>
+        <w:ind w:firstLine="426"/>
+        <w:rPr>
+          <w:sz w:val="20"/>
+          <w:szCs w:val="20"/>
+        </w:rPr>
+      </w:pPr>
+    </w:p>
+    <w:p>
+      <w:pPr>
+        <w:pStyle w:val="BodyText"/>
+        <w:ind w:firstLine="426"/>
+        <w:rPr>
+          <w:sz w:val="20"/>
+          <w:szCs w:val="20"/>
+        </w:rPr>
+      </w:pPr>
+    </w:p>
+    <w:p>
+      <w:pPr>
+        <w:pStyle w:val="BodyText"/>
+        <w:ind w:right="-1" w:firstLine="426"/>
+        <w:jc w:val="center"/>
+        <w:rPr>
+          <w:sz w:val="20"/>
+          <w:szCs w:val="20"/>
+        </w:rPr>
+      </w:pPr>
+      <w:r>
+        <w:rPr>
+          <w:sz w:val="20"/>
+          <w:szCs w:val="20"/>
+        </w:rPr>
+        <w:t>м. Київ</w:t>
+      </w:r>
+      <w:r>
+        <w:rPr>
+          <w:sz w:val="20"/>
+          <w:szCs w:val="20"/>
+        </w:rPr>
+        <w:tab/>
+      </w:r>
+      <w:r>
+        <w:rPr>
+          <w:sz w:val="20"/>
+          <w:szCs w:val="20"/>
+        </w:rPr>
+        <w:tab/>
+      </w:r>
+      <w:r>
+        <w:rPr>
+          <w:sz w:val="20"/>
+          <w:szCs w:val="20"/>
+        </w:rPr>
+        <w:tab/>
+      </w:r>
+      <w:r>
+        <w:rPr>
+          <w:sz w:val="20"/>
+          <w:szCs w:val="20"/>
+        </w:rPr>
+        <w:tab/>
+      </w:r>
+      <w:r>
+        <w:rPr>
+          <w:sz w:val="20"/>
+          <w:szCs w:val="20"/>
+        </w:rPr>
+        <w:tab/>
+      </w:r>
+      <w:r>
+        <w:rPr>
+          <w:sz w:val="20"/>
+          <w:szCs w:val="20"/>
+        </w:rPr>
+        <w:tab/>
+        <w:t xml:space="preserve">                  </w:t>
+      </w:r>
+      <w:r>
+        <w:rPr>
+          <w:sz w:val="20"/>
+          <w:szCs w:val="20"/>
+        </w:rPr>
+        <w:t xml:space="preserve">                                           </w:t>
+      </w:r>
+      <w:r>
+        <w:rPr>
+          <w:sz w:val="20"/>
+          <w:szCs w:val="20"/>
+        </w:rPr>
+        <w:tab/>
+        <w:t xml:space="preserve"> “_____”</w:t>
+      </w:r>
+      <w:r>
+        <w:rPr>
+          <w:sz w:val="20"/>
+          <w:szCs w:val="20"/>
+        </w:rPr>
+        <w:t xml:space="preserve"> </w:t>
+      </w:r>
+      <w:r>
+        <w:rPr>
+          <w:sz w:val="20"/>
+          <w:szCs w:val="20"/>
+        </w:rPr>
+        <w:t xml:space="preserve">  </w:t>
+      </w:r>
+      <w:r>
+        <w:rPr>
+          <w:sz w:val="20"/>
+          <w:szCs w:val="20"/>
           <w:lang w:val="ru-RU"/>
         </w:rPr>
-        <w:t xml:space="preserve"> - </w:t>
-      </w:r>
-      <w:proofErr w:type="spellStart"/>
+        <w:t>____________</w:t>
+      </w:r>
+      <w:r>
+        <w:rPr>
+          <w:sz w:val="20"/>
+          <w:szCs w:val="20"/>
+        </w:rPr>
+        <w:t xml:space="preserve"> </w:t>
+      </w:r>
+      <w:r>
+        <w:rPr>
+          <w:sz w:val="20"/>
+          <w:szCs w:val="20"/>
+        </w:rPr>
+        <w:t xml:space="preserve"> 20</w:t>
+      </w:r>
+      <w:r>
+        <w:rPr>
+          <w:sz w:val="20"/>
+          <w:szCs w:val="20"/>
+          <w:lang w:val="ru-RU"/>
+        </w:rPr>
+        <w:t>___</w:t>
+      </w:r>
+      <w:r>
+        <w:rPr>
+          <w:sz w:val="20"/>
+          <w:szCs w:val="20"/>
+        </w:rPr>
+        <w:t xml:space="preserve"> р.</w:t>
+      </w:r>
+    </w:p>
+    <w:p>
+      <w:pPr>
+        <w:pStyle w:val="BodyText"/>
+        <w:ind w:right="-1" w:firstLine="426"/>
+        <w:rPr>
+          <w:sz w:val="20"/>
+          <w:szCs w:val="20"/>
+        </w:rPr>
+      </w:pPr>
+    </w:p>
+    <w:p>
+      <w:pPr>
+        <w:pStyle w:val="BodyText"/>
+        <w:ind w:right="-1" w:firstLine="426"/>
+        <w:rPr>
+          <w:b/>
+          <w:sz w:val="24"/>
+          <w:szCs w:val="24"/>
+        </w:rPr>
+      </w:pPr>
+    </w:p>
+    <w:p>
+      <w:pPr>
+        <w:pStyle w:val="BodyText"/>
+        <w:ind w:right="-1" w:firstLine="426"/>
+        <w:rPr>
+          <w:sz w:val="24"/>
+          <w:szCs w:val="24"/>
+        </w:rPr>
+      </w:pPr>
+      <w:r>
+        <w:rPr>
+          <w:b/>
+          <w:sz w:val="24"/>
+          <w:szCs w:val="24"/>
+        </w:rPr>
+        <w:t>______________________________________</w:t>
+      </w:r>
+      <w:r>
+        <w:rPr>
+          <w:sz w:val="24"/>
+          <w:szCs w:val="24"/>
+        </w:rPr>
+        <w:t>(далі – Користувач)</w:t>
+      </w:r>
+      <w:r>
+        <w:rPr>
+          <w:sz w:val="24"/>
+          <w:szCs w:val="24"/>
+        </w:rPr>
+        <w:t xml:space="preserve"> в особі</w:t>
+      </w:r>
+      <w:r>
+        <w:rPr>
+          <w:sz w:val="20"/>
+          <w:szCs w:val="20"/>
+        </w:rPr>
+        <w:t xml:space="preserve"> </w:t>
+      </w:r>
+      <w:r>
+        <w:rPr>
+          <w:sz w:val="24"/>
+          <w:szCs w:val="24"/>
+        </w:rPr>
+        <w:t>_______________________________________</w:t>
+      </w:r>
+      <w:r>
+        <w:rPr>
+          <w:sz w:val="24"/>
+          <w:szCs w:val="24"/>
+        </w:rPr>
+        <w:t>,</w:t>
+      </w:r>
+      <w:r>
+        <w:rPr>
+          <w:sz w:val="24"/>
+          <w:szCs w:val="24"/>
+        </w:rPr>
+        <w:t xml:space="preserve"> </w:t>
+      </w:r>
+      <w:r>
+        <w:rPr>
+          <w:sz w:val="24"/>
+          <w:szCs w:val="24"/>
+        </w:rPr>
+        <w:t>що</w:t>
+      </w:r>
+      <w:r>
+        <w:rPr>
+          <w:sz w:val="24"/>
+          <w:szCs w:val="24"/>
+        </w:rPr>
+        <w:t xml:space="preserve"> діє на підставі _________________ та _______________________</w:t>
+      </w:r>
+      <w:r>
+        <w:rPr>
+          <w:sz w:val="24"/>
+          <w:szCs w:val="24"/>
+        </w:rPr>
+        <w:t xml:space="preserve"> </w:t>
+      </w:r>
+      <w:r>
+        <w:rPr>
+          <w:sz w:val="24"/>
+          <w:szCs w:val="24"/>
+        </w:rPr>
+        <w:t>з однієї Сторони,  та</w:t>
+      </w:r>
+    </w:p>
+    <w:p>
+      <w:pPr>
+        <w:pStyle w:val="BodyText"/>
+        <w:ind w:right="-1" w:firstLine="426"/>
+        <w:rPr>
+          <w:sz w:val="24"/>
+          <w:szCs w:val="24"/>
+        </w:rPr>
+      </w:pPr>
+      <w:r>
+        <w:rPr>
+          <w:b/>
+          <w:sz w:val="24"/>
+          <w:szCs w:val="24"/>
+        </w:rPr>
+        <w:t xml:space="preserve">Громадська </w:t>
+      </w:r>
+      <w:r>
+        <w:rPr>
+          <w:b/>
+          <w:sz w:val="24"/>
+          <w:szCs w:val="24"/>
+        </w:rPr>
+        <w:t>орг</w:t>
+      </w:r>
+      <w:r>
+        <w:rPr>
+          <w:b/>
+          <w:sz w:val="24"/>
+          <w:szCs w:val="24"/>
+        </w:rPr>
+        <w:t xml:space="preserve">анізація “Українська агенція </w:t>
+      </w:r>
+      <w:r>
+        <w:rPr>
+          <w:b/>
+          <w:sz w:val="24"/>
+          <w:szCs w:val="24"/>
+        </w:rPr>
+        <w:t>з авторських  та суміжних  прав”</w:t>
+      </w:r>
+      <w:r>
+        <w:rPr>
+          <w:sz w:val="24"/>
+          <w:szCs w:val="24"/>
+        </w:rPr>
+        <w:t xml:space="preserve"> (</w:t>
+      </w:r>
+      <w:r>
+        <w:rPr>
+          <w:sz w:val="24"/>
+          <w:szCs w:val="24"/>
+        </w:rPr>
+        <w:t xml:space="preserve">далі - </w:t>
+      </w:r>
+      <w:r>
+        <w:rPr>
+          <w:sz w:val="24"/>
+          <w:szCs w:val="24"/>
+        </w:rPr>
+        <w:t xml:space="preserve">      </w:t>
+      </w:r>
+      <w:r>
+        <w:rPr>
+          <w:sz w:val="24"/>
+          <w:szCs w:val="24"/>
+        </w:rPr>
+        <w:t xml:space="preserve">  </w:t>
+      </w:r>
+      <w:r>
+        <w:rPr>
+          <w:sz w:val="24"/>
+          <w:szCs w:val="24"/>
+        </w:rPr>
+        <w:t>ГО УААСП</w:t>
+      </w:r>
+      <w:r>
+        <w:rPr>
+          <w:sz w:val="24"/>
+          <w:szCs w:val="24"/>
+        </w:rPr>
+        <w:t>)</w:t>
+      </w:r>
+      <w:r>
+        <w:rPr>
+          <w:sz w:val="24"/>
+          <w:szCs w:val="24"/>
+        </w:rPr>
+        <w:t>,</w:t>
+      </w:r>
+      <w:r>
+        <w:rPr>
+          <w:sz w:val="24"/>
+          <w:szCs w:val="24"/>
+        </w:rPr>
+        <w:t xml:space="preserve"> </w:t>
+      </w:r>
+      <w:r>
+        <w:rPr>
+          <w:sz w:val="24"/>
+          <w:szCs w:val="24"/>
+        </w:rPr>
+        <w:t xml:space="preserve">в особі </w:t>
+      </w:r>
+      <w:r>
+        <w:rPr>
+          <w:b/>
+          <w:sz w:val="22"/>
+          <w:szCs w:val="22"/>
+        </w:rPr>
+        <w:t>___________________________________</w:t>
+      </w:r>
+      <w:r>
+        <w:rPr>
+          <w:b/>
+          <w:sz w:val="22"/>
+          <w:szCs w:val="22"/>
+        </w:rPr>
+        <w:t xml:space="preserve"> </w:t>
+      </w:r>
+      <w:r>
+        <w:rPr>
+          <w:sz w:val="22"/>
+          <w:szCs w:val="22"/>
+        </w:rPr>
+        <w:t xml:space="preserve">, </w:t>
+      </w:r>
+      <w:r>
+        <w:rPr>
+          <w:sz w:val="22"/>
+          <w:szCs w:val="22"/>
+        </w:rPr>
+        <w:t xml:space="preserve">який діє на підставі </w:t>
+      </w:r>
+      <w:r>
+        <w:rPr>
+          <w:sz w:val="22"/>
+          <w:szCs w:val="22"/>
+        </w:rPr>
+        <w:t>_____________________</w:t>
+      </w:r>
+      <w:r>
+        <w:rPr>
+          <w:sz w:val="22"/>
+          <w:szCs w:val="22"/>
+        </w:rPr>
+        <w:t xml:space="preserve">, </w:t>
+      </w:r>
+      <w:r>
+        <w:rPr>
+          <w:sz w:val="24"/>
+          <w:szCs w:val="24"/>
+        </w:rPr>
+        <w:t xml:space="preserve"> </w:t>
+      </w:r>
+      <w:r>
+        <w:rPr>
+          <w:sz w:val="24"/>
+          <w:szCs w:val="24"/>
+        </w:rPr>
+        <w:t xml:space="preserve">та ______________________________________________ </w:t>
+      </w:r>
+      <w:r>
+        <w:rPr>
+          <w:sz w:val="24"/>
+          <w:szCs w:val="24"/>
+        </w:rPr>
+        <w:t>з другої сторони, надалі іменовані Сторони, уклали цей акт про наступне:</w:t>
+      </w:r>
+    </w:p>
+    <w:p>
+      <w:pPr>
+        <w:pStyle w:val="BodyText"/>
+        <w:ind w:right="-1" w:firstLine="426"/>
+        <w:rPr>
+          <w:sz w:val="24"/>
+          <w:szCs w:val="24"/>
+        </w:rPr>
+      </w:pPr>
+    </w:p>
+    <w:p>
+      <w:pPr>
+        <w:pStyle w:val="BodyText"/>
+        <w:ind w:right="-1" w:firstLine="426"/>
+        <w:rPr>
+          <w:sz w:val="24"/>
+          <w:szCs w:val="24"/>
+        </w:rPr>
+      </w:pPr>
+      <w:r>
+        <w:rPr>
+          <w:sz w:val="24"/>
+          <w:szCs w:val="24"/>
+        </w:rPr>
+        <w:t>1. Користувач:</w:t>
+      </w:r>
+    </w:p>
+    <w:p>
+      <w:pPr>
+        <w:pStyle w:val="BodyText"/>
+        <w:ind w:right="-1" w:firstLine="426"/>
+        <w:rPr>
+          <w:sz w:val="24"/>
+          <w:szCs w:val="24"/>
+        </w:rPr>
+      </w:pPr>
+      <w:r>
+        <w:rPr>
+          <w:sz w:val="24"/>
+          <w:szCs w:val="24"/>
+        </w:rPr>
+        <w:t xml:space="preserve">1.1. Відповідно до Договору надав </w:t>
+      </w:r>
+      <w:r>
+        <w:rPr>
+          <w:caps/>
+          <w:sz w:val="24"/>
+          <w:szCs w:val="24"/>
+        </w:rPr>
+        <w:t>з</w:t>
+      </w:r>
+      <w:r>
+        <w:rPr>
+          <w:sz w:val="24"/>
+          <w:szCs w:val="24"/>
+        </w:rPr>
+        <w:t>віт про публічно сповіщені твори</w:t>
+      </w:r>
+      <w:r>
+        <w:rPr>
+          <w:sz w:val="24"/>
+          <w:szCs w:val="24"/>
+        </w:rPr>
+        <w:t xml:space="preserve"> через мережу Інтернет</w:t>
+      </w:r>
+      <w:r>
+        <w:rPr>
+          <w:rFonts w:ascii="Times New Roman CYR" w:hAnsi="Times New Roman CYR" w:cs="Times New Roman CYR"/>
+          <w:sz w:val="20"/>
+          <w:szCs w:val="20"/>
+        </w:rPr>
+        <w:t xml:space="preserve"> (</w:t>
+      </w:r>
+      <w:r>
+        <w:rPr>
+          <w:rFonts w:ascii="Times New Roman CYR" w:hAnsi="Times New Roman CYR" w:cs="Times New Roman CYR"/>
+          <w:sz w:val="24"/>
+          <w:szCs w:val="24"/>
+        </w:rPr>
+        <w:t xml:space="preserve">за </w:t>
+      </w:r>
+      <w:r>
+        <w:rPr>
+          <w:rFonts w:ascii="Times New Roman CYR" w:hAnsi="Times New Roman CYR" w:cs="Times New Roman CYR"/>
+          <w:sz w:val="24"/>
+          <w:szCs w:val="24"/>
+          <w:lang w:val="ru-RU"/>
+        </w:rPr>
+        <w:t>______ місяць</w:t>
+      </w:r>
+      <w:r>
+        <w:rPr>
+          <w:rFonts w:ascii="Times New Roman CYR" w:hAnsi="Times New Roman CYR" w:cs="Times New Roman CYR"/>
+          <w:sz w:val="24"/>
+          <w:szCs w:val="24"/>
+          <w:lang w:val="ru-RU"/>
+        </w:rPr>
+        <w:t xml:space="preserve"> </w:t>
+      </w:r>
+      <w:r>
+        <w:rPr>
+          <w:sz w:val="24"/>
+          <w:szCs w:val="24"/>
+        </w:rPr>
+        <w:t>20_</w:t>
+      </w:r>
+      <w:r>
+        <w:rPr>
+          <w:sz w:val="24"/>
+          <w:szCs w:val="24"/>
+        </w:rPr>
+        <w:t xml:space="preserve">_ р.) в паперовому вигляді і електронному вигляді за </w:t>
+      </w:r>
+      <w:r>
+        <w:rPr>
+          <w:sz w:val="24"/>
+          <w:szCs w:val="24"/>
+        </w:rPr>
+        <w:t xml:space="preserve">адресами </w:t>
+      </w:r>
+      <w:r>
+        <w:t>______________________________</w:t>
+      </w:r>
+      <w:r>
+        <w:rPr>
+          <w:sz w:val="24"/>
+          <w:szCs w:val="24"/>
+        </w:rPr>
+        <w:t>;</w:t>
+      </w:r>
+    </w:p>
+    <w:p>
+      <w:pPr>
+        <w:pStyle w:val="BodyText"/>
+        <w:ind w:right="-1" w:firstLine="426"/>
+        <w:rPr>
+          <w:sz w:val="24"/>
+          <w:szCs w:val="24"/>
+        </w:rPr>
+      </w:pPr>
+      <w:r>
+        <w:rPr>
+          <w:sz w:val="24"/>
+          <w:szCs w:val="24"/>
+        </w:rPr>
+        <w:t>1.2. Відповідно до Договору надав Звіт про використані музичні твори в рекламі, що публічно сповіщувалась через мережу Інте</w:t>
+      </w:r>
+      <w:r>
+        <w:rPr>
+          <w:sz w:val="24"/>
+          <w:szCs w:val="24"/>
+        </w:rPr>
+        <w:t>рнет (за _______місяць 20_</w:t>
+      </w:r>
+      <w:r>
+        <w:rPr>
+          <w:sz w:val="24"/>
+          <w:szCs w:val="24"/>
+        </w:rPr>
+        <w:t>_</w:t>
+      </w:r>
+      <w:r>
+        <w:rPr>
+          <w:sz w:val="24"/>
+          <w:szCs w:val="24"/>
+        </w:rPr>
+        <w:t xml:space="preserve"> </w:t>
+      </w:r>
+      <w:r>
+        <w:rPr>
+          <w:sz w:val="24"/>
+          <w:szCs w:val="24"/>
+        </w:rPr>
+        <w:t>р.) в паперовому і електронному вигляді за адресами ___________________________________________;</w:t>
+      </w:r>
+    </w:p>
+    <w:p>
+      <w:pPr>
+        <w:pStyle w:val="BodyText"/>
+        <w:ind w:right="-1" w:firstLine="426"/>
+        <w:rPr>
+          <w:sz w:val="24"/>
+          <w:szCs w:val="24"/>
+        </w:rPr>
+      </w:pPr>
+      <w:r>
+        <w:rPr>
+          <w:sz w:val="24"/>
+          <w:szCs w:val="24"/>
+        </w:rPr>
+        <w:t>1.3</w:t>
+      </w:r>
+      <w:r>
+        <w:rPr>
+          <w:sz w:val="24"/>
+          <w:szCs w:val="24"/>
+        </w:rPr>
+        <w:t>. Відповідно до Договору перерахував авторську винагороду в сумі</w:t>
+      </w:r>
       <w:r>
         <w:rPr>
           <w:b/>
           <w:bCs/>
           <w:sz w:val="24"/>
           <w:szCs w:val="24"/>
-          <w:lang w:val="ru-RU"/>
-        </w:rPr>
-        <w:t>Договір</w:t>
-      </w:r>
-      <w:proofErr w:type="spellEnd"/>
+        </w:rPr>
+        <w:t xml:space="preserve"> ___________ (__________________________________</w:t>
+      </w:r>
       <w:r>
         <w:rPr>
           <w:b/>
-          <w:bCs/>
           <w:sz w:val="24"/>
           <w:szCs w:val="24"/>
-          <w:lang w:val="ru-RU"/>
-        </w:rPr>
-        <w:t xml:space="preserve">) </w:t>
-      </w:r>
-      <w:r>
-        <w:rPr>
-          <w:b/>
-          <w:bCs/>
+        </w:rPr>
+        <w:t>)</w:t>
+      </w:r>
+      <w:r>
+        <w:rPr>
           <w:sz w:val="24"/>
           <w:szCs w:val="24"/>
         </w:rPr>
-        <w:t xml:space="preserve">за </w:t>
+        <w:t xml:space="preserve"> грн. </w:t>
       </w:r>
       <w:r>
         <w:rPr>
           <w:b/>
-          <w:bCs/>
           <w:sz w:val="24"/>
           <w:szCs w:val="24"/>
-          <w:lang w:val="ru-RU"/>
-        </w:rPr>
-        <w:t xml:space="preserve">______ </w:t>
-      </w:r>
-      <w:proofErr w:type="spellStart"/>
-      <w:r>
-        <w:rPr>
-          <w:b/>
-          <w:bCs/>
+        </w:rPr>
+        <w:t>____</w:t>
+      </w:r>
+      <w:r>
+        <w:rPr>
           <w:sz w:val="24"/>
           <w:szCs w:val="24"/>
-          <w:lang w:val="ru-RU"/>
-        </w:rPr>
-        <w:t>місяць</w:t>
-      </w:r>
-      <w:proofErr w:type="spellEnd"/>
-      <w:r>
-        <w:rPr>
-          <w:b/>
-          <w:bCs/>
-          <w:sz w:val="24"/>
-          <w:szCs w:val="24"/>
-        </w:rPr>
-        <w:t xml:space="preserve"> 20___ р.</w:t>
+        </w:rPr>
+        <w:t xml:space="preserve"> коп., а саме:</w:t>
       </w:r>
     </w:p>
     <w:p>
       <w:pPr>
-        <w:pStyle w:val="a3"/>
-        <w:ind w:firstLine="426"/>
-        <w:rPr>
-          <w:sz w:val="20"/>
-          <w:szCs w:val="20"/>
+        <w:pStyle w:val="BodyText"/>
+        <w:ind w:right="-1" w:firstLine="426"/>
+        <w:rPr>
+          <w:sz w:val="24"/>
+          <w:szCs w:val="24"/>
         </w:rPr>
       </w:pPr>
     </w:p>
     <w:p>
       <w:pPr>
-        <w:pStyle w:val="a3"/>
-        <w:ind w:firstLine="426"/>
-        <w:rPr>
-          <w:sz w:val="20"/>
-          <w:szCs w:val="20"/>
+        <w:pStyle w:val="BodyText"/>
+        <w:ind w:right="-1" w:firstLine="426"/>
+        <w:jc w:val="center"/>
+        <w:rPr>
+          <w:b/>
+          <w:sz w:val="24"/>
+          <w:szCs w:val="24"/>
+        </w:rPr>
+      </w:pPr>
+      <w:r>
+        <w:rPr>
+          <w:b/>
+          <w:sz w:val="24"/>
+          <w:szCs w:val="24"/>
+        </w:rPr>
+        <w:t>Платіжне доручення від “</w:t>
+      </w:r>
+      <w:r>
+        <w:rPr>
+          <w:b/>
+          <w:sz w:val="24"/>
+          <w:szCs w:val="24"/>
+        </w:rPr>
+        <w:t>_____</w:t>
+      </w:r>
+      <w:r>
+        <w:rPr>
+          <w:b/>
+          <w:sz w:val="24"/>
+          <w:szCs w:val="24"/>
+        </w:rPr>
+        <w:t xml:space="preserve">” </w:t>
+      </w:r>
+      <w:r>
+        <w:rPr>
+          <w:b/>
+          <w:sz w:val="24"/>
+          <w:szCs w:val="24"/>
+        </w:rPr>
+        <w:t>__________</w:t>
+      </w:r>
+      <w:r>
+        <w:rPr>
+          <w:b/>
+          <w:sz w:val="24"/>
+          <w:szCs w:val="24"/>
+        </w:rPr>
+        <w:t xml:space="preserve"> 20</w:t>
+      </w:r>
+      <w:r>
+        <w:rPr>
+          <w:b/>
+          <w:sz w:val="24"/>
+          <w:szCs w:val="24"/>
+        </w:rPr>
+        <w:t>___</w:t>
+      </w:r>
+      <w:r>
+        <w:rPr>
+          <w:b/>
+          <w:sz w:val="24"/>
+          <w:szCs w:val="24"/>
+        </w:rPr>
+        <w:t xml:space="preserve"> р. № </w:t>
+      </w:r>
+      <w:r>
+        <w:rPr>
+          <w:b/>
+          <w:sz w:val="24"/>
+          <w:szCs w:val="24"/>
+        </w:rPr>
+        <w:t>____</w:t>
+      </w:r>
+      <w:r>
+        <w:rPr>
+          <w:b/>
+          <w:sz w:val="24"/>
+          <w:szCs w:val="24"/>
+        </w:rPr>
+        <w:t xml:space="preserve"> сума </w:t>
+      </w:r>
+      <w:r>
+        <w:rPr>
+          <w:b/>
+          <w:sz w:val="24"/>
+          <w:szCs w:val="24"/>
+        </w:rPr>
+        <w:t>_____</w:t>
+      </w:r>
+      <w:r>
+        <w:rPr>
+          <w:b/>
+          <w:sz w:val="24"/>
+          <w:szCs w:val="24"/>
+        </w:rPr>
+        <w:t>грн</w:t>
+      </w:r>
+      <w:r>
+        <w:rPr>
+          <w:b/>
+          <w:sz w:val="24"/>
+          <w:szCs w:val="24"/>
+        </w:rPr>
+        <w:t>.</w:t>
+      </w:r>
+      <w:r>
+        <w:rPr>
+          <w:b/>
+          <w:sz w:val="24"/>
+          <w:szCs w:val="24"/>
+        </w:rPr>
+        <w:t xml:space="preserve"> </w:t>
+      </w:r>
+      <w:r>
+        <w:rPr>
+          <w:b/>
+          <w:sz w:val="24"/>
+          <w:szCs w:val="24"/>
+        </w:rPr>
+        <w:t>__</w:t>
+      </w:r>
+      <w:r>
+        <w:rPr>
+          <w:b/>
+          <w:sz w:val="24"/>
+          <w:szCs w:val="24"/>
+        </w:rPr>
+        <w:t xml:space="preserve"> </w:t>
+      </w:r>
+      <w:r>
+        <w:rPr>
+          <w:b/>
+          <w:sz w:val="24"/>
+          <w:szCs w:val="24"/>
+        </w:rPr>
+        <w:t>коп</w:t>
+      </w:r>
+      <w:r>
+        <w:rPr>
+          <w:b/>
+          <w:sz w:val="24"/>
+          <w:szCs w:val="24"/>
+        </w:rPr>
+        <w:t>.</w:t>
+      </w:r>
+    </w:p>
+    <w:p>
+      <w:pPr>
+        <w:pStyle w:val="BodyText"/>
+        <w:ind w:right="-1" w:firstLine="426"/>
+        <w:rPr>
+          <w:sz w:val="24"/>
+          <w:szCs w:val="24"/>
         </w:rPr>
       </w:pPr>
     </w:p>
     <w:p>
       <w:pPr>
-        <w:pStyle w:val="a3"/>
+        <w:pStyle w:val="BodyText"/>
         <w:ind w:right="-1" w:firstLine="426"/>
-        <w:jc w:val="center"/>
-        <w:rPr>
-          <w:sz w:val="20"/>
-          <w:szCs w:val="20"/>
+        <w:rPr>
+          <w:sz w:val="24"/>
+          <w:szCs w:val="24"/>
         </w:rPr>
       </w:pPr>
       <w:r>
         <w:rPr>
-          <w:sz w:val="20"/>
-          <w:szCs w:val="20"/>
-        </w:rPr>
-        <w:t>м. Київ</w:t>
-      </w:r>
-      <w:r>
-        <w:rPr>
-          <w:sz w:val="20"/>
-          <w:szCs w:val="20"/>
-        </w:rPr>
-        <w:tab/>
-      </w:r>
-      <w:r>
-        <w:rPr>
-          <w:sz w:val="20"/>
-          <w:szCs w:val="20"/>
-        </w:rPr>
-        <w:tab/>
-      </w:r>
-      <w:r>
-        <w:rPr>
-          <w:sz w:val="20"/>
-          <w:szCs w:val="20"/>
-        </w:rPr>
-        <w:tab/>
-      </w:r>
-      <w:r>
-        <w:rPr>
-          <w:sz w:val="20"/>
-          <w:szCs w:val="20"/>
-        </w:rPr>
-        <w:tab/>
-      </w:r>
-      <w:r>
-        <w:rPr>
-          <w:sz w:val="20"/>
-          <w:szCs w:val="20"/>
-        </w:rPr>
-        <w:tab/>
-      </w:r>
-      <w:r>
-        <w:rPr>
-          <w:sz w:val="20"/>
-          <w:szCs w:val="20"/>
-        </w:rPr>
-        <w:tab/>
-        <w:t xml:space="preserve">                  </w:t>
-      </w:r>
-      <w:r>
-        <w:rPr>
-          <w:sz w:val="20"/>
-          <w:szCs w:val="20"/>
-        </w:rPr>
-        <w:t xml:space="preserve">                                           </w:t>
-      </w:r>
-      <w:r>
-        <w:rPr>
-          <w:sz w:val="20"/>
-          <w:szCs w:val="20"/>
-        </w:rPr>
-        <w:tab/>
-        <w:t xml:space="preserve"> “_____”</w:t>
-      </w:r>
-      <w:r>
-        <w:rPr>
-          <w:sz w:val="20"/>
-          <w:szCs w:val="20"/>
-        </w:rPr>
-        <w:t xml:space="preserve"> </w:t>
-      </w:r>
-      <w:r>
-        <w:rPr>
-          <w:sz w:val="20"/>
-          <w:szCs w:val="20"/>
-        </w:rPr>
-        <w:t xml:space="preserve">  </w:t>
-      </w:r>
-      <w:r>
-        <w:rPr>
-          <w:sz w:val="20"/>
-          <w:szCs w:val="20"/>
-          <w:lang w:val="ru-RU"/>
-        </w:rPr>
-        <w:t>____________</w:t>
-      </w:r>
-      <w:r>
-        <w:rPr>
-          <w:sz w:val="20"/>
-          <w:szCs w:val="20"/>
-        </w:rPr>
-        <w:t xml:space="preserve"> </w:t>
-      </w:r>
-      <w:r>
-        <w:rPr>
-          <w:sz w:val="20"/>
-          <w:szCs w:val="20"/>
-        </w:rPr>
-        <w:t xml:space="preserve"> 20</w:t>
-      </w:r>
-      <w:r>
-        <w:rPr>
-          <w:sz w:val="20"/>
-          <w:szCs w:val="20"/>
-          <w:lang w:val="ru-RU"/>
-        </w:rPr>
-        <w:t>___</w:t>
-      </w:r>
-      <w:r>
-        <w:rPr>
-          <w:sz w:val="20"/>
-          <w:szCs w:val="20"/>
-        </w:rPr>
-        <w:t xml:space="preserve"> р.</w:t>
+          <w:sz w:val="24"/>
+          <w:szCs w:val="24"/>
+        </w:rPr>
+        <w:t xml:space="preserve">2. </w:t>
+      </w:r>
+      <w:r>
+        <w:rPr>
+          <w:sz w:val="24"/>
+          <w:szCs w:val="24"/>
+        </w:rPr>
+        <w:t>ГО УААСП</w:t>
+      </w:r>
+      <w:r>
+        <w:rPr>
+          <w:sz w:val="24"/>
+          <w:szCs w:val="24"/>
+        </w:rPr>
+        <w:t xml:space="preserve"> одержано зазначені в п.1.1.</w:t>
+      </w:r>
+      <w:r>
+        <w:rPr>
+          <w:sz w:val="24"/>
+          <w:szCs w:val="24"/>
+        </w:rPr>
+        <w:t xml:space="preserve">,п.1.2., п.1.3. </w:t>
+      </w:r>
+      <w:r>
+        <w:rPr>
+          <w:sz w:val="24"/>
+          <w:szCs w:val="24"/>
+        </w:rPr>
+        <w:t xml:space="preserve">даного акту </w:t>
+      </w:r>
+      <w:r>
+        <w:rPr>
+          <w:caps/>
+          <w:sz w:val="24"/>
+          <w:szCs w:val="24"/>
+        </w:rPr>
+        <w:t>з</w:t>
+      </w:r>
+      <w:r>
+        <w:rPr>
+          <w:sz w:val="24"/>
+          <w:szCs w:val="24"/>
+        </w:rPr>
+        <w:t>віти про публічно сповіщені твори та перераховану Користувачем суму авторської винагороди (роялті) на поточний рахунок в банківській установі.</w:t>
       </w:r>
     </w:p>
     <w:p>
       <w:pPr>
-        <w:pStyle w:val="a3"/>
+        <w:pStyle w:val="BodyText"/>
         <w:ind w:right="-1" w:firstLine="426"/>
         <w:rPr>
-          <w:sz w:val="20"/>
-          <w:szCs w:val="20"/>
+          <w:sz w:val="24"/>
+          <w:szCs w:val="24"/>
         </w:rPr>
       </w:pPr>
     </w:p>
     <w:p>
       <w:pPr>
-        <w:pStyle w:val="a3"/>
+        <w:pStyle w:val="BodyText"/>
         <w:ind w:right="-1" w:firstLine="426"/>
         <w:rPr>
-          <w:b/>
           <w:sz w:val="24"/>
           <w:szCs w:val="24"/>
         </w:rPr>
@@ -12868,779 +12369,7 @@
     </w:p>
     <w:p>
       <w:pPr>
-        <w:pStyle w:val="a3"/>
-        <w:ind w:right="-1" w:firstLine="426"/>
-        <w:rPr>
-          <w:sz w:val="24"/>
-          <w:szCs w:val="24"/>
-        </w:rPr>
-      </w:pPr>
-      <w:r>
-        <w:rPr>
-          <w:b/>
-          <w:sz w:val="24"/>
-          <w:szCs w:val="24"/>
-        </w:rPr>
-        <w:t>______________________________________</w:t>
-      </w:r>
-      <w:r>
-        <w:rPr>
-          <w:sz w:val="24"/>
-          <w:szCs w:val="24"/>
-        </w:rPr>
-        <w:t>(далі – Користувач)</w:t>
-      </w:r>
-      <w:r>
-        <w:rPr>
-          <w:sz w:val="24"/>
-          <w:szCs w:val="24"/>
-        </w:rPr>
-        <w:t xml:space="preserve"> в особі</w:t>
-      </w:r>
-      <w:r>
-        <w:rPr>
-          <w:sz w:val="20"/>
-          <w:szCs w:val="20"/>
-        </w:rPr>
-        <w:t xml:space="preserve"> </w:t>
-      </w:r>
-      <w:r>
-        <w:rPr>
-          <w:sz w:val="24"/>
-          <w:szCs w:val="24"/>
-        </w:rPr>
-        <w:t>_______________________________________</w:t>
-      </w:r>
-      <w:r>
-        <w:rPr>
-          <w:sz w:val="24"/>
-          <w:szCs w:val="24"/>
-        </w:rPr>
-        <w:t>,</w:t>
-      </w:r>
-      <w:r>
-        <w:rPr>
-          <w:sz w:val="24"/>
-          <w:szCs w:val="24"/>
-        </w:rPr>
-        <w:t xml:space="preserve"> </w:t>
-      </w:r>
-      <w:r>
-        <w:rPr>
-          <w:sz w:val="24"/>
-          <w:szCs w:val="24"/>
-        </w:rPr>
-        <w:t>що</w:t>
-      </w:r>
-      <w:r>
-        <w:rPr>
-          <w:sz w:val="24"/>
-          <w:szCs w:val="24"/>
-        </w:rPr>
-        <w:t xml:space="preserve"> діє на підставі _________________ та _______________________</w:t>
-      </w:r>
-      <w:r>
-        <w:rPr>
-          <w:sz w:val="24"/>
-          <w:szCs w:val="24"/>
-        </w:rPr>
-        <w:t xml:space="preserve"> </w:t>
-      </w:r>
-      <w:r>
-        <w:rPr>
-          <w:sz w:val="24"/>
-          <w:szCs w:val="24"/>
-        </w:rPr>
-        <w:t>з однієї Сторони,  та</w:t>
-      </w:r>
-    </w:p>
-    <w:p>
-      <w:pPr>
-        <w:pStyle w:val="a3"/>
-        <w:ind w:right="-1" w:firstLine="426"/>
-        <w:rPr>
-          <w:sz w:val="24"/>
-          <w:szCs w:val="24"/>
-        </w:rPr>
-      </w:pPr>
-      <w:r>
-        <w:rPr>
-          <w:b/>
-          <w:sz w:val="24"/>
-          <w:szCs w:val="24"/>
-        </w:rPr>
-        <w:t xml:space="preserve">Громадська </w:t>
-      </w:r>
-      <w:r>
-        <w:rPr>
-          <w:b/>
-          <w:sz w:val="24"/>
-          <w:szCs w:val="24"/>
-        </w:rPr>
-        <w:t>орг</w:t>
-      </w:r>
-      <w:r>
-        <w:rPr>
-          <w:b/>
-          <w:sz w:val="24"/>
-          <w:szCs w:val="24"/>
-        </w:rPr>
-        <w:t xml:space="preserve">анізація “Українська агенція </w:t>
-      </w:r>
-      <w:r>
-        <w:rPr>
-          <w:b/>
-          <w:sz w:val="24"/>
-          <w:szCs w:val="24"/>
-        </w:rPr>
-        <w:t>з авторських  та суміжних  прав”</w:t>
-      </w:r>
-      <w:r>
-        <w:rPr>
-          <w:sz w:val="24"/>
-          <w:szCs w:val="24"/>
-        </w:rPr>
-        <w:t xml:space="preserve"> (</w:t>
-      </w:r>
-      <w:r>
-        <w:rPr>
-          <w:sz w:val="24"/>
-          <w:szCs w:val="24"/>
-        </w:rPr>
-        <w:t xml:space="preserve">далі - </w:t>
-      </w:r>
-      <w:r>
-        <w:rPr>
-          <w:sz w:val="24"/>
-          <w:szCs w:val="24"/>
-        </w:rPr>
-        <w:t xml:space="preserve">      </w:t>
-      </w:r>
-      <w:r>
-        <w:rPr>
-          <w:sz w:val="24"/>
-          <w:szCs w:val="24"/>
-        </w:rPr>
-        <w:t xml:space="preserve">  </w:t>
-      </w:r>
-      <w:r>
-        <w:rPr>
-          <w:sz w:val="24"/>
-          <w:szCs w:val="24"/>
-        </w:rPr>
-        <w:t>ГО УААСП</w:t>
-      </w:r>
-      <w:r>
-        <w:rPr>
-          <w:sz w:val="24"/>
-          <w:szCs w:val="24"/>
-        </w:rPr>
-        <w:t>)</w:t>
-      </w:r>
-      <w:r>
-        <w:rPr>
-          <w:sz w:val="24"/>
-          <w:szCs w:val="24"/>
-        </w:rPr>
-        <w:t>,</w:t>
-      </w:r>
-      <w:r>
-        <w:rPr>
-          <w:sz w:val="24"/>
-          <w:szCs w:val="24"/>
-        </w:rPr>
-        <w:t xml:space="preserve"> </w:t>
-      </w:r>
-      <w:r>
-        <w:rPr>
-          <w:sz w:val="24"/>
-          <w:szCs w:val="24"/>
-        </w:rPr>
-        <w:t xml:space="preserve">в особі </w:t>
-      </w:r>
-      <w:r>
-        <w:rPr>
-          <w:b/>
-          <w:sz w:val="22"/>
-          <w:szCs w:val="22"/>
-        </w:rPr>
-        <w:t>___________________________________</w:t>
-      </w:r>
-      <w:r>
-        <w:rPr>
-          <w:b/>
-          <w:sz w:val="22"/>
-          <w:szCs w:val="22"/>
-        </w:rPr>
-        <w:t xml:space="preserve"> </w:t>
-      </w:r>
-      <w:r>
-        <w:rPr>
-          <w:sz w:val="22"/>
-          <w:szCs w:val="22"/>
-        </w:rPr>
-        <w:t xml:space="preserve">, </w:t>
-      </w:r>
-      <w:r>
-        <w:rPr>
-          <w:sz w:val="22"/>
-          <w:szCs w:val="22"/>
-        </w:rPr>
-        <w:t xml:space="preserve">який діє на підставі </w:t>
-      </w:r>
-      <w:r>
-        <w:rPr>
-          <w:sz w:val="22"/>
-          <w:szCs w:val="22"/>
-        </w:rPr>
-        <w:t>_____________________</w:t>
-      </w:r>
-      <w:r>
-        <w:rPr>
-          <w:sz w:val="22"/>
-          <w:szCs w:val="22"/>
-        </w:rPr>
-        <w:t xml:space="preserve">, </w:t>
-      </w:r>
-      <w:r>
-        <w:rPr>
-          <w:sz w:val="24"/>
-          <w:szCs w:val="24"/>
-        </w:rPr>
-        <w:t xml:space="preserve"> </w:t>
-      </w:r>
-      <w:r>
-        <w:rPr>
-          <w:sz w:val="24"/>
-          <w:szCs w:val="24"/>
-        </w:rPr>
-        <w:t xml:space="preserve">та ______________________________________________ </w:t>
-      </w:r>
-      <w:r>
-        <w:rPr>
-          <w:sz w:val="24"/>
-          <w:szCs w:val="24"/>
-        </w:rPr>
-        <w:t>з другої сторони, надалі іменовані Сторони, уклали цей акт про наступне:</w:t>
-      </w:r>
-    </w:p>
-    <w:p>
-      <w:pPr>
-        <w:pStyle w:val="a3"/>
-        <w:ind w:right="-1" w:firstLine="426"/>
-        <w:rPr>
-          <w:sz w:val="24"/>
-          <w:szCs w:val="24"/>
-        </w:rPr>
-      </w:pPr>
-    </w:p>
-    <w:p>
-      <w:pPr>
-        <w:pStyle w:val="a3"/>
-        <w:ind w:right="-1" w:firstLine="426"/>
-        <w:rPr>
-          <w:sz w:val="24"/>
-          <w:szCs w:val="24"/>
-        </w:rPr>
-      </w:pPr>
-      <w:r>
-        <w:rPr>
-          <w:sz w:val="24"/>
-          <w:szCs w:val="24"/>
-        </w:rPr>
-        <w:t>1. Користувач:</w:t>
-      </w:r>
-    </w:p>
-    <w:p>
-      <w:pPr>
-        <w:pStyle w:val="a3"/>
-        <w:ind w:right="-1" w:firstLine="426"/>
-        <w:rPr>
-          <w:sz w:val="24"/>
-          <w:szCs w:val="24"/>
-        </w:rPr>
-      </w:pPr>
-      <w:r>
-        <w:rPr>
-          <w:sz w:val="24"/>
-          <w:szCs w:val="24"/>
-        </w:rPr>
-        <w:t xml:space="preserve">1.1. Відповідно до Договору надав </w:t>
-      </w:r>
-      <w:r>
-        <w:rPr>
-          <w:caps/>
-          <w:sz w:val="24"/>
-          <w:szCs w:val="24"/>
-        </w:rPr>
-        <w:t>з</w:t>
-      </w:r>
-      <w:r>
-        <w:rPr>
-          <w:sz w:val="24"/>
-          <w:szCs w:val="24"/>
-        </w:rPr>
-        <w:t>віт про публічно сповіщені твори</w:t>
-      </w:r>
-      <w:r>
-        <w:rPr>
-          <w:sz w:val="24"/>
-          <w:szCs w:val="24"/>
-        </w:rPr>
-        <w:t xml:space="preserve"> через мережу Інтернет</w:t>
-      </w:r>
-      <w:r>
-        <w:rPr>
-          <w:rFonts w:ascii="Times New Roman CYR" w:hAnsi="Times New Roman CYR" w:cs="Times New Roman CYR"/>
-          <w:sz w:val="20"/>
-          <w:szCs w:val="20"/>
-        </w:rPr>
-        <w:t xml:space="preserve"> (</w:t>
-      </w:r>
-      <w:r>
-        <w:rPr>
-          <w:rFonts w:ascii="Times New Roman CYR" w:hAnsi="Times New Roman CYR" w:cs="Times New Roman CYR"/>
-          <w:sz w:val="24"/>
-          <w:szCs w:val="24"/>
-        </w:rPr>
-        <w:t xml:space="preserve">за </w:t>
-      </w:r>
-      <w:r>
-        <w:rPr>
-          <w:rFonts w:ascii="Times New Roman CYR" w:hAnsi="Times New Roman CYR" w:cs="Times New Roman CYR"/>
-          <w:sz w:val="24"/>
-          <w:szCs w:val="24"/>
-          <w:lang w:val="ru-RU"/>
-        </w:rPr>
-        <w:t xml:space="preserve">______ </w:t>
-      </w:r>
-      <w:proofErr w:type="spellStart"/>
-      <w:r>
-        <w:rPr>
-          <w:rFonts w:ascii="Times New Roman CYR" w:hAnsi="Times New Roman CYR" w:cs="Times New Roman CYR"/>
-          <w:sz w:val="24"/>
-          <w:szCs w:val="24"/>
-          <w:lang w:val="ru-RU"/>
-        </w:rPr>
-        <w:t>місяць</w:t>
-      </w:r>
-      <w:proofErr w:type="spellEnd"/>
-      <w:r>
-        <w:rPr>
-          <w:rFonts w:ascii="Times New Roman CYR" w:hAnsi="Times New Roman CYR" w:cs="Times New Roman CYR"/>
-          <w:sz w:val="24"/>
-          <w:szCs w:val="24"/>
-          <w:lang w:val="ru-RU"/>
-        </w:rPr>
-        <w:t xml:space="preserve"> </w:t>
-      </w:r>
-      <w:r>
-        <w:rPr>
-          <w:sz w:val="24"/>
-          <w:szCs w:val="24"/>
-        </w:rPr>
-        <w:t>20_</w:t>
-      </w:r>
-      <w:r>
-        <w:rPr>
-          <w:sz w:val="24"/>
-          <w:szCs w:val="24"/>
-        </w:rPr>
-        <w:t xml:space="preserve">_ р.) в паперовому вигляді і електронному вигляді за </w:t>
-      </w:r>
-      <w:r>
-        <w:rPr>
-          <w:sz w:val="24"/>
-          <w:szCs w:val="24"/>
-        </w:rPr>
-        <w:t xml:space="preserve">адресами </w:t>
-      </w:r>
-      <w:r>
-        <w:t>______________________________</w:t>
-      </w:r>
-      <w:r>
-        <w:rPr>
-          <w:sz w:val="24"/>
-          <w:szCs w:val="24"/>
-        </w:rPr>
-        <w:t>;</w:t>
-      </w:r>
-    </w:p>
-    <w:p>
-      <w:pPr>
-        <w:pStyle w:val="a3"/>
-        <w:ind w:right="-1" w:firstLine="426"/>
-        <w:rPr>
-          <w:sz w:val="24"/>
-          <w:szCs w:val="24"/>
-        </w:rPr>
-      </w:pPr>
-      <w:r>
-        <w:rPr>
-          <w:sz w:val="24"/>
-          <w:szCs w:val="24"/>
-        </w:rPr>
-        <w:t xml:space="preserve">1.2. Відповідно до Договору надав Звіт про використані музичні твори в рекламі, що публічно </w:t>
-      </w:r>
-      <w:proofErr w:type="spellStart"/>
-      <w:r>
-        <w:rPr>
-          <w:sz w:val="24"/>
-          <w:szCs w:val="24"/>
-        </w:rPr>
-        <w:t>сповіщувалась</w:t>
-      </w:r>
-      <w:proofErr w:type="spellEnd"/>
-      <w:r>
-        <w:rPr>
-          <w:sz w:val="24"/>
-          <w:szCs w:val="24"/>
-        </w:rPr>
-        <w:t xml:space="preserve"> через мережу Інте</w:t>
-      </w:r>
-      <w:r>
-        <w:rPr>
-          <w:sz w:val="24"/>
-          <w:szCs w:val="24"/>
-        </w:rPr>
-        <w:t>рнет (за _______місяць 20_</w:t>
-      </w:r>
-      <w:r>
-        <w:rPr>
-          <w:sz w:val="24"/>
-          <w:szCs w:val="24"/>
-        </w:rPr>
-        <w:t>_</w:t>
-      </w:r>
-      <w:r>
-        <w:rPr>
-          <w:sz w:val="24"/>
-          <w:szCs w:val="24"/>
-        </w:rPr>
-        <w:t xml:space="preserve"> </w:t>
-      </w:r>
-      <w:r>
-        <w:rPr>
-          <w:sz w:val="24"/>
-          <w:szCs w:val="24"/>
-        </w:rPr>
-        <w:t>р.) в паперовому і електронному вигляді за адресами ___________________________________________;</w:t>
-      </w:r>
-    </w:p>
-    <w:p>
-      <w:pPr>
-        <w:pStyle w:val="a3"/>
-        <w:ind w:right="-1" w:firstLine="426"/>
-        <w:rPr>
-          <w:sz w:val="24"/>
-          <w:szCs w:val="24"/>
-        </w:rPr>
-      </w:pPr>
-      <w:r>
-        <w:rPr>
-          <w:sz w:val="24"/>
-          <w:szCs w:val="24"/>
-        </w:rPr>
-        <w:t>1.3</w:t>
-      </w:r>
-      <w:r>
-        <w:rPr>
-          <w:sz w:val="24"/>
-          <w:szCs w:val="24"/>
-        </w:rPr>
-        <w:t>. Відповідно до Договору перерахував авторську винагороду в сумі</w:t>
-      </w:r>
-      <w:r>
-        <w:rPr>
-          <w:b/>
-          <w:bCs/>
-          <w:sz w:val="24"/>
-          <w:szCs w:val="24"/>
-        </w:rPr>
-        <w:t xml:space="preserve"> ___________ (__________________________________</w:t>
-      </w:r>
-      <w:r>
-        <w:rPr>
-          <w:b/>
-          <w:sz w:val="24"/>
-          <w:szCs w:val="24"/>
-        </w:rPr>
-        <w:t>)</w:t>
-      </w:r>
-      <w:r>
-        <w:rPr>
-          <w:sz w:val="24"/>
-          <w:szCs w:val="24"/>
-        </w:rPr>
-        <w:t xml:space="preserve"> грн. </w:t>
-      </w:r>
-      <w:r>
-        <w:rPr>
-          <w:b/>
-          <w:sz w:val="24"/>
-          <w:szCs w:val="24"/>
-        </w:rPr>
-        <w:t>____</w:t>
-      </w:r>
-      <w:r>
-        <w:rPr>
-          <w:sz w:val="24"/>
-          <w:szCs w:val="24"/>
-        </w:rPr>
-        <w:t xml:space="preserve"> коп., а саме:</w:t>
-      </w:r>
-    </w:p>
-    <w:p>
-      <w:pPr>
-        <w:pStyle w:val="a3"/>
-        <w:ind w:right="-1" w:firstLine="426"/>
-        <w:rPr>
-          <w:sz w:val="24"/>
-          <w:szCs w:val="24"/>
-        </w:rPr>
-      </w:pPr>
-    </w:p>
-    <w:p>
-      <w:pPr>
-        <w:pStyle w:val="a3"/>
-        <w:ind w:right="-1" w:firstLine="426"/>
-        <w:jc w:val="center"/>
-        <w:rPr>
-          <w:b/>
-          <w:sz w:val="24"/>
-          <w:szCs w:val="24"/>
-        </w:rPr>
-      </w:pPr>
-      <w:r>
-        <w:rPr>
-          <w:b/>
-          <w:sz w:val="24"/>
-          <w:szCs w:val="24"/>
-        </w:rPr>
-        <w:t>Платіжне доручення від “</w:t>
-      </w:r>
-      <w:r>
-        <w:rPr>
-          <w:b/>
-          <w:sz w:val="24"/>
-          <w:szCs w:val="24"/>
-        </w:rPr>
-        <w:t>_____</w:t>
-      </w:r>
-      <w:r>
-        <w:rPr>
-          <w:b/>
-          <w:sz w:val="24"/>
-          <w:szCs w:val="24"/>
-        </w:rPr>
-        <w:t xml:space="preserve">” </w:t>
-      </w:r>
-      <w:r>
-        <w:rPr>
-          <w:b/>
-          <w:sz w:val="24"/>
-          <w:szCs w:val="24"/>
-        </w:rPr>
-        <w:t>__________</w:t>
-      </w:r>
-      <w:r>
-        <w:rPr>
-          <w:b/>
-          <w:sz w:val="24"/>
-          <w:szCs w:val="24"/>
-        </w:rPr>
-        <w:t xml:space="preserve"> 20</w:t>
-      </w:r>
-      <w:r>
-        <w:rPr>
-          <w:b/>
-          <w:sz w:val="24"/>
-          <w:szCs w:val="24"/>
-        </w:rPr>
-        <w:t>___</w:t>
-      </w:r>
-      <w:r>
-        <w:rPr>
-          <w:b/>
-          <w:sz w:val="24"/>
-          <w:szCs w:val="24"/>
-        </w:rPr>
-        <w:t xml:space="preserve"> р. № </w:t>
-      </w:r>
-      <w:r>
-        <w:rPr>
-          <w:b/>
-          <w:sz w:val="24"/>
-          <w:szCs w:val="24"/>
-        </w:rPr>
-        <w:t>____</w:t>
-      </w:r>
-      <w:r>
-        <w:rPr>
-          <w:b/>
-          <w:sz w:val="24"/>
-          <w:szCs w:val="24"/>
-        </w:rPr>
-        <w:t xml:space="preserve"> сума </w:t>
-      </w:r>
-      <w:r>
-        <w:rPr>
-          <w:b/>
-          <w:sz w:val="24"/>
-          <w:szCs w:val="24"/>
-        </w:rPr>
-        <w:t>_____</w:t>
-      </w:r>
-      <w:r>
-        <w:rPr>
-          <w:b/>
-          <w:sz w:val="24"/>
-          <w:szCs w:val="24"/>
-        </w:rPr>
-        <w:t>грн</w:t>
-      </w:r>
-      <w:r>
-        <w:rPr>
-          <w:b/>
-          <w:sz w:val="24"/>
-          <w:szCs w:val="24"/>
-        </w:rPr>
-        <w:t>.</w:t>
-      </w:r>
-      <w:r>
-        <w:rPr>
-          <w:b/>
-          <w:sz w:val="24"/>
-          <w:szCs w:val="24"/>
-        </w:rPr>
-        <w:t xml:space="preserve"> </w:t>
-      </w:r>
-      <w:r>
-        <w:rPr>
-          <w:b/>
-          <w:sz w:val="24"/>
-          <w:szCs w:val="24"/>
-        </w:rPr>
-        <w:t>__</w:t>
-      </w:r>
-      <w:r>
-        <w:rPr>
-          <w:b/>
-          <w:sz w:val="24"/>
-          <w:szCs w:val="24"/>
-        </w:rPr>
-        <w:t xml:space="preserve"> </w:t>
-      </w:r>
-      <w:r>
-        <w:rPr>
-          <w:b/>
-          <w:sz w:val="24"/>
-          <w:szCs w:val="24"/>
-        </w:rPr>
-        <w:t>коп</w:t>
-      </w:r>
-      <w:r>
-        <w:rPr>
-          <w:b/>
-          <w:sz w:val="24"/>
-          <w:szCs w:val="24"/>
-        </w:rPr>
-        <w:t>.</w:t>
-      </w:r>
-    </w:p>
-    <w:p>
-      <w:pPr>
-        <w:pStyle w:val="a3"/>
-        <w:ind w:right="-1" w:firstLine="426"/>
-        <w:rPr>
-          <w:sz w:val="24"/>
-          <w:szCs w:val="24"/>
-        </w:rPr>
-      </w:pPr>
-    </w:p>
-    <w:p>
-      <w:pPr>
-        <w:pStyle w:val="a3"/>
-        <w:ind w:right="-1" w:firstLine="426"/>
-        <w:rPr>
-          <w:sz w:val="24"/>
-          <w:szCs w:val="24"/>
-        </w:rPr>
-      </w:pPr>
-      <w:r>
-        <w:rPr>
-          <w:sz w:val="24"/>
-          <w:szCs w:val="24"/>
-        </w:rPr>
-        <w:t xml:space="preserve">2. </w:t>
-      </w:r>
-      <w:r>
-        <w:rPr>
-          <w:sz w:val="24"/>
-          <w:szCs w:val="24"/>
-        </w:rPr>
-        <w:t>ГО УААСП</w:t>
-      </w:r>
-      <w:r>
-        <w:rPr>
-          <w:sz w:val="24"/>
-          <w:szCs w:val="24"/>
-        </w:rPr>
-        <w:t xml:space="preserve"> одержано зазначені в п.1.1.</w:t>
-      </w:r>
-      <w:r>
-        <w:rPr>
-          <w:sz w:val="24"/>
-          <w:szCs w:val="24"/>
-        </w:rPr>
-        <w:t xml:space="preserve">,п.1.2., п.1.3. </w:t>
-      </w:r>
-      <w:r>
-        <w:rPr>
-          <w:sz w:val="24"/>
-          <w:szCs w:val="24"/>
-        </w:rPr>
-        <w:t xml:space="preserve">даного акту </w:t>
-      </w:r>
-      <w:r>
-        <w:rPr>
-          <w:caps/>
-          <w:sz w:val="24"/>
-          <w:szCs w:val="24"/>
-        </w:rPr>
-        <w:t>з</w:t>
-      </w:r>
-      <w:r>
-        <w:rPr>
-          <w:sz w:val="24"/>
-          <w:szCs w:val="24"/>
-        </w:rPr>
-        <w:t>віти про публічно сповіщені твори та перераховану Користувачем суму авторської винагороди (роялті) на поточний рахунок в банківській установі.</w:t>
-      </w:r>
-    </w:p>
-    <w:p>
-      <w:pPr>
-        <w:pStyle w:val="a3"/>
-        <w:ind w:right="-1" w:firstLine="426"/>
-        <w:rPr>
-          <w:sz w:val="24"/>
-          <w:szCs w:val="24"/>
-        </w:rPr>
-      </w:pPr>
-    </w:p>
-    <w:p>
-      <w:pPr>
-        <w:pStyle w:val="a3"/>
-        <w:ind w:right="-1" w:firstLine="426"/>
-        <w:rPr>
-          <w:sz w:val="24"/>
-          <w:szCs w:val="24"/>
-        </w:rPr>
-      </w:pPr>
-    </w:p>
-    <w:p>
-      <w:pPr>
-        <w:pStyle w:val="a3"/>
+        <w:pStyle w:val="BodyText"/>
         <w:ind w:firstLine="426"/>
         <w:rPr>
           <w:sz w:val="20"/>
@@ -13693,7 +12422,7 @@
           </w:tcPr>
           <w:p>
             <w:pPr>
-              <w:pStyle w:val="a3"/>
+              <w:pStyle w:val="BodyText"/>
               <w:ind w:right="-1" w:firstLine="426"/>
               <w:jc w:val="left"/>
               <w:rPr>
@@ -13729,7 +12458,7 @@
           </w:tcPr>
           <w:p>
             <w:pPr>
-              <w:pStyle w:val="a3"/>
+              <w:pStyle w:val="BodyText"/>
               <w:ind w:right="-1" w:firstLine="426"/>
               <w:jc w:val="left"/>
               <w:rPr>
@@ -13747,7 +12476,7 @@
           </w:tcPr>
           <w:p>
             <w:pPr>
-              <w:pStyle w:val="a3"/>
+              <w:pStyle w:val="BodyText"/>
               <w:ind w:right="-1" w:firstLine="426"/>
               <w:jc w:val="left"/>
               <w:rPr>
@@ -13779,7 +12508,7 @@
           </w:tcPr>
           <w:p>
             <w:pPr>
-              <w:pStyle w:val="a3"/>
+              <w:pStyle w:val="BodyText"/>
               <w:ind w:firstLine="426"/>
               <w:jc w:val="left"/>
               <w:rPr>
@@ -13797,7 +12526,7 @@
           </w:tcPr>
           <w:p>
             <w:pPr>
-              <w:pStyle w:val="a3"/>
+              <w:pStyle w:val="BodyText"/>
               <w:ind w:right="-1" w:firstLine="426"/>
               <w:jc w:val="left"/>
               <w:rPr>
@@ -13815,7 +12544,7 @@
           </w:tcPr>
           <w:p>
             <w:pPr>
-              <w:pStyle w:val="a3"/>
+              <w:pStyle w:val="BodyText"/>
               <w:ind w:right="-1" w:firstLine="426"/>
               <w:jc w:val="left"/>
               <w:rPr>
@@ -13832,7 +12561,7 @@
           </w:tcPr>
           <w:p>
             <w:pPr>
-              <w:pStyle w:val="a3"/>
+              <w:pStyle w:val="BodyText"/>
               <w:ind w:right="-1" w:firstLine="426"/>
               <w:jc w:val="left"/>
               <w:rPr>
@@ -13850,7 +12579,7 @@
           </w:tcPr>
           <w:p>
             <w:pPr>
-              <w:pStyle w:val="a3"/>
+              <w:pStyle w:val="BodyText"/>
               <w:ind w:right="-1" w:firstLine="426"/>
               <w:jc w:val="left"/>
               <w:rPr>
@@ -13868,7 +12597,7 @@
           </w:tcPr>
           <w:p>
             <w:pPr>
-              <w:pStyle w:val="a3"/>
+              <w:pStyle w:val="BodyText"/>
               <w:ind w:right="-1" w:firstLine="426"/>
               <w:jc w:val="left"/>
               <w:rPr>
@@ -13886,7 +12615,7 @@
           </w:tcPr>
           <w:p>
             <w:pPr>
-              <w:pStyle w:val="a3"/>
+              <w:pStyle w:val="BodyText"/>
               <w:ind w:right="-1" w:firstLine="426"/>
               <w:jc w:val="left"/>
               <w:rPr>
@@ -13927,7 +12656,7 @@
           </w:tcPr>
           <w:p>
             <w:pPr>
-              <w:pStyle w:val="a3"/>
+              <w:pStyle w:val="BodyText"/>
               <w:ind w:right="-1" w:firstLine="426"/>
               <w:jc w:val="left"/>
               <w:rPr>
@@ -13945,7 +12674,7 @@
           </w:tcPr>
           <w:p>
             <w:pPr>
-              <w:pStyle w:val="a3"/>
+              <w:pStyle w:val="BodyText"/>
               <w:ind w:right="-1" w:firstLine="426"/>
               <w:jc w:val="left"/>
               <w:rPr>
@@ -13968,7 +12697,7 @@
           </w:tcPr>
           <w:p>
             <w:pPr>
-              <w:pStyle w:val="a3"/>
+              <w:pStyle w:val="BodyText"/>
               <w:ind w:firstLine="426"/>
               <w:jc w:val="left"/>
               <w:rPr>
@@ -13986,7 +12715,7 @@
           </w:tcPr>
           <w:p>
             <w:pPr>
-              <w:pStyle w:val="a3"/>
+              <w:pStyle w:val="BodyText"/>
               <w:ind w:right="-1" w:firstLine="426"/>
               <w:jc w:val="left"/>
               <w:rPr>
@@ -14004,7 +12733,7 @@
           </w:tcPr>
           <w:p>
             <w:pPr>
-              <w:pStyle w:val="a3"/>
+              <w:pStyle w:val="BodyText"/>
               <w:ind w:right="-1" w:firstLine="426"/>
               <w:jc w:val="left"/>
               <w:rPr>
@@ -14021,7 +12750,7 @@
           </w:tcPr>
           <w:p>
             <w:pPr>
-              <w:pStyle w:val="a3"/>
+              <w:pStyle w:val="BodyText"/>
               <w:ind w:right="-1" w:firstLine="426"/>
               <w:jc w:val="left"/>
               <w:rPr>
@@ -14039,7 +12768,7 @@
           </w:tcPr>
           <w:p>
             <w:pPr>
-              <w:pStyle w:val="a3"/>
+              <w:pStyle w:val="BodyText"/>
               <w:ind w:right="-1" w:firstLine="426"/>
               <w:jc w:val="left"/>
               <w:rPr>
@@ -14057,7 +12786,7 @@
           </w:tcPr>
           <w:p>
             <w:pPr>
-              <w:pStyle w:val="a3"/>
+              <w:pStyle w:val="BodyText"/>
               <w:ind w:right="-1" w:firstLine="426"/>
               <w:jc w:val="left"/>
               <w:rPr>
@@ -14075,7 +12804,7 @@
           </w:tcPr>
           <w:p>
             <w:pPr>
-              <w:pStyle w:val="a3"/>
+              <w:pStyle w:val="BodyText"/>
               <w:ind w:right="-1" w:firstLine="426"/>
               <w:jc w:val="left"/>
               <w:rPr>
@@ -14092,7 +12821,7 @@
           </w:tcPr>
           <w:p>
             <w:pPr>
-              <w:pStyle w:val="a3"/>
+              <w:pStyle w:val="BodyText"/>
               <w:ind w:right="-1" w:firstLine="426"/>
               <w:jc w:val="left"/>
               <w:rPr>
@@ -14109,7 +12838,7 @@
           </w:tcPr>
           <w:p>
             <w:pPr>
-              <w:pStyle w:val="a3"/>
+              <w:pStyle w:val="BodyText"/>
               <w:ind w:right="-1" w:firstLine="426"/>
               <w:jc w:val="left"/>
               <w:rPr>
@@ -14126,7 +12855,7 @@
           </w:tcPr>
           <w:p>
             <w:pPr>
-              <w:pStyle w:val="a3"/>
+              <w:pStyle w:val="BodyText"/>
               <w:ind w:right="-1" w:firstLine="426"/>
               <w:jc w:val="left"/>
               <w:rPr>
@@ -14144,7 +12873,7 @@
           </w:tcPr>
           <w:p>
             <w:pPr>
-              <w:pStyle w:val="a3"/>
+              <w:pStyle w:val="BodyText"/>
               <w:ind w:right="-1" w:firstLine="426"/>
               <w:jc w:val="left"/>
               <w:rPr>
@@ -14167,7 +12896,7 @@
           </w:tcPr>
           <w:p>
             <w:pPr>
-              <w:pStyle w:val="a3"/>
+              <w:pStyle w:val="BodyText"/>
               <w:tabs>
                 <w:tab w:val="center" w:pos="4153"/>
                 <w:tab w:val="right" w:pos="8306"/>
@@ -14201,7 +12930,7 @@
           </w:tcPr>
           <w:p>
             <w:pPr>
-              <w:pStyle w:val="a3"/>
+              <w:pStyle w:val="BodyText"/>
               <w:tabs>
                 <w:tab w:val="center" w:pos="4153"/>
                 <w:tab w:val="right" w:pos="8306"/>
@@ -14228,7 +12957,7 @@
           </w:tcPr>
           <w:p>
             <w:pPr>
-              <w:pStyle w:val="a3"/>
+              <w:pStyle w:val="BodyText"/>
               <w:tabs>
                 <w:tab w:val="center" w:pos="4153"/>
                 <w:tab w:val="right" w:pos="8306"/>
@@ -14251,7 +12980,7 @@
           </w:tcPr>
           <w:p>
             <w:pPr>
-              <w:pStyle w:val="a3"/>
+              <w:pStyle w:val="BodyText"/>
               <w:tabs>
                 <w:tab w:val="center" w:pos="4153"/>
                 <w:tab w:val="right" w:pos="8306"/>
@@ -14275,7 +13004,7 @@
           </w:tcPr>
           <w:p>
             <w:pPr>
-              <w:pStyle w:val="a3"/>
+              <w:pStyle w:val="BodyText"/>
               <w:tabs>
                 <w:tab w:val="center" w:pos="4153"/>
                 <w:tab w:val="right" w:pos="8306"/>
@@ -14309,7 +13038,7 @@
           </w:tcPr>
           <w:p>
             <w:pPr>
-              <w:pStyle w:val="a3"/>
+              <w:pStyle w:val="BodyText"/>
               <w:ind w:right="-1" w:firstLine="426"/>
               <w:jc w:val="left"/>
               <w:rPr>
@@ -14327,7 +13056,7 @@
           </w:tcPr>
           <w:p>
             <w:pPr>
-              <w:pStyle w:val="a3"/>
+              <w:pStyle w:val="BodyText"/>
               <w:ind w:firstLine="426"/>
               <w:jc w:val="left"/>
               <w:rPr>
@@ -14353,7 +13082,7 @@
           </w:tcPr>
           <w:p>
             <w:pPr>
-              <w:pStyle w:val="a3"/>
+              <w:pStyle w:val="BodyText"/>
               <w:ind w:right="-1" w:firstLine="426"/>
               <w:jc w:val="left"/>
               <w:rPr>
@@ -14373,7 +13102,7 @@
           </w:tcPr>
           <w:p>
             <w:pPr>
-              <w:pStyle w:val="a3"/>
+              <w:pStyle w:val="BodyText"/>
               <w:ind w:right="-1" w:firstLine="426"/>
               <w:jc w:val="left"/>
               <w:rPr>
@@ -14390,7 +13119,7 @@
           </w:tcPr>
           <w:p>
             <w:pPr>
-              <w:pStyle w:val="a3"/>
+              <w:pStyle w:val="BodyText"/>
               <w:ind w:right="-1" w:firstLine="426"/>
               <w:jc w:val="left"/>
               <w:rPr>
@@ -14408,7 +13137,7 @@
           </w:tcPr>
           <w:p>
             <w:pPr>
-              <w:pStyle w:val="a3"/>
+              <w:pStyle w:val="BodyText"/>
               <w:ind w:right="-1" w:firstLine="426"/>
               <w:jc w:val="left"/>
               <w:rPr>
@@ -14442,7 +13171,7 @@
           </w:tcPr>
           <w:p>
             <w:pPr>
-              <w:pStyle w:val="a3"/>
+              <w:pStyle w:val="BodyText"/>
               <w:tabs>
                 <w:tab w:val="center" w:pos="4153"/>
                 <w:tab w:val="right" w:pos="8306"/>
@@ -14465,7 +13194,7 @@
           </w:tcPr>
           <w:p>
             <w:pPr>
-              <w:pStyle w:val="a3"/>
+              <w:pStyle w:val="BodyText"/>
               <w:tabs>
                 <w:tab w:val="center" w:pos="4153"/>
                 <w:tab w:val="right" w:pos="8306"/>
@@ -14491,7 +13220,7 @@
           </w:tcPr>
           <w:p>
             <w:pPr>
-              <w:pStyle w:val="a3"/>
+              <w:pStyle w:val="BodyText"/>
               <w:tabs>
                 <w:tab w:val="center" w:pos="4153"/>
                 <w:tab w:val="right" w:pos="8306"/>
@@ -14523,7 +13252,7 @@
           </w:tcPr>
           <w:p>
             <w:pPr>
-              <w:pStyle w:val="a3"/>
+              <w:pStyle w:val="BodyText"/>
               <w:tabs>
                 <w:tab w:val="center" w:pos="4153"/>
                 <w:tab w:val="right" w:pos="8306"/>
@@ -14547,7 +13276,7 @@
           </w:tcPr>
           <w:p>
             <w:pPr>
-              <w:pStyle w:val="a3"/>
+              <w:pStyle w:val="BodyText"/>
               <w:tabs>
                 <w:tab w:val="center" w:pos="4153"/>
                 <w:tab w:val="right" w:pos="8306"/>
@@ -14571,7 +13300,7 @@
           </w:tcPr>
           <w:p>
             <w:pPr>
-              <w:pStyle w:val="a3"/>
+              <w:pStyle w:val="BodyText"/>
               <w:ind w:right="-1" w:firstLine="426"/>
               <w:jc w:val="left"/>
               <w:rPr>
@@ -14589,7 +13318,7 @@
           </w:tcPr>
           <w:p>
             <w:pPr>
-              <w:pStyle w:val="a3"/>
+              <w:pStyle w:val="BodyText"/>
               <w:ind w:right="-1" w:firstLine="426"/>
               <w:jc w:val="center"/>
               <w:rPr>
@@ -14607,7 +13336,7 @@
           </w:tcPr>
           <w:p>
             <w:pPr>
-              <w:pStyle w:val="a3"/>
+              <w:pStyle w:val="BodyText"/>
               <w:ind w:right="-1" w:firstLine="426"/>
               <w:jc w:val="center"/>
               <w:rPr>
@@ -14627,7 +13356,7 @@
           </w:tcPr>
           <w:p>
             <w:pPr>
-              <w:pStyle w:val="a3"/>
+              <w:pStyle w:val="BodyText"/>
               <w:ind w:right="-1" w:firstLine="426"/>
               <w:jc w:val="center"/>
               <w:rPr>
@@ -14651,7 +13380,7 @@
           </w:tcPr>
           <w:p>
             <w:pPr>
-              <w:pStyle w:val="a3"/>
+              <w:pStyle w:val="BodyText"/>
               <w:ind w:right="-1" w:firstLine="426"/>
               <w:jc w:val="center"/>
               <w:rPr>
@@ -14669,7 +13398,7 @@
           </w:tcPr>
           <w:p>
             <w:pPr>
-              <w:pStyle w:val="a3"/>
+              <w:pStyle w:val="BodyText"/>
               <w:ind w:right="-1" w:firstLine="426"/>
               <w:jc w:val="center"/>
               <w:rPr>
@@ -14693,7 +13422,7 @@
           </w:tcPr>
           <w:p>
             <w:pPr>
-              <w:pStyle w:val="a3"/>
+              <w:pStyle w:val="BodyText"/>
               <w:ind w:right="-1" w:firstLine="426"/>
               <w:jc w:val="left"/>
               <w:rPr>
@@ -14710,7 +13439,7 @@
           </w:tcPr>
           <w:p>
             <w:pPr>
-              <w:pStyle w:val="a3"/>
+              <w:pStyle w:val="BodyText"/>
               <w:ind w:right="-1" w:firstLine="426"/>
               <w:jc w:val="left"/>
               <w:rPr>
@@ -14728,7 +13457,7 @@
           </w:tcPr>
           <w:p>
             <w:pPr>
-              <w:pStyle w:val="a3"/>
+              <w:pStyle w:val="BodyText"/>
               <w:ind w:right="-1" w:firstLine="426"/>
               <w:jc w:val="left"/>
               <w:rPr>
@@ -14745,7 +13474,7 @@
           </w:tcPr>
           <w:p>
             <w:pPr>
-              <w:pStyle w:val="a3"/>
+              <w:pStyle w:val="BodyText"/>
               <w:ind w:right="-1" w:firstLine="426"/>
               <w:jc w:val="left"/>
               <w:rPr>
@@ -14763,7 +13492,7 @@
           </w:tcPr>
           <w:p>
             <w:pPr>
-              <w:pStyle w:val="a3"/>
+              <w:pStyle w:val="BodyText"/>
               <w:ind w:right="-1" w:firstLine="426"/>
               <w:jc w:val="left"/>
               <w:rPr>
@@ -14781,7 +13510,7 @@
           </w:tcPr>
           <w:p>
             <w:pPr>
-              <w:pStyle w:val="a3"/>
+              <w:pStyle w:val="BodyText"/>
               <w:ind w:right="-1" w:firstLine="426"/>
               <w:jc w:val="left"/>
               <w:rPr>
@@ -14799,7 +13528,7 @@
           </w:tcPr>
           <w:p>
             <w:pPr>
-              <w:pStyle w:val="a3"/>
+              <w:pStyle w:val="BodyText"/>
               <w:ind w:right="-1" w:firstLine="426"/>
               <w:jc w:val="left"/>
               <w:rPr>
@@ -14816,7 +13545,7 @@
           </w:tcPr>
           <w:p>
             <w:pPr>
-              <w:pStyle w:val="a3"/>
+              <w:pStyle w:val="BodyText"/>
               <w:ind w:right="-1" w:firstLine="426"/>
               <w:jc w:val="left"/>
               <w:rPr>
@@ -14833,7 +13562,7 @@
           </w:tcPr>
           <w:p>
             <w:pPr>
-              <w:pStyle w:val="a3"/>
+              <w:pStyle w:val="BodyText"/>
               <w:ind w:right="-1" w:firstLine="426"/>
               <w:jc w:val="left"/>
               <w:rPr>
@@ -14850,7 +13579,7 @@
           </w:tcPr>
           <w:p>
             <w:pPr>
-              <w:pStyle w:val="a3"/>
+              <w:pStyle w:val="BodyText"/>
               <w:ind w:right="-1" w:firstLine="426"/>
               <w:jc w:val="left"/>
               <w:rPr>
@@ -14868,7 +13597,7 @@
           </w:tcPr>
           <w:p>
             <w:pPr>
-              <w:pStyle w:val="a3"/>
+              <w:pStyle w:val="BodyText"/>
               <w:ind w:right="-1" w:firstLine="426"/>
               <w:jc w:val="left"/>
               <w:rPr>
@@ -14891,7 +13620,7 @@
           </w:tcPr>
           <w:p>
             <w:pPr>
-              <w:pStyle w:val="a3"/>
+              <w:pStyle w:val="BodyText"/>
               <w:ind w:right="-1" w:firstLine="426"/>
               <w:jc w:val="left"/>
               <w:rPr>
@@ -14908,7 +13637,7 @@
           </w:tcPr>
           <w:p>
             <w:pPr>
-              <w:pStyle w:val="a3"/>
+              <w:pStyle w:val="BodyText"/>
               <w:ind w:right="-1" w:firstLine="426"/>
               <w:jc w:val="left"/>
               <w:rPr>
@@ -14926,7 +13655,7 @@
           </w:tcPr>
           <w:p>
             <w:pPr>
-              <w:pStyle w:val="a3"/>
+              <w:pStyle w:val="BodyText"/>
               <w:ind w:right="-1" w:firstLine="426"/>
               <w:jc w:val="left"/>
               <w:rPr>
@@ -14943,7 +13672,7 @@
           </w:tcPr>
           <w:p>
             <w:pPr>
-              <w:pStyle w:val="a3"/>
+              <w:pStyle w:val="BodyText"/>
               <w:ind w:right="-1" w:firstLine="426"/>
               <w:jc w:val="left"/>
               <w:rPr>
@@ -14961,7 +13690,7 @@
           </w:tcPr>
           <w:p>
             <w:pPr>
-              <w:pStyle w:val="a3"/>
+              <w:pStyle w:val="BodyText"/>
               <w:ind w:right="-1" w:firstLine="426"/>
               <w:jc w:val="left"/>
               <w:rPr>
@@ -14979,7 +13708,7 @@
           </w:tcPr>
           <w:p>
             <w:pPr>
-              <w:pStyle w:val="a3"/>
+              <w:pStyle w:val="BodyText"/>
               <w:ind w:right="-1" w:firstLine="426"/>
               <w:jc w:val="left"/>
               <w:rPr>
@@ -14997,7 +13726,7 @@
           </w:tcPr>
           <w:p>
             <w:pPr>
-              <w:pStyle w:val="a3"/>
+              <w:pStyle w:val="BodyText"/>
               <w:ind w:right="-1" w:firstLine="426"/>
               <w:jc w:val="left"/>
               <w:rPr>
@@ -15014,7 +13743,7 @@
           </w:tcPr>
           <w:p>
             <w:pPr>
-              <w:pStyle w:val="a3"/>
+              <w:pStyle w:val="BodyText"/>
               <w:ind w:right="-1" w:firstLine="426"/>
               <w:jc w:val="left"/>
               <w:rPr>
@@ -15031,7 +13760,7 @@
           </w:tcPr>
           <w:p>
             <w:pPr>
-              <w:pStyle w:val="a3"/>
+              <w:pStyle w:val="BodyText"/>
               <w:ind w:right="-1" w:firstLine="426"/>
               <w:jc w:val="left"/>
               <w:rPr>
@@ -15048,7 +13777,7 @@
           </w:tcPr>
           <w:p>
             <w:pPr>
-              <w:pStyle w:val="a3"/>
+              <w:pStyle w:val="BodyText"/>
               <w:ind w:right="-1" w:firstLine="426"/>
               <w:jc w:val="left"/>
               <w:rPr>
@@ -15066,7 +13795,7 @@
           </w:tcPr>
           <w:p>
             <w:pPr>
-              <w:pStyle w:val="a3"/>
+              <w:pStyle w:val="BodyText"/>
               <w:ind w:right="-1" w:firstLine="426"/>
               <w:jc w:val="left"/>
               <w:rPr>
@@ -15086,7 +13815,7 @@
           </w:tcPr>
           <w:p>
             <w:pPr>
-              <w:pStyle w:val="a3"/>
+              <w:pStyle w:val="BodyText"/>
               <w:ind w:right="-582" w:firstLine="426"/>
               <w:jc w:val="left"/>
               <w:rPr>
@@ -15111,7 +13840,7 @@
           </w:tcPr>
           <w:p>
             <w:pPr>
-              <w:pStyle w:val="a3"/>
+              <w:pStyle w:val="BodyText"/>
               <w:ind w:right="-108" w:firstLine="426"/>
               <w:jc w:val="left"/>
               <w:rPr>
@@ -15122,7 +13851,7 @@
           </w:p>
           <w:p>
             <w:pPr>
-              <w:pStyle w:val="a3"/>
+              <w:pStyle w:val="BodyText"/>
               <w:ind w:right="-108" w:firstLine="426"/>
               <w:jc w:val="left"/>
               <w:rPr>
@@ -15143,7 +13872,7 @@
           </w:tcPr>
           <w:p>
             <w:pPr>
-              <w:pStyle w:val="a3"/>
+              <w:pStyle w:val="BodyText"/>
               <w:ind w:right="-1" w:firstLine="426"/>
               <w:jc w:val="left"/>
               <w:rPr>
@@ -15160,7 +13889,7 @@
           </w:tcPr>
           <w:p>
             <w:pPr>
-              <w:pStyle w:val="a3"/>
+              <w:pStyle w:val="BodyText"/>
               <w:ind w:right="-1" w:firstLine="426"/>
               <w:jc w:val="left"/>
               <w:rPr>
@@ -15179,7 +13908,7 @@
           </w:tcPr>
           <w:p>
             <w:pPr>
-              <w:pStyle w:val="a3"/>
+              <w:pStyle w:val="BodyText"/>
               <w:ind w:right="-1" w:firstLine="426"/>
               <w:jc w:val="left"/>
               <w:rPr>
@@ -15205,7 +13934,7 @@
           </w:tcPr>
           <w:p>
             <w:pPr>
-              <w:pStyle w:val="a3"/>
+              <w:pStyle w:val="BodyText"/>
               <w:ind w:right="-1" w:firstLine="426"/>
               <w:jc w:val="left"/>
               <w:rPr>
@@ -15223,7 +13952,7 @@
           </w:tcPr>
           <w:p>
             <w:pPr>
-              <w:pStyle w:val="a3"/>
+              <w:pStyle w:val="BodyText"/>
               <w:ind w:right="-1" w:firstLine="426"/>
               <w:jc w:val="left"/>
               <w:rPr>
@@ -15248,7 +13977,7 @@
           </w:tcPr>
           <w:p>
             <w:pPr>
-              <w:pStyle w:val="a3"/>
+              <w:pStyle w:val="BodyText"/>
               <w:ind w:right="-1" w:firstLine="426"/>
               <w:jc w:val="left"/>
               <w:rPr>
@@ -15268,7 +13997,7 @@
           </w:tcPr>
           <w:p>
             <w:pPr>
-              <w:pStyle w:val="a3"/>
+              <w:pStyle w:val="BodyText"/>
               <w:ind w:right="-1" w:firstLine="426"/>
               <w:jc w:val="left"/>
               <w:rPr>
@@ -15285,7 +14014,7 @@
           </w:tcPr>
           <w:p>
             <w:pPr>
-              <w:pStyle w:val="a3"/>
+              <w:pStyle w:val="BodyText"/>
               <w:ind w:right="-1" w:firstLine="426"/>
               <w:jc w:val="left"/>
               <w:rPr>
@@ -15303,7 +14032,7 @@
           </w:tcPr>
           <w:p>
             <w:pPr>
-              <w:pStyle w:val="a3"/>
+              <w:pStyle w:val="BodyText"/>
               <w:ind w:right="-1" w:firstLine="426"/>
               <w:jc w:val="left"/>
               <w:rPr>
@@ -15336,7 +14065,7 @@
           </w:tcPr>
           <w:p>
             <w:pPr>
-              <w:pStyle w:val="a3"/>
+              <w:pStyle w:val="BodyText"/>
               <w:ind w:right="-1" w:firstLine="426"/>
               <w:jc w:val="left"/>
               <w:rPr>
@@ -15353,7 +14082,7 @@
           </w:tcPr>
           <w:p>
             <w:pPr>
-              <w:pStyle w:val="a3"/>
+              <w:pStyle w:val="BodyText"/>
               <w:ind w:right="-1" w:firstLine="426"/>
               <w:jc w:val="center"/>
               <w:rPr>
@@ -15373,7 +14102,7 @@
           </w:tcPr>
           <w:p>
             <w:pPr>
-              <w:pStyle w:val="a3"/>
+              <w:pStyle w:val="BodyText"/>
               <w:ind w:right="-1" w:firstLine="426"/>
               <w:jc w:val="center"/>
               <w:rPr>
@@ -15397,7 +14126,7 @@
           </w:tcPr>
           <w:p>
             <w:pPr>
-              <w:pStyle w:val="a3"/>
+              <w:pStyle w:val="BodyText"/>
               <w:ind w:right="-1" w:firstLine="426"/>
               <w:jc w:val="left"/>
               <w:rPr>
@@ -15415,7 +14144,7 @@
           </w:tcPr>
           <w:p>
             <w:pPr>
-              <w:pStyle w:val="a3"/>
+              <w:pStyle w:val="BodyText"/>
               <w:ind w:right="-1" w:firstLine="426"/>
               <w:jc w:val="left"/>
               <w:rPr>
@@ -15433,7 +14162,7 @@
           </w:tcPr>
           <w:p>
             <w:pPr>
-              <w:pStyle w:val="a3"/>
+              <w:pStyle w:val="BodyText"/>
               <w:ind w:right="-1" w:firstLine="426"/>
               <w:jc w:val="left"/>
               <w:rPr>
@@ -15451,7 +14180,7 @@
           </w:tcPr>
           <w:p>
             <w:pPr>
-              <w:pStyle w:val="a3"/>
+              <w:pStyle w:val="BodyText"/>
               <w:ind w:right="-1" w:firstLine="426"/>
               <w:jc w:val="center"/>
               <w:rPr>
@@ -15469,7 +14198,7 @@
           </w:tcPr>
           <w:p>
             <w:pPr>
-              <w:pStyle w:val="a3"/>
+              <w:pStyle w:val="BodyText"/>
               <w:ind w:right="-1" w:firstLine="426"/>
               <w:jc w:val="center"/>
               <w:rPr>
@@ -15489,7 +14218,7 @@
           </w:tcPr>
           <w:p>
             <w:pPr>
-              <w:pStyle w:val="a3"/>
+              <w:pStyle w:val="BodyText"/>
               <w:ind w:right="-1" w:firstLine="426"/>
               <w:jc w:val="center"/>
               <w:rPr>
@@ -15513,7 +14242,7 @@
           </w:tcPr>
           <w:p>
             <w:pPr>
-              <w:pStyle w:val="a3"/>
+              <w:pStyle w:val="BodyText"/>
               <w:ind w:right="-1" w:firstLine="426"/>
               <w:jc w:val="center"/>
               <w:rPr>
@@ -15531,7 +14260,7 @@
           </w:tcPr>
           <w:p>
             <w:pPr>
-              <w:pStyle w:val="a3"/>
+              <w:pStyle w:val="BodyText"/>
               <w:ind w:right="-1" w:firstLine="426"/>
               <w:jc w:val="center"/>
               <w:rPr>
@@ -15555,7 +14284,7 @@
           </w:tcPr>
           <w:p>
             <w:pPr>
-              <w:pStyle w:val="a3"/>
+              <w:pStyle w:val="BodyText"/>
               <w:ind w:right="-1" w:firstLine="426"/>
               <w:jc w:val="left"/>
               <w:rPr>
@@ -15572,7 +14301,7 @@
           </w:tcPr>
           <w:p>
             <w:pPr>
-              <w:pStyle w:val="a3"/>
+              <w:pStyle w:val="BodyText"/>
               <w:ind w:right="-1" w:firstLine="426"/>
               <w:jc w:val="left"/>
               <w:rPr>
@@ -15590,7 +14319,7 @@
           </w:tcPr>
           <w:p>
             <w:pPr>
-              <w:pStyle w:val="a3"/>
+              <w:pStyle w:val="BodyText"/>
               <w:ind w:right="-1" w:firstLine="426"/>
               <w:jc w:val="left"/>
               <w:rPr>
@@ -15607,7 +14336,7 @@
           </w:tcPr>
           <w:p>
             <w:pPr>
-              <w:pStyle w:val="a3"/>
+              <w:pStyle w:val="BodyText"/>
               <w:ind w:right="-1" w:firstLine="426"/>
               <w:jc w:val="left"/>
               <w:rPr>
@@ -15625,7 +14354,7 @@
           </w:tcPr>
           <w:p>
             <w:pPr>
-              <w:pStyle w:val="a3"/>
+              <w:pStyle w:val="BodyText"/>
               <w:ind w:right="-1" w:firstLine="426"/>
               <w:jc w:val="left"/>
               <w:rPr>
@@ -15643,7 +14372,7 @@
           </w:tcPr>
           <w:p>
             <w:pPr>
-              <w:pStyle w:val="a3"/>
+              <w:pStyle w:val="BodyText"/>
               <w:ind w:right="-1" w:firstLine="426"/>
               <w:jc w:val="left"/>
               <w:rPr>
@@ -15661,7 +14390,7 @@
           </w:tcPr>
           <w:p>
             <w:pPr>
-              <w:pStyle w:val="a3"/>
+              <w:pStyle w:val="BodyText"/>
               <w:ind w:right="-1" w:firstLine="426"/>
               <w:jc w:val="left"/>
               <w:rPr>
@@ -15678,7 +14407,7 @@
           </w:tcPr>
           <w:p>
             <w:pPr>
-              <w:pStyle w:val="a3"/>
+              <w:pStyle w:val="BodyText"/>
               <w:ind w:right="-1" w:firstLine="426"/>
               <w:jc w:val="left"/>
               <w:rPr>
@@ -15695,7 +14424,7 @@
           </w:tcPr>
           <w:p>
             <w:pPr>
-              <w:pStyle w:val="a3"/>
+              <w:pStyle w:val="BodyText"/>
               <w:ind w:right="-1" w:firstLine="426"/>
               <w:jc w:val="left"/>
               <w:rPr>
@@ -15712,7 +14441,7 @@
           </w:tcPr>
           <w:p>
             <w:pPr>
-              <w:pStyle w:val="a3"/>
+              <w:pStyle w:val="BodyText"/>
               <w:ind w:right="-1" w:firstLine="426"/>
               <w:jc w:val="left"/>
               <w:rPr>
@@ -15730,7 +14459,7 @@
           </w:tcPr>
           <w:p>
             <w:pPr>
-              <w:pStyle w:val="a3"/>
+              <w:pStyle w:val="BodyText"/>
               <w:ind w:right="-1" w:firstLine="426"/>
               <w:jc w:val="left"/>
               <w:rPr>
@@ -15753,7 +14482,7 @@
           </w:tcPr>
           <w:p>
             <w:pPr>
-              <w:pStyle w:val="a3"/>
+              <w:pStyle w:val="BodyText"/>
               <w:ind w:right="-1" w:firstLine="426"/>
               <w:jc w:val="left"/>
               <w:rPr>
@@ -15777,7 +14506,7 @@
           </w:tcPr>
           <w:p>
             <w:pPr>
-              <w:pStyle w:val="a3"/>
+              <w:pStyle w:val="BodyText"/>
               <w:ind w:right="-1" w:firstLine="426"/>
               <w:jc w:val="left"/>
               <w:rPr>
@@ -15795,7 +14524,7 @@
           </w:tcPr>
           <w:p>
             <w:pPr>
-              <w:pStyle w:val="a3"/>
+              <w:pStyle w:val="BodyText"/>
               <w:ind w:right="-1" w:firstLine="426"/>
               <w:jc w:val="left"/>
               <w:rPr>
@@ -15812,7 +14541,7 @@
           </w:tcPr>
           <w:p>
             <w:pPr>
-              <w:pStyle w:val="a3"/>
+              <w:pStyle w:val="BodyText"/>
               <w:ind w:right="-1" w:firstLine="426"/>
               <w:jc w:val="left"/>
               <w:rPr>
@@ -15830,7 +14559,7 @@
           </w:tcPr>
           <w:p>
             <w:pPr>
-              <w:pStyle w:val="a3"/>
+              <w:pStyle w:val="BodyText"/>
               <w:ind w:right="-1" w:firstLine="426"/>
               <w:jc w:val="left"/>
               <w:rPr>
@@ -15848,7 +14577,7 @@
           </w:tcPr>
           <w:p>
             <w:pPr>
-              <w:pStyle w:val="a3"/>
+              <w:pStyle w:val="BodyText"/>
               <w:ind w:right="-1" w:firstLine="426"/>
               <w:jc w:val="left"/>
               <w:rPr>
@@ -15866,7 +14595,7 @@
           </w:tcPr>
           <w:p>
             <w:pPr>
-              <w:pStyle w:val="a3"/>
+              <w:pStyle w:val="BodyText"/>
               <w:ind w:right="-1" w:firstLine="426"/>
               <w:jc w:val="left"/>
               <w:rPr>
@@ -15890,7 +14619,7 @@
           </w:tcPr>
           <w:p>
             <w:pPr>
-              <w:pStyle w:val="a3"/>
+              <w:pStyle w:val="BodyText"/>
               <w:ind w:right="-1" w:firstLine="426"/>
               <w:jc w:val="left"/>
               <w:rPr>
@@ -15907,7 +14636,7 @@
           </w:tcPr>
           <w:p>
             <w:pPr>
-              <w:pStyle w:val="a3"/>
+              <w:pStyle w:val="BodyText"/>
               <w:ind w:right="-1" w:firstLine="426"/>
               <w:jc w:val="left"/>
               <w:rPr>
@@ -15924,7 +14653,7 @@
           </w:tcPr>
           <w:p>
             <w:pPr>
-              <w:pStyle w:val="a3"/>
+              <w:pStyle w:val="BodyText"/>
               <w:ind w:right="-1" w:firstLine="426"/>
               <w:jc w:val="left"/>
               <w:rPr>
@@ -15942,7 +14671,7 @@
           </w:tcPr>
           <w:p>
             <w:pPr>
-              <w:pStyle w:val="a3"/>
+              <w:pStyle w:val="BodyText"/>
               <w:ind w:right="-1" w:firstLine="426"/>
               <w:jc w:val="left"/>
               <w:rPr>
@@ -16108,9 +14837,8 @@
           <w:szCs w:val="20"/>
           <w:lang w:val="uk-UA"/>
         </w:rPr>
-        <w:t xml:space="preserve">№ </w:t>
-      </w:r>
-      <w:proofErr w:type="spellStart"/>
+        <w:t>№ ТЕ</w:t>
+      </w:r>
       <w:r>
         <w:rPr>
           <w:rFonts w:ascii="Times New Roman CYR" w:hAnsi="Times New Roman CYR" w:cs="Times New Roman CYR"/>
@@ -16119,19 +14847,8 @@
           <w:szCs w:val="20"/>
           <w:lang w:val="uk-UA"/>
         </w:rPr>
-        <w:t>ТЕ</w:t>
-      </w:r>
-      <w:r>
-        <w:rPr>
-          <w:rFonts w:ascii="Times New Roman CYR" w:hAnsi="Times New Roman CYR" w:cs="Times New Roman CYR"/>
-          <w:b w:val="0"/>
-          <w:sz w:val="20"/>
-          <w:szCs w:val="20"/>
-          <w:lang w:val="uk-UA"/>
-        </w:rPr>
         <w:t>і</w:t>
       </w:r>
-      <w:proofErr w:type="spellEnd"/>
       <w:r>
         <w:rPr>
           <w:rFonts w:ascii="Times New Roman CYR" w:hAnsi="Times New Roman CYR" w:cs="Times New Roman CYR"/>
@@ -16242,7 +14959,7 @@
         <mc:AlternateContent>
           <mc:Choice Requires="wps">
             <w:drawing>
-              <wp:anchor distT="0" distB="0" distL="114300" distR="114300" simplePos="0" relativeHeight="251657728" behindDoc="0" locked="0" layoutInCell="1" allowOverlap="1">
+              <wp:anchor distT="0" distB="0" distL="114300" distR="114300" simplePos="0" relativeHeight="251657728" behindDoc="0" locked="0" layoutInCell="1" allowOverlap="1" wp14:anchorId="18069753" wp14:editId="4FE7F7E2">
                 <wp:simplePos x="0" y="0"/>
                 <wp:positionH relativeFrom="column">
                   <wp:posOffset>373380</wp:posOffset>
@@ -16287,7 +15004,6 @@
                               <w:rPr>
                                 <w:sz w:val="24"/>
                                 <w:szCs w:val="24"/>
-                                <w:lang/>
                               </w:rPr>
                             </w:pPr>
                             <w:r>
@@ -17063,25 +15779,7 @@
                 <w:szCs w:val="18"/>
                 <w:lang w:val="uk-UA"/>
               </w:rPr>
-              <w:t xml:space="preserve">Кількість </w:t>
-            </w:r>
-            <w:proofErr w:type="spellStart"/>
-            <w:r>
-              <w:rPr>
-                <w:sz w:val="18"/>
-                <w:szCs w:val="18"/>
-                <w:lang w:val="uk-UA"/>
-              </w:rPr>
-              <w:t>виконань</w:t>
-            </w:r>
-            <w:proofErr w:type="spellEnd"/>
-            <w:r>
-              <w:rPr>
-                <w:sz w:val="18"/>
-                <w:szCs w:val="18"/>
-                <w:lang w:val="uk-UA"/>
-              </w:rPr>
-              <w:t>:</w:t>
+              <w:t>Кількість виконань:</w:t>
             </w:r>
           </w:p>
         </w:tc>
@@ -17161,29 +15859,7 @@
                 <w:szCs w:val="18"/>
                 <w:lang w:val="uk-UA"/>
               </w:rPr>
-              <w:t xml:space="preserve"> (</w:t>
-            </w:r>
-            <w:proofErr w:type="spellStart"/>
-            <w:r>
-              <w:rPr>
-                <w:b w:val="0"/>
-                <w:bCs w:val="0"/>
-                <w:sz w:val="18"/>
-                <w:szCs w:val="18"/>
-                <w:lang w:val="uk-UA"/>
-              </w:rPr>
-              <w:t>сек</w:t>
-            </w:r>
-            <w:proofErr w:type="spellEnd"/>
-            <w:r>
-              <w:rPr>
-                <w:b w:val="0"/>
-                <w:bCs w:val="0"/>
-                <w:sz w:val="18"/>
-                <w:szCs w:val="18"/>
-                <w:lang w:val="uk-UA"/>
-              </w:rPr>
-              <w:t>.):</w:t>
+              <w:t xml:space="preserve"> (сек.):</w:t>
             </w:r>
           </w:p>
         </w:tc>
@@ -17817,51 +16493,7 @@
           <w:szCs w:val="20"/>
           <w:lang w:val="uk-UA"/>
         </w:rPr>
-        <w:t xml:space="preserve">При використанні Користувачем у своїх передачах аудіовізуальних творів (художні, документальні, анімаційні, </w:t>
-      </w:r>
-      <w:proofErr w:type="spellStart"/>
-      <w:r>
-        <w:rPr>
-          <w:b w:val="0"/>
-          <w:bCs w:val="0"/>
-          <w:sz w:val="20"/>
-          <w:szCs w:val="20"/>
-          <w:lang w:val="uk-UA"/>
-        </w:rPr>
-        <w:t>відеокліпи</w:t>
-      </w:r>
-      <w:proofErr w:type="spellEnd"/>
-      <w:r>
-        <w:rPr>
-          <w:b w:val="0"/>
-          <w:bCs w:val="0"/>
-          <w:sz w:val="20"/>
-          <w:szCs w:val="20"/>
-          <w:lang w:val="uk-UA"/>
-        </w:rPr>
-        <w:t xml:space="preserve"> і </w:t>
-      </w:r>
-      <w:proofErr w:type="spellStart"/>
-      <w:r>
-        <w:rPr>
-          <w:b w:val="0"/>
-          <w:bCs w:val="0"/>
-          <w:sz w:val="20"/>
-          <w:szCs w:val="20"/>
-          <w:lang w:val="uk-UA"/>
-        </w:rPr>
-        <w:t>т.п</w:t>
-      </w:r>
-      <w:proofErr w:type="spellEnd"/>
-      <w:r>
-        <w:rPr>
-          <w:b w:val="0"/>
-          <w:bCs w:val="0"/>
-          <w:sz w:val="20"/>
-          <w:szCs w:val="20"/>
-          <w:lang w:val="uk-UA"/>
-        </w:rPr>
-        <w:t>. фільми), створених як самостійно</w:t>
+        <w:t>При використанні Користувачем у своїх передачах аудіовізуальних творів (художні, документальні, анімаційні, відеокліпи і т.п. фільми), створених як самостійно</w:t>
       </w:r>
       <w:r>
         <w:rPr>
@@ -17991,7 +16623,7 @@
         <mc:AlternateContent>
           <mc:Choice Requires="wps">
             <w:drawing>
-              <wp:anchor distT="0" distB="0" distL="114300" distR="114300" simplePos="0" relativeHeight="251656704" behindDoc="0" locked="0" layoutInCell="1" allowOverlap="1">
+              <wp:anchor distT="0" distB="0" distL="114300" distR="114300" simplePos="0" relativeHeight="251656704" behindDoc="0" locked="0" layoutInCell="1" allowOverlap="1" wp14:anchorId="111D83CD" wp14:editId="34561C20">
                 <wp:simplePos x="0" y="0"/>
                 <wp:positionH relativeFrom="column">
                   <wp:posOffset>76200</wp:posOffset>
@@ -18399,9 +17031,8 @@
           <w:szCs w:val="20"/>
           <w:lang w:val="uk-UA"/>
         </w:rPr>
-        <w:t xml:space="preserve">№ </w:t>
-      </w:r>
-      <w:proofErr w:type="spellStart"/>
+        <w:t>№ ТЕ</w:t>
+      </w:r>
       <w:r>
         <w:rPr>
           <w:rFonts w:ascii="Times New Roman CYR" w:hAnsi="Times New Roman CYR" w:cs="Times New Roman CYR"/>
@@ -18410,19 +17041,8 @@
           <w:szCs w:val="20"/>
           <w:lang w:val="uk-UA"/>
         </w:rPr>
-        <w:t>ТЕ</w:t>
-      </w:r>
-      <w:r>
-        <w:rPr>
-          <w:rFonts w:ascii="Times New Roman CYR" w:hAnsi="Times New Roman CYR" w:cs="Times New Roman CYR"/>
-          <w:b w:val="0"/>
-          <w:sz w:val="20"/>
-          <w:szCs w:val="20"/>
-          <w:lang w:val="uk-UA"/>
-        </w:rPr>
         <w:t>і</w:t>
       </w:r>
-      <w:proofErr w:type="spellEnd"/>
       <w:r>
         <w:rPr>
           <w:rFonts w:ascii="Times New Roman CYR" w:hAnsi="Times New Roman CYR" w:cs="Times New Roman CYR"/>
@@ -18534,7 +17154,7 @@
         <mc:AlternateContent>
           <mc:Choice Requires="wps">
             <w:drawing>
-              <wp:anchor distT="0" distB="0" distL="114300" distR="114300" simplePos="0" relativeHeight="251659776" behindDoc="0" locked="0" layoutInCell="1" allowOverlap="1">
+              <wp:anchor distT="0" distB="0" distL="114300" distR="114300" simplePos="0" relativeHeight="251659776" behindDoc="0" locked="0" layoutInCell="1" allowOverlap="1" wp14:anchorId="6681CA7E" wp14:editId="1C423FEF">
                 <wp:simplePos x="0" y="0"/>
                 <wp:positionH relativeFrom="column">
                   <wp:posOffset>180975</wp:posOffset>
@@ -18579,7 +17199,6 @@
                               <w:rPr>
                                 <w:sz w:val="24"/>
                                 <w:szCs w:val="24"/>
-                                <w:lang/>
                               </w:rPr>
                             </w:pPr>
                             <w:r>
@@ -18737,18 +17356,8 @@
           <w:szCs w:val="24"/>
           <w:lang w:val="uk-UA"/>
         </w:rPr>
-        <w:t xml:space="preserve">в рекламі, що публічно </w:t>
-      </w:r>
-      <w:proofErr w:type="spellStart"/>
-      <w:r>
-        <w:rPr>
-          <w:sz w:val="24"/>
-          <w:szCs w:val="24"/>
-          <w:lang w:val="uk-UA"/>
-        </w:rPr>
-        <w:t>сповіщувалась</w:t>
-      </w:r>
-      <w:proofErr w:type="spellEnd"/>
+        <w:t>в рекламі, що публічно сповіщувалась</w:t>
+      </w:r>
     </w:p>
     <w:p>
       <w:pPr>
@@ -18765,17 +17374,8 @@
           <w:sz w:val="24"/>
           <w:szCs w:val="24"/>
         </w:rPr>
-        <w:t xml:space="preserve">через мережу </w:t>
-      </w:r>
-      <w:proofErr w:type="spellStart"/>
-      <w:r>
-        <w:rPr>
-          <w:sz w:val="24"/>
-          <w:szCs w:val="24"/>
-        </w:rPr>
-        <w:t>Інтернет</w:t>
-      </w:r>
-      <w:proofErr w:type="spellEnd"/>
+        <w:t>через мережу Інтернет</w:t>
+      </w:r>
       <w:r>
         <w:rPr>
           <w:sz w:val="24"/>
@@ -19752,7 +18352,7 @@
         <mc:AlternateContent>
           <mc:Choice Requires="wps">
             <w:drawing>
-              <wp:anchor distT="0" distB="0" distL="114300" distR="114300" simplePos="0" relativeHeight="251658752" behindDoc="0" locked="0" layoutInCell="1" allowOverlap="1">
+              <wp:anchor distT="0" distB="0" distL="114300" distR="114300" simplePos="0" relativeHeight="251658752" behindDoc="0" locked="0" layoutInCell="1" allowOverlap="1" wp14:anchorId="349B667A" wp14:editId="48B72811">
                 <wp:simplePos x="0" y="0"/>
                 <wp:positionH relativeFrom="column">
                   <wp:posOffset>-100965</wp:posOffset>
@@ -20047,7 +18647,7 @@
     </w:p>
     <w:p>
       <w:pPr>
-        <w:pStyle w:val="a6"/>
+        <w:pStyle w:val="Footer"/>
         <w:ind w:firstLine="426"/>
         <w:jc w:val="center"/>
         <w:rPr>
@@ -20057,7 +18657,7 @@
     </w:p>
     <w:p>
       <w:pPr>
-        <w:pStyle w:val="a3"/>
+        <w:pStyle w:val="BodyText"/>
         <w:ind w:right="0" w:firstLine="426"/>
         <w:rPr>
           <w:b/>
@@ -20144,8 +18744,6 @@
         </w:rPr>
         <w:tab/>
       </w:r>
-      <w:bookmarkStart w:id="8" w:name="_GoBack"/>
-      <w:bookmarkEnd w:id="8"/>
     </w:p>
     <w:sectPr>
       <w:pgSz w:w="11907" w:h="16840" w:code="9"/>
@@ -20157,7 +18755,7 @@
 </file>
 
 <file path=word/endnotes.xml><?xml version="1.0" encoding="utf-8"?>
-<w:endnotes xmlns:wpc="http://schemas.microsoft.com/office/word/2010/wordprocessingCanvas" xmlns:cx="http://schemas.microsoft.com/office/drawing/2014/chartex" xmlns:cx1="http://schemas.microsoft.com/office/drawing/2015/9/8/chartex" xmlns:mc="http://schemas.openxmlformats.org/markup-compatibility/2006" xmlns:o="urn:schemas-microsoft-com:office:office" xmlns:r="http://schemas.openxmlformats.org/officeDocument/2006/relationships" xmlns:m="http://schemas.openxmlformats.org/officeDocument/2006/math" xmlns:v="urn:schemas-microsoft-com:vml" xmlns:wp14="http://schemas.microsoft.com/office/word/2010/wordprocessingDrawing" xmlns:wp="http://schemas.openxmlformats.org/drawingml/2006/wordprocessingDrawing" xmlns:w10="urn:schemas-microsoft-com:office:word" xmlns:w="http://schemas.openxmlformats.org/wordprocessingml/2006/main" xmlns:w14="http://schemas.microsoft.com/office/word/2010/wordml" xmlns:w15="http://schemas.microsoft.com/office/word/2012/wordml" xmlns:w16se="http://schemas.microsoft.com/office/word/2015/wordml/symex" xmlns:wpg="http://schemas.microsoft.com/office/word/2010/wordprocessingGroup" xmlns:wpi="http://schemas.microsoft.com/office/word/2010/wordprocessingInk" xmlns:wne="http://schemas.microsoft.com/office/word/2006/wordml" xmlns:wps="http://schemas.microsoft.com/office/word/2010/wordprocessingShape" mc:Ignorable="w14 w15 w16se wp14">
+<w:endnotes xmlns:wpc="http://schemas.microsoft.com/office/word/2010/wordprocessingCanvas" xmlns:cx="http://schemas.microsoft.com/office/drawing/2014/chartex" xmlns:cx1="http://schemas.microsoft.com/office/drawing/2015/9/8/chartex" xmlns:cx2="http://schemas.microsoft.com/office/drawing/2015/10/21/chartex" xmlns:cx3="http://schemas.microsoft.com/office/drawing/2016/5/9/chartex" xmlns:cx4="http://schemas.microsoft.com/office/drawing/2016/5/10/chartex" xmlns:cx5="http://schemas.microsoft.com/office/drawing/2016/5/11/chartex" xmlns:cx6="http://schemas.microsoft.com/office/drawing/2016/5/12/chartex" xmlns:cx7="http://schemas.microsoft.com/office/drawing/2016/5/13/chartex" xmlns:cx8="http://schemas.microsoft.com/office/drawing/2016/5/14/chartex" xmlns:mc="http://schemas.openxmlformats.org/markup-compatibility/2006" xmlns:aink="http://schemas.microsoft.com/office/drawing/2016/ink" xmlns:am3d="http://schemas.microsoft.com/office/drawing/2017/model3d" xmlns:o="urn:schemas-microsoft-com:office:office" xmlns:oel="http://schemas.microsoft.com/office/2019/extlst" xmlns:r="http://schemas.openxmlformats.org/officeDocument/2006/relationships" xmlns:m="http://schemas.openxmlformats.org/officeDocument/2006/math" xmlns:v="urn:schemas-microsoft-com:vml" xmlns:wp14="http://schemas.microsoft.com/office/word/2010/wordprocessingDrawing" xmlns:wp="http://schemas.openxmlformats.org/drawingml/2006/wordprocessingDrawing" xmlns:w10="urn:schemas-microsoft-com:office:word" xmlns:w="http://schemas.openxmlformats.org/wordprocessingml/2006/main" xmlns:w14="http://schemas.microsoft.com/office/word/2010/wordml" xmlns:w15="http://schemas.microsoft.com/office/word/2012/wordml" xmlns:w16cex="http://schemas.microsoft.com/office/word/2018/wordml/cex" xmlns:w16cid="http://schemas.microsoft.com/office/word/2016/wordml/cid" xmlns:w16="http://schemas.microsoft.com/office/word/2018/wordml" xmlns:w16sdtdh="http://schemas.microsoft.com/office/word/2020/wordml/sdtdatahash" xmlns:w16se="http://schemas.microsoft.com/office/word/2015/wordml/symex" xmlns:wpg="http://schemas.microsoft.com/office/word/2010/wordprocessingGroup" xmlns:wpi="http://schemas.microsoft.com/office/word/2010/wordprocessingInk" xmlns:wne="http://schemas.microsoft.com/office/word/2006/wordml" xmlns:wps="http://schemas.microsoft.com/office/word/2010/wordprocessingShape" mc:Ignorable="w14 w15 w16se w16cid w16 w16cex w16sdtdh wp14">
   <w:endnote w:type="separator" w:id="-1">
     <w:p>
       <w:r>
@@ -20176,57 +18774,57 @@
 </file>
 
 <file path=word/footer1.xml><?xml version="1.0" encoding="utf-8"?>
-<w:ftr xmlns:wpc="http://schemas.microsoft.com/office/word/2010/wordprocessingCanvas" xmlns:cx="http://schemas.microsoft.com/office/drawing/2014/chartex" xmlns:cx1="http://schemas.microsoft.com/office/drawing/2015/9/8/chartex" xmlns:mc="http://schemas.openxmlformats.org/markup-compatibility/2006" xmlns:o="urn:schemas-microsoft-com:office:office" xmlns:r="http://schemas.openxmlformats.org/officeDocument/2006/relationships" xmlns:m="http://schemas.openxmlformats.org/officeDocument/2006/math" xmlns:v="urn:schemas-microsoft-com:vml" xmlns:wp14="http://schemas.microsoft.com/office/word/2010/wordprocessingDrawing" xmlns:wp="http://schemas.openxmlformats.org/drawingml/2006/wordprocessingDrawing" xmlns:w10="urn:schemas-microsoft-com:office:word" xmlns:w="http://schemas.openxmlformats.org/wordprocessingml/2006/main" xmlns:w14="http://schemas.microsoft.com/office/word/2010/wordml" xmlns:w15="http://schemas.microsoft.com/office/word/2012/wordml" xmlns:w16se="http://schemas.microsoft.com/office/word/2015/wordml/symex" xmlns:wpg="http://schemas.microsoft.com/office/word/2010/wordprocessingGroup" xmlns:wpi="http://schemas.microsoft.com/office/word/2010/wordprocessingInk" xmlns:wne="http://schemas.microsoft.com/office/word/2006/wordml" xmlns:wps="http://schemas.microsoft.com/office/word/2010/wordprocessingShape" mc:Ignorable="w14 w15 w16se wp14">
+<w:ftr xmlns:wpc="http://schemas.microsoft.com/office/word/2010/wordprocessingCanvas" xmlns:cx="http://schemas.microsoft.com/office/drawing/2014/chartex" xmlns:cx1="http://schemas.microsoft.com/office/drawing/2015/9/8/chartex" xmlns:cx2="http://schemas.microsoft.com/office/drawing/2015/10/21/chartex" xmlns:cx3="http://schemas.microsoft.com/office/drawing/2016/5/9/chartex" xmlns:cx4="http://schemas.microsoft.com/office/drawing/2016/5/10/chartex" xmlns:cx5="http://schemas.microsoft.com/office/drawing/2016/5/11/chartex" xmlns:cx6="http://schemas.microsoft.com/office/drawing/2016/5/12/chartex" xmlns:cx7="http://schemas.microsoft.com/office/drawing/2016/5/13/chartex" xmlns:cx8="http://schemas.microsoft.com/office/drawing/2016/5/14/chartex" xmlns:mc="http://schemas.openxmlformats.org/markup-compatibility/2006" xmlns:aink="http://schemas.microsoft.com/office/drawing/2016/ink" xmlns:am3d="http://schemas.microsoft.com/office/drawing/2017/model3d" xmlns:o="urn:schemas-microsoft-com:office:office" xmlns:oel="http://schemas.microsoft.com/office/2019/extlst" xmlns:r="http://schemas.openxmlformats.org/officeDocument/2006/relationships" xmlns:m="http://schemas.openxmlformats.org/officeDocument/2006/math" xmlns:v="urn:schemas-microsoft-com:vml" xmlns:wp14="http://schemas.microsoft.com/office/word/2010/wordprocessingDrawing" xmlns:wp="http://schemas.openxmlformats.org/drawingml/2006/wordprocessingDrawing" xmlns:w10="urn:schemas-microsoft-com:office:word" xmlns:w="http://schemas.openxmlformats.org/wordprocessingml/2006/main" xmlns:w14="http://schemas.microsoft.com/office/word/2010/wordml" xmlns:w15="http://schemas.microsoft.com/office/word/2012/wordml" xmlns:w16cex="http://schemas.microsoft.com/office/word/2018/wordml/cex" xmlns:w16cid="http://schemas.microsoft.com/office/word/2016/wordml/cid" xmlns:w16="http://schemas.microsoft.com/office/word/2018/wordml" xmlns:w16sdtdh="http://schemas.microsoft.com/office/word/2020/wordml/sdtdatahash" xmlns:w16se="http://schemas.microsoft.com/office/word/2015/wordml/symex" xmlns:wpg="http://schemas.microsoft.com/office/word/2010/wordprocessingGroup" xmlns:wpi="http://schemas.microsoft.com/office/word/2010/wordprocessingInk" xmlns:wne="http://schemas.microsoft.com/office/word/2006/wordml" xmlns:wps="http://schemas.microsoft.com/office/word/2010/wordprocessingShape" mc:Ignorable="w14 w15 w16se w16cid w16 w16cex w16sdtdh wp14">
   <w:p>
     <w:pPr>
-      <w:pStyle w:val="a6"/>
+      <w:pStyle w:val="Footer"/>
       <w:framePr w:wrap="around" w:vAnchor="text" w:hAnchor="margin" w:xAlign="center" w:y="1"/>
       <w:rPr>
-        <w:rStyle w:val="a9"/>
+        <w:rStyle w:val="PageNumber"/>
       </w:rPr>
     </w:pPr>
     <w:r>
       <w:rPr>
-        <w:rStyle w:val="a9"/>
+        <w:rStyle w:val="PageNumber"/>
       </w:rPr>
       <w:fldChar w:fldCharType="begin"/>
     </w:r>
     <w:r>
       <w:rPr>
-        <w:rStyle w:val="a9"/>
+        <w:rStyle w:val="PageNumber"/>
       </w:rPr>
       <w:instrText xml:space="preserve">PAGE  </w:instrText>
     </w:r>
     <w:r>
       <w:rPr>
-        <w:rStyle w:val="a9"/>
+        <w:rStyle w:val="PageNumber"/>
       </w:rPr>
       <w:fldChar w:fldCharType="separate"/>
     </w:r>
     <w:r>
       <w:rPr>
-        <w:rStyle w:val="a9"/>
+        <w:rStyle w:val="PageNumber"/>
         <w:noProof/>
       </w:rPr>
       <w:t>6</w:t>
     </w:r>
     <w:r>
       <w:rPr>
-        <w:rStyle w:val="a9"/>
+        <w:rStyle w:val="PageNumber"/>
       </w:rPr>
       <w:fldChar w:fldCharType="end"/>
     </w:r>
   </w:p>
   <w:p>
     <w:pPr>
-      <w:pStyle w:val="a6"/>
+      <w:pStyle w:val="Footer"/>
     </w:pPr>
   </w:p>
 </w:ftr>
 </file>
 
 <file path=word/footer2.xml><?xml version="1.0" encoding="utf-8"?>
-<w:ftr xmlns:wpc="http://schemas.microsoft.com/office/word/2010/wordprocessingCanvas" xmlns:cx="http://schemas.microsoft.com/office/drawing/2014/chartex" xmlns:cx1="http://schemas.microsoft.com/office/drawing/2015/9/8/chartex" xmlns:mc="http://schemas.openxmlformats.org/markup-compatibility/2006" xmlns:o="urn:schemas-microsoft-com:office:office" xmlns:r="http://schemas.openxmlformats.org/officeDocument/2006/relationships" xmlns:m="http://schemas.openxmlformats.org/officeDocument/2006/math" xmlns:v="urn:schemas-microsoft-com:vml" xmlns:wp14="http://schemas.microsoft.com/office/word/2010/wordprocessingDrawing" xmlns:wp="http://schemas.openxmlformats.org/drawingml/2006/wordprocessingDrawing" xmlns:w10="urn:schemas-microsoft-com:office:word" xmlns:w="http://schemas.openxmlformats.org/wordprocessingml/2006/main" xmlns:w14="http://schemas.microsoft.com/office/word/2010/wordml" xmlns:w15="http://schemas.microsoft.com/office/word/2012/wordml" xmlns:w16se="http://schemas.microsoft.com/office/word/2015/wordml/symex" xmlns:wpg="http://schemas.microsoft.com/office/word/2010/wordprocessingGroup" xmlns:wpi="http://schemas.microsoft.com/office/word/2010/wordprocessingInk" xmlns:wne="http://schemas.microsoft.com/office/word/2006/wordml" xmlns:wps="http://schemas.microsoft.com/office/word/2010/wordprocessingShape" mc:Ignorable="w14 w15 w16se wp14">
+<w:ftr xmlns:wpc="http://schemas.microsoft.com/office/word/2010/wordprocessingCanvas" xmlns:cx="http://schemas.microsoft.com/office/drawing/2014/chartex" xmlns:cx1="http://schemas.microsoft.com/office/drawing/2015/9/8/chartex" xmlns:cx2="http://schemas.microsoft.com/office/drawing/2015/10/21/chartex" xmlns:cx3="http://schemas.microsoft.com/office/drawing/2016/5/9/chartex" xmlns:cx4="http://schemas.microsoft.com/office/drawing/2016/5/10/chartex" xmlns:cx5="http://schemas.microsoft.com/office/drawing/2016/5/11/chartex" xmlns:cx6="http://schemas.microsoft.com/office/drawing/2016/5/12/chartex" xmlns:cx7="http://schemas.microsoft.com/office/drawing/2016/5/13/chartex" xmlns:cx8="http://schemas.microsoft.com/office/drawing/2016/5/14/chartex" xmlns:mc="http://schemas.openxmlformats.org/markup-compatibility/2006" xmlns:aink="http://schemas.microsoft.com/office/drawing/2016/ink" xmlns:am3d="http://schemas.microsoft.com/office/drawing/2017/model3d" xmlns:o="urn:schemas-microsoft-com:office:office" xmlns:oel="http://schemas.microsoft.com/office/2019/extlst" xmlns:r="http://schemas.openxmlformats.org/officeDocument/2006/relationships" xmlns:m="http://schemas.openxmlformats.org/officeDocument/2006/math" xmlns:v="urn:schemas-microsoft-com:vml" xmlns:wp14="http://schemas.microsoft.com/office/word/2010/wordprocessingDrawing" xmlns:wp="http://schemas.openxmlformats.org/drawingml/2006/wordprocessingDrawing" xmlns:w10="urn:schemas-microsoft-com:office:word" xmlns:w="http://schemas.openxmlformats.org/wordprocessingml/2006/main" xmlns:w14="http://schemas.microsoft.com/office/word/2010/wordml" xmlns:w15="http://schemas.microsoft.com/office/word/2012/wordml" xmlns:w16cex="http://schemas.microsoft.com/office/word/2018/wordml/cex" xmlns:w16cid="http://schemas.microsoft.com/office/word/2016/wordml/cid" xmlns:w16="http://schemas.microsoft.com/office/word/2018/wordml" xmlns:w16sdtdh="http://schemas.microsoft.com/office/word/2020/wordml/sdtdatahash" xmlns:w16se="http://schemas.microsoft.com/office/word/2015/wordml/symex" xmlns:wpg="http://schemas.microsoft.com/office/word/2010/wordprocessingGroup" xmlns:wpi="http://schemas.microsoft.com/office/word/2010/wordprocessingInk" xmlns:wne="http://schemas.microsoft.com/office/word/2006/wordml" xmlns:wps="http://schemas.microsoft.com/office/word/2010/wordprocessingShape" mc:Ignorable="w14 w15 w16se w16cid w16 w16cex w16sdtdh wp14">
   <w:tbl>
     <w:tblPr>
       <w:tblW w:w="10989" w:type="dxa"/>
@@ -20244,7 +18842,7 @@
         </w:tcPr>
         <w:p>
           <w:pPr>
-            <w:pStyle w:val="a6"/>
+            <w:pStyle w:val="Footer"/>
             <w:rPr>
               <w:b w:val="0"/>
               <w:sz w:val="16"/>
@@ -20314,7 +18912,7 @@
         </w:p>
         <w:p>
           <w:pPr>
-            <w:pStyle w:val="a6"/>
+            <w:pStyle w:val="Footer"/>
             <w:ind w:firstLine="1452"/>
             <w:rPr>
               <w:b w:val="0"/>
@@ -20340,7 +18938,7 @@
         </w:tcPr>
         <w:p>
           <w:pPr>
-            <w:pStyle w:val="a6"/>
+            <w:pStyle w:val="Footer"/>
             <w:rPr>
               <w:b w:val="0"/>
               <w:sz w:val="16"/>
@@ -20360,7 +18958,7 @@
         </w:p>
         <w:p>
           <w:pPr>
-            <w:pStyle w:val="a6"/>
+            <w:pStyle w:val="Footer"/>
             <w:ind w:firstLine="1486"/>
             <w:rPr>
               <w:b w:val="0"/>
@@ -20384,7 +18982,7 @@
   </w:tbl>
   <w:p>
     <w:pPr>
-      <w:pStyle w:val="a6"/>
+      <w:pStyle w:val="Footer"/>
       <w:jc w:val="right"/>
       <w:rPr>
         <w:sz w:val="24"/>
@@ -20395,7 +18993,7 @@
   </w:p>
   <w:p>
     <w:pPr>
-      <w:pStyle w:val="a6"/>
+      <w:pStyle w:val="Footer"/>
       <w:rPr>
         <w:lang w:val="uk-UA"/>
       </w:rPr>
@@ -20405,7 +19003,7 @@
 </file>
 
 <file path=word/footnotes.xml><?xml version="1.0" encoding="utf-8"?>
-<w:footnotes xmlns:wpc="http://schemas.microsoft.com/office/word/2010/wordprocessingCanvas" xmlns:cx="http://schemas.microsoft.com/office/drawing/2014/chartex" xmlns:cx1="http://schemas.microsoft.com/office/drawing/2015/9/8/chartex" xmlns:mc="http://schemas.openxmlformats.org/markup-compatibility/2006" xmlns:o="urn:schemas-microsoft-com:office:office" xmlns:r="http://schemas.openxmlformats.org/officeDocument/2006/relationships" xmlns:m="http://schemas.openxmlformats.org/officeDocument/2006/math" xmlns:v="urn:schemas-microsoft-com:vml" xmlns:wp14="http://schemas.microsoft.com/office/word/2010/wordprocessingDrawing" xmlns:wp="http://schemas.openxmlformats.org/drawingml/2006/wordprocessingDrawing" xmlns:w10="urn:schemas-microsoft-com:office:word" xmlns:w="http://schemas.openxmlformats.org/wordprocessingml/2006/main" xmlns:w14="http://schemas.microsoft.com/office/word/2010/wordml" xmlns:w15="http://schemas.microsoft.com/office/word/2012/wordml" xmlns:w16se="http://schemas.microsoft.com/office/word/2015/wordml/symex" xmlns:wpg="http://schemas.microsoft.com/office/word/2010/wordprocessingGroup" xmlns:wpi="http://schemas.microsoft.com/office/word/2010/wordprocessingInk" xmlns:wne="http://schemas.microsoft.com/office/word/2006/wordml" xmlns:wps="http://schemas.microsoft.com/office/word/2010/wordprocessingShape" mc:Ignorable="w14 w15 w16se wp14">
+<w:footnotes xmlns:wpc="http://schemas.microsoft.com/office/word/2010/wordprocessingCanvas" xmlns:cx="http://schemas.microsoft.com/office/drawing/2014/chartex" xmlns:cx1="http://schemas.microsoft.com/office/drawing/2015/9/8/chartex" xmlns:cx2="http://schemas.microsoft.com/office/drawing/2015/10/21/chartex" xmlns:cx3="http://schemas.microsoft.com/office/drawing/2016/5/9/chartex" xmlns:cx4="http://schemas.microsoft.com/office/drawing/2016/5/10/chartex" xmlns:cx5="http://schemas.microsoft.com/office/drawing/2016/5/11/chartex" xmlns:cx6="http://schemas.microsoft.com/office/drawing/2016/5/12/chartex" xmlns:cx7="http://schemas.microsoft.com/office/drawing/2016/5/13/chartex" xmlns:cx8="http://schemas.microsoft.com/office/drawing/2016/5/14/chartex" xmlns:mc="http://schemas.openxmlformats.org/markup-compatibility/2006" xmlns:aink="http://schemas.microsoft.com/office/drawing/2016/ink" xmlns:am3d="http://schemas.microsoft.com/office/drawing/2017/model3d" xmlns:o="urn:schemas-microsoft-com:office:office" xmlns:oel="http://schemas.microsoft.com/office/2019/extlst" xmlns:r="http://schemas.openxmlformats.org/officeDocument/2006/relationships" xmlns:m="http://schemas.openxmlformats.org/officeDocument/2006/math" xmlns:v="urn:schemas-microsoft-com:vml" xmlns:wp14="http://schemas.microsoft.com/office/word/2010/wordprocessingDrawing" xmlns:wp="http://schemas.openxmlformats.org/drawingml/2006/wordprocessingDrawing" xmlns:w10="urn:schemas-microsoft-com:office:word" xmlns:w="http://schemas.openxmlformats.org/wordprocessingml/2006/main" xmlns:w14="http://schemas.microsoft.com/office/word/2010/wordml" xmlns:w15="http://schemas.microsoft.com/office/word/2012/wordml" xmlns:w16cex="http://schemas.microsoft.com/office/word/2018/wordml/cex" xmlns:w16cid="http://schemas.microsoft.com/office/word/2016/wordml/cid" xmlns:w16="http://schemas.microsoft.com/office/word/2018/wordml" xmlns:w16sdtdh="http://schemas.microsoft.com/office/word/2020/wordml/sdtdatahash" xmlns:w16se="http://schemas.microsoft.com/office/word/2015/wordml/symex" xmlns:wpg="http://schemas.microsoft.com/office/word/2010/wordprocessingGroup" xmlns:wpi="http://schemas.microsoft.com/office/word/2010/wordprocessingInk" xmlns:wne="http://schemas.microsoft.com/office/word/2006/wordml" xmlns:wps="http://schemas.microsoft.com/office/word/2010/wordprocessingShape" mc:Ignorable="w14 w15 w16se w16cid w16 w16cex w16sdtdh wp14">
   <w:footnote w:type="separator" w:id="-1">
     <w:p>
       <w:r>
@@ -20424,10 +19022,10 @@
 </file>
 
 <file path=word/header1.xml><?xml version="1.0" encoding="utf-8"?>
-<w:hdr xmlns:wpc="http://schemas.microsoft.com/office/word/2010/wordprocessingCanvas" xmlns:cx="http://schemas.microsoft.com/office/drawing/2014/chartex" xmlns:cx1="http://schemas.microsoft.com/office/drawing/2015/9/8/chartex" xmlns:mc="http://schemas.openxmlformats.org/markup-compatibility/2006" xmlns:o="urn:schemas-microsoft-com:office:office" xmlns:r="http://schemas.openxmlformats.org/officeDocument/2006/relationships" xmlns:m="http://schemas.openxmlformats.org/officeDocument/2006/math" xmlns:v="urn:schemas-microsoft-com:vml" xmlns:wp14="http://schemas.microsoft.com/office/word/2010/wordprocessingDrawing" xmlns:wp="http://schemas.openxmlformats.org/drawingml/2006/wordprocessingDrawing" xmlns:w10="urn:schemas-microsoft-com:office:word" xmlns:w="http://schemas.openxmlformats.org/wordprocessingml/2006/main" xmlns:w14="http://schemas.microsoft.com/office/word/2010/wordml" xmlns:w15="http://schemas.microsoft.com/office/word/2012/wordml" xmlns:w16se="http://schemas.microsoft.com/office/word/2015/wordml/symex" xmlns:wpg="http://schemas.microsoft.com/office/word/2010/wordprocessingGroup" xmlns:wpi="http://schemas.microsoft.com/office/word/2010/wordprocessingInk" xmlns:wne="http://schemas.microsoft.com/office/word/2006/wordml" xmlns:wps="http://schemas.microsoft.com/office/word/2010/wordprocessingShape" mc:Ignorable="w14 w15 w16se wp14">
+<w:hdr xmlns:wpc="http://schemas.microsoft.com/office/word/2010/wordprocessingCanvas" xmlns:cx="http://schemas.microsoft.com/office/drawing/2014/chartex" xmlns:cx1="http://schemas.microsoft.com/office/drawing/2015/9/8/chartex" xmlns:cx2="http://schemas.microsoft.com/office/drawing/2015/10/21/chartex" xmlns:cx3="http://schemas.microsoft.com/office/drawing/2016/5/9/chartex" xmlns:cx4="http://schemas.microsoft.com/office/drawing/2016/5/10/chartex" xmlns:cx5="http://schemas.microsoft.com/office/drawing/2016/5/11/chartex" xmlns:cx6="http://schemas.microsoft.com/office/drawing/2016/5/12/chartex" xmlns:cx7="http://schemas.microsoft.com/office/drawing/2016/5/13/chartex" xmlns:cx8="http://schemas.microsoft.com/office/drawing/2016/5/14/chartex" xmlns:mc="http://schemas.openxmlformats.org/markup-compatibility/2006" xmlns:aink="http://schemas.microsoft.com/office/drawing/2016/ink" xmlns:am3d="http://schemas.microsoft.com/office/drawing/2017/model3d" xmlns:o="urn:schemas-microsoft-com:office:office" xmlns:oel="http://schemas.microsoft.com/office/2019/extlst" xmlns:r="http://schemas.openxmlformats.org/officeDocument/2006/relationships" xmlns:m="http://schemas.openxmlformats.org/officeDocument/2006/math" xmlns:v="urn:schemas-microsoft-com:vml" xmlns:wp14="http://schemas.microsoft.com/office/word/2010/wordprocessingDrawing" xmlns:wp="http://schemas.openxmlformats.org/drawingml/2006/wordprocessingDrawing" xmlns:w10="urn:schemas-microsoft-com:office:word" xmlns:w="http://schemas.openxmlformats.org/wordprocessingml/2006/main" xmlns:w14="http://schemas.microsoft.com/office/word/2010/wordml" xmlns:w15="http://schemas.microsoft.com/office/word/2012/wordml" xmlns:w16cex="http://schemas.microsoft.com/office/word/2018/wordml/cex" xmlns:w16cid="http://schemas.microsoft.com/office/word/2016/wordml/cid" xmlns:w16="http://schemas.microsoft.com/office/word/2018/wordml" xmlns:w16sdtdh="http://schemas.microsoft.com/office/word/2020/wordml/sdtdatahash" xmlns:w16se="http://schemas.microsoft.com/office/word/2015/wordml/symex" xmlns:wpg="http://schemas.microsoft.com/office/word/2010/wordprocessingGroup" xmlns:wpi="http://schemas.microsoft.com/office/word/2010/wordprocessingInk" xmlns:wne="http://schemas.microsoft.com/office/word/2006/wordml" xmlns:wps="http://schemas.microsoft.com/office/word/2010/wordprocessingShape" mc:Ignorable="w14 w15 w16se w16cid w16 w16cex w16sdtdh wp14">
   <w:p>
     <w:pPr>
-      <w:pStyle w:val="a5"/>
+      <w:pStyle w:val="Header"/>
       <w:rPr>
         <w:b w:val="0"/>
         <w:bCs w:val="0"/>
@@ -20492,7 +19090,7 @@
 </file>
 
 <file path=word/numbering.xml><?xml version="1.0" encoding="utf-8"?>
-<w:numbering xmlns:wpc="http://schemas.microsoft.com/office/word/2010/wordprocessingCanvas" xmlns:cx="http://schemas.microsoft.com/office/drawing/2014/chartex" xmlns:cx1="http://schemas.microsoft.com/office/drawing/2015/9/8/chartex" xmlns:mc="http://schemas.openxmlformats.org/markup-compatibility/2006" xmlns:o="urn:schemas-microsoft-com:office:office" xmlns:r="http://schemas.openxmlformats.org/officeDocument/2006/relationships" xmlns:m="http://schemas.openxmlformats.org/officeDocument/2006/math" xmlns:v="urn:schemas-microsoft-com:vml" xmlns:wp14="http://schemas.microsoft.com/office/word/2010/wordprocessingDrawing" xmlns:wp="http://schemas.openxmlformats.org/drawingml/2006/wordprocessingDrawing" xmlns:w10="urn:schemas-microsoft-com:office:word" xmlns:w="http://schemas.openxmlformats.org/wordprocessingml/2006/main" xmlns:w14="http://schemas.microsoft.com/office/word/2010/wordml" xmlns:w15="http://schemas.microsoft.com/office/word/2012/wordml" xmlns:w16se="http://schemas.microsoft.com/office/word/2015/wordml/symex" xmlns:wpg="http://schemas.microsoft.com/office/word/2010/wordprocessingGroup" xmlns:wpi="http://schemas.microsoft.com/office/word/2010/wordprocessingInk" xmlns:wne="http://schemas.microsoft.com/office/word/2006/wordml" xmlns:wps="http://schemas.microsoft.com/office/word/2010/wordprocessingShape" mc:Ignorable="w14 w15 w16se wp14">
+<w:numbering xmlns:wpc="http://schemas.microsoft.com/office/word/2010/wordprocessingCanvas" xmlns:cx="http://schemas.microsoft.com/office/drawing/2014/chartex" xmlns:cx1="http://schemas.microsoft.com/office/drawing/2015/9/8/chartex" xmlns:cx2="http://schemas.microsoft.com/office/drawing/2015/10/21/chartex" xmlns:cx3="http://schemas.microsoft.com/office/drawing/2016/5/9/chartex" xmlns:cx4="http://schemas.microsoft.com/office/drawing/2016/5/10/chartex" xmlns:cx5="http://schemas.microsoft.com/office/drawing/2016/5/11/chartex" xmlns:cx6="http://schemas.microsoft.com/office/drawing/2016/5/12/chartex" xmlns:cx7="http://schemas.microsoft.com/office/drawing/2016/5/13/chartex" xmlns:cx8="http://schemas.microsoft.com/office/drawing/2016/5/14/chartex" xmlns:mc="http://schemas.openxmlformats.org/markup-compatibility/2006" xmlns:aink="http://schemas.microsoft.com/office/drawing/2016/ink" xmlns:am3d="http://schemas.microsoft.com/office/drawing/2017/model3d" xmlns:o="urn:schemas-microsoft-com:office:office" xmlns:oel="http://schemas.microsoft.com/office/2019/extlst" xmlns:r="http://schemas.openxmlformats.org/officeDocument/2006/relationships" xmlns:m="http://schemas.openxmlformats.org/officeDocument/2006/math" xmlns:v="urn:schemas-microsoft-com:vml" xmlns:wp14="http://schemas.microsoft.com/office/word/2010/wordprocessingDrawing" xmlns:wp="http://schemas.openxmlformats.org/drawingml/2006/wordprocessingDrawing" xmlns:w10="urn:schemas-microsoft-com:office:word" xmlns:w="http://schemas.openxmlformats.org/wordprocessingml/2006/main" xmlns:w14="http://schemas.microsoft.com/office/word/2010/wordml" xmlns:w15="http://schemas.microsoft.com/office/word/2012/wordml" xmlns:w16cex="http://schemas.microsoft.com/office/word/2018/wordml/cex" xmlns:w16cid="http://schemas.microsoft.com/office/word/2016/wordml/cid" xmlns:w16="http://schemas.microsoft.com/office/word/2018/wordml" xmlns:w16sdtdh="http://schemas.microsoft.com/office/word/2020/wordml/sdtdatahash" xmlns:w16se="http://schemas.microsoft.com/office/word/2015/wordml/symex" xmlns:wpg="http://schemas.microsoft.com/office/word/2010/wordprocessingGroup" xmlns:wpi="http://schemas.microsoft.com/office/word/2010/wordprocessingInk" xmlns:wne="http://schemas.microsoft.com/office/word/2006/wordml" xmlns:wps="http://schemas.microsoft.com/office/word/2010/wordprocessingShape" mc:Ignorable="w14 w15 w16se w16cid w16 w16cex w16sdtdh wp14">
   <w:abstractNum w:abstractNumId="0" w15:restartNumberingAfterBreak="0">
     <w:nsid w:val="22D32C23"/>
     <w:multiLevelType w:val="singleLevel"/>
@@ -20626,27 +19224,27 @@
       </w:pPr>
     </w:lvl>
   </w:abstractNum>
-  <w:num w:numId="1">
+  <w:num w:numId="1" w16cid:durableId="81227320">
     <w:abstractNumId w:val="0"/>
   </w:num>
-  <w:num w:numId="2">
+  <w:num w:numId="2" w16cid:durableId="1433669718">
     <w:abstractNumId w:val="1"/>
   </w:num>
 </w:numbering>
 </file>
 
 <file path=word/styles.xml><?xml version="1.0" encoding="utf-8"?>
-<w:styles xmlns:mc="http://schemas.openxmlformats.org/markup-compatibility/2006" xmlns:r="http://schemas.openxmlformats.org/officeDocument/2006/relationships" xmlns:w="http://schemas.openxmlformats.org/wordprocessingml/2006/main" xmlns:w14="http://schemas.microsoft.com/office/word/2010/wordml" xmlns:w15="http://schemas.microsoft.com/office/word/2012/wordml" xmlns:w16se="http://schemas.microsoft.com/office/word/2015/wordml/symex" mc:Ignorable="w14 w15 w16se">
+<w:styles xmlns:mc="http://schemas.openxmlformats.org/markup-compatibility/2006" xmlns:r="http://schemas.openxmlformats.org/officeDocument/2006/relationships" xmlns:w="http://schemas.openxmlformats.org/wordprocessingml/2006/main" xmlns:w14="http://schemas.microsoft.com/office/word/2010/wordml" xmlns:w15="http://schemas.microsoft.com/office/word/2012/wordml" xmlns:w16cex="http://schemas.microsoft.com/office/word/2018/wordml/cex" xmlns:w16cid="http://schemas.microsoft.com/office/word/2016/wordml/cid" xmlns:w16="http://schemas.microsoft.com/office/word/2018/wordml" xmlns:w16sdtdh="http://schemas.microsoft.com/office/word/2020/wordml/sdtdatahash" xmlns:w16se="http://schemas.microsoft.com/office/word/2015/wordml/symex" mc:Ignorable="w14 w15 w16se w16cid w16 w16cex w16sdtdh">
   <w:docDefaults>
     <w:rPrDefault>
       <w:rPr>
         <w:rFonts w:ascii="Times New Roman" w:eastAsia="Times New Roman" w:hAnsi="Times New Roman" w:cs="Times New Roman"/>
-        <w:lang w:bidi="ar-SA"/>
+        <w:lang w:val="en-US" w:eastAsia="en-US" w:bidi="ar-SA"/>
       </w:rPr>
     </w:rPrDefault>
     <w:pPrDefault/>
   </w:docDefaults>
-  <w:latentStyles w:defLockedState="0" w:defUIPriority="99" w:defSemiHidden="0" w:defUnhideWhenUsed="0" w:defQFormat="0" w:count="371">
+  <w:latentStyles w:defLockedState="0" w:defUIPriority="99" w:defSemiHidden="0" w:defUnhideWhenUsed="0" w:defQFormat="0" w:count="376">
     <w:lsdException w:name="Normal" w:uiPriority="0" w:qFormat="1"/>
     <w:lsdException w:name="heading 1" w:uiPriority="9" w:qFormat="1"/>
     <w:lsdException w:name="heading 2" w:uiPriority="9" w:qFormat="1"/>
@@ -20752,7 +19350,6 @@
     <w:lsdException w:name="HTML Sample" w:semiHidden="1" w:unhideWhenUsed="1"/>
     <w:lsdException w:name="HTML Typewriter" w:semiHidden="1" w:unhideWhenUsed="1"/>
     <w:lsdException w:name="HTML Variable" w:semiHidden="1" w:unhideWhenUsed="1"/>
-    <w:lsdException w:name="Normal Table" w:semiHidden="1" w:unhideWhenUsed="1"/>
     <w:lsdException w:name="annotation subject" w:semiHidden="1" w:unhideWhenUsed="1"/>
     <w:lsdException w:name="No List" w:semiHidden="1" w:unhideWhenUsed="1"/>
     <w:lsdException w:name="Outline List 1" w:semiHidden="1" w:unhideWhenUsed="1"/>
@@ -20795,11 +19392,8 @@
     <w:lsdException w:name="Table Contemporary" w:semiHidden="1" w:unhideWhenUsed="1"/>
     <w:lsdException w:name="Table Elegant" w:semiHidden="1" w:unhideWhenUsed="1"/>
     <w:lsdException w:name="Table Professional" w:semiHidden="1" w:unhideWhenUsed="1"/>
-    <w:lsdException w:name="Table Subtle 1" w:semiHidden="1" w:unhideWhenUsed="1"/>
     <w:lsdException w:name="Table Subtle 2" w:semiHidden="1" w:unhideWhenUsed="1"/>
     <w:lsdException w:name="Table Web 1" w:semiHidden="1" w:unhideWhenUsed="1"/>
-    <w:lsdException w:name="Table Web 2" w:semiHidden="1" w:unhideWhenUsed="1"/>
-    <w:lsdException w:name="Table Web 3" w:semiHidden="1" w:unhideWhenUsed="1"/>
     <w:lsdException w:name="Balloon Text" w:semiHidden="1" w:unhideWhenUsed="1"/>
     <w:lsdException w:name="Table Grid" w:uiPriority="59"/>
     <w:lsdException w:name="Table Theme" w:semiHidden="1" w:unhideWhenUsed="1"/>
@@ -21018,8 +19612,13 @@
     <w:lsdException w:name="List Table 5 Dark Accent 6" w:uiPriority="50"/>
     <w:lsdException w:name="List Table 6 Colorful Accent 6" w:uiPriority="51"/>
     <w:lsdException w:name="List Table 7 Colorful Accent 6" w:uiPriority="52"/>
+    <w:lsdException w:name="Mention" w:semiHidden="1" w:unhideWhenUsed="1"/>
+    <w:lsdException w:name="Smart Hyperlink" w:semiHidden="1" w:unhideWhenUsed="1"/>
+    <w:lsdException w:name="Hashtag" w:semiHidden="1" w:unhideWhenUsed="1"/>
+    <w:lsdException w:name="Unresolved Mention" w:semiHidden="1" w:unhideWhenUsed="1"/>
+    <w:lsdException w:name="Smart Link" w:semiHidden="1" w:unhideWhenUsed="1"/>
   </w:latentStyles>
-  <w:style w:type="paragraph" w:default="1" w:styleId="a">
+  <w:style w:type="paragraph" w:default="1" w:styleId="Normal">
     <w:name w:val="Normal"/>
     <w:qFormat/>
     <w:rsid w:val="00FC3457"/>
@@ -21039,11 +19638,11 @@
       <w:lang w:val="ru-RU" w:eastAsia="ru-RU"/>
     </w:rPr>
   </w:style>
-  <w:style w:type="paragraph" w:styleId="1">
+  <w:style w:type="paragraph" w:styleId="Heading1">
     <w:name w:val="heading 1"/>
-    <w:basedOn w:val="a"/>
-    <w:next w:val="a"/>
-    <w:link w:val="10"/>
+    <w:basedOn w:val="Normal"/>
+    <w:next w:val="Normal"/>
+    <w:link w:val="Heading1Char"/>
     <w:uiPriority w:val="9"/>
     <w:qFormat/>
     <w:rsid w:val="00FA06E6"/>
@@ -21059,10 +19658,10 @@
       <w:szCs w:val="32"/>
     </w:rPr>
   </w:style>
-  <w:style w:type="paragraph" w:styleId="2">
+  <w:style w:type="paragraph" w:styleId="Heading2">
     <w:name w:val="heading 2"/>
-    <w:basedOn w:val="a"/>
-    <w:next w:val="a"/>
+    <w:basedOn w:val="Normal"/>
+    <w:next w:val="Normal"/>
     <w:qFormat/>
     <w:rsid w:val="00892C8C"/>
     <w:pPr>
@@ -21079,13 +19678,12 @@
       <w:lang w:val="uk-UA" w:eastAsia="ja-JP"/>
     </w:rPr>
   </w:style>
-  <w:style w:type="character" w:default="1" w:styleId="a0">
+  <w:style w:type="character" w:default="1" w:styleId="DefaultParagraphFont">
     <w:name w:val="Default Paragraph Font"/>
     <w:uiPriority w:val="1"/>
-    <w:semiHidden/>
     <w:unhideWhenUsed/>
   </w:style>
-  <w:style w:type="table" w:default="1" w:styleId="a1">
+  <w:style w:type="table" w:default="1" w:styleId="TableNormal">
     <w:name w:val="Normal Table"/>
     <w:uiPriority w:val="99"/>
     <w:semiHidden/>
@@ -21100,16 +19698,16 @@
       </w:tblCellMar>
     </w:tblPr>
   </w:style>
-  <w:style w:type="numbering" w:default="1" w:styleId="a2">
+  <w:style w:type="numbering" w:default="1" w:styleId="NoList">
     <w:name w:val="No List"/>
     <w:uiPriority w:val="99"/>
     <w:semiHidden/>
     <w:unhideWhenUsed/>
   </w:style>
-  <w:style w:type="paragraph" w:styleId="a3">
+  <w:style w:type="paragraph" w:styleId="BodyText">
     <w:name w:val="Body Text"/>
-    <w:basedOn w:val="a"/>
-    <w:link w:val="a4"/>
+    <w:basedOn w:val="Normal"/>
+    <w:link w:val="BodyTextChar"/>
     <w:rsid w:val="00FC3457"/>
     <w:pPr>
       <w:ind w:right="-569"/>
@@ -21121,10 +19719,10 @@
       <w:lang w:val="uk-UA"/>
     </w:rPr>
   </w:style>
-  <w:style w:type="paragraph" w:styleId="20">
+  <w:style w:type="paragraph" w:styleId="BodyText2">
     <w:name w:val="Body Text 2"/>
-    <w:basedOn w:val="a"/>
-    <w:link w:val="21"/>
+    <w:basedOn w:val="Normal"/>
+    <w:link w:val="BodyText2Char"/>
     <w:rsid w:val="00FC3457"/>
     <w:pPr>
       <w:ind w:firstLine="567"/>
@@ -21139,9 +19737,9 @@
       <w:lang w:val="uk-UA" w:eastAsia="x-none"/>
     </w:rPr>
   </w:style>
-  <w:style w:type="paragraph" w:styleId="a5">
+  <w:style w:type="paragraph" w:styleId="Header">
     <w:name w:val="header"/>
-    <w:basedOn w:val="a"/>
+    <w:basedOn w:val="Normal"/>
     <w:rsid w:val="00FC3457"/>
     <w:pPr>
       <w:tabs>
@@ -21150,10 +19748,10 @@
       </w:tabs>
     </w:pPr>
   </w:style>
-  <w:style w:type="paragraph" w:styleId="a6">
+  <w:style w:type="paragraph" w:styleId="Footer">
     <w:name w:val="footer"/>
-    <w:basedOn w:val="a"/>
-    <w:link w:val="a7"/>
+    <w:basedOn w:val="Normal"/>
+    <w:link w:val="FooterChar"/>
     <w:uiPriority w:val="99"/>
     <w:rsid w:val="00FC3457"/>
     <w:pPr>
@@ -21163,18 +19761,18 @@
       </w:tabs>
     </w:pPr>
   </w:style>
-  <w:style w:type="paragraph" w:styleId="22">
+  <w:style w:type="paragraph" w:styleId="BodyTextIndent2">
     <w:name w:val="Body Text Indent 2"/>
-    <w:basedOn w:val="a"/>
+    <w:basedOn w:val="Normal"/>
     <w:rsid w:val="00FC3457"/>
     <w:pPr>
       <w:spacing w:after="120" w:line="480" w:lineRule="auto"/>
       <w:ind w:left="283"/>
     </w:pPr>
   </w:style>
-  <w:style w:type="character" w:customStyle="1" w:styleId="a4">
-    <w:name w:val="Основной текст Знак"/>
-    <w:link w:val="a3"/>
+  <w:style w:type="character" w:customStyle="1" w:styleId="BodyTextChar">
+    <w:name w:val="Body Text Char"/>
+    <w:link w:val="BodyText"/>
     <w:rsid w:val="00FC3457"/>
     <w:rPr>
       <w:rFonts w:eastAsia="MS Mincho"/>
@@ -21183,7 +19781,7 @@
       <w:lang w:val="uk-UA" w:eastAsia="ru-RU" w:bidi="ar-SA"/>
     </w:rPr>
   </w:style>
-  <w:style w:type="character" w:styleId="a8">
+  <w:style w:type="character" w:styleId="Hyperlink">
     <w:name w:val="Hyperlink"/>
     <w:rsid w:val="00FC3457"/>
     <w:rPr>
@@ -21191,14 +19789,14 @@
       <w:u w:val="single"/>
     </w:rPr>
   </w:style>
-  <w:style w:type="character" w:styleId="a9">
+  <w:style w:type="character" w:styleId="PageNumber">
     <w:name w:val="page number"/>
-    <w:basedOn w:val="a0"/>
+    <w:basedOn w:val="DefaultParagraphFont"/>
     <w:rsid w:val="00FC3457"/>
   </w:style>
-  <w:style w:type="table" w:styleId="aa">
+  <w:style w:type="table" w:styleId="TableGrid">
     <w:name w:val="Table Grid"/>
-    <w:basedOn w:val="a1"/>
+    <w:basedOn w:val="TableNormal"/>
     <w:uiPriority w:val="59"/>
     <w:rsid w:val="00FC3457"/>
     <w:pPr>
@@ -21219,9 +19817,9 @@
       </w:tblBorders>
     </w:tblPr>
   </w:style>
-  <w:style w:type="paragraph" w:customStyle="1" w:styleId="11">
+  <w:style w:type="paragraph" w:customStyle="1" w:styleId="1">
     <w:name w:val="Название1"/>
-    <w:basedOn w:val="a"/>
+    <w:basedOn w:val="Normal"/>
     <w:qFormat/>
     <w:rsid w:val="00892C8C"/>
     <w:pPr>
@@ -21234,9 +19832,9 @@
       <w:lang w:val="uk-UA" w:eastAsia="ja-JP"/>
     </w:rPr>
   </w:style>
-  <w:style w:type="paragraph" w:styleId="ab">
+  <w:style w:type="paragraph" w:styleId="Subtitle">
     <w:name w:val="Subtitle"/>
-    <w:basedOn w:val="a"/>
+    <w:basedOn w:val="Normal"/>
     <w:qFormat/>
     <w:rsid w:val="00892C8C"/>
     <w:pPr>
@@ -21252,8 +19850,8 @@
       <w:lang w:val="uk-UA" w:eastAsia="ja-JP"/>
     </w:rPr>
   </w:style>
-  <w:style w:type="paragraph" w:customStyle="1" w:styleId="ac">
-    <w:basedOn w:val="a"/>
+  <w:style w:type="paragraph" w:customStyle="1" w:styleId="a">
+    <w:basedOn w:val="Normal"/>
     <w:rsid w:val="0010011E"/>
     <w:pPr>
       <w:overflowPunct/>
@@ -21271,9 +19869,9 @@
       <w:lang w:val="en-US" w:eastAsia="en-US"/>
     </w:rPr>
   </w:style>
-  <w:style w:type="paragraph" w:styleId="ad">
+  <w:style w:type="paragraph" w:styleId="BalloonText">
     <w:name w:val="Balloon Text"/>
-    <w:basedOn w:val="a"/>
+    <w:basedOn w:val="Normal"/>
     <w:semiHidden/>
     <w:rsid w:val="00FD7E75"/>
     <w:rPr>
@@ -21282,9 +19880,9 @@
       <w:szCs w:val="16"/>
     </w:rPr>
   </w:style>
-  <w:style w:type="character" w:customStyle="1" w:styleId="a7">
-    <w:name w:val="Нижний колонтитул Знак"/>
-    <w:link w:val="a6"/>
+  <w:style w:type="character" w:customStyle="1" w:styleId="FooterChar">
+    <w:name w:val="Footer Char"/>
+    <w:link w:val="Footer"/>
     <w:uiPriority w:val="99"/>
     <w:rsid w:val="007306B3"/>
     <w:rPr>
@@ -21296,9 +19894,9 @@
       <w:lang w:val="ru-RU" w:eastAsia="ru-RU"/>
     </w:rPr>
   </w:style>
-  <w:style w:type="paragraph" w:customStyle="1" w:styleId="210">
+  <w:style w:type="paragraph" w:customStyle="1" w:styleId="21">
     <w:name w:val="Основной текст 21"/>
-    <w:basedOn w:val="a"/>
+    <w:basedOn w:val="Normal"/>
     <w:rsid w:val="000C4AC8"/>
     <w:pPr>
       <w:suppressAutoHyphens/>
@@ -21317,9 +19915,9 @@
       <w:lang w:eastAsia="ar-SA"/>
     </w:rPr>
   </w:style>
-  <w:style w:type="character" w:customStyle="1" w:styleId="21">
-    <w:name w:val="Основной текст 2 Знак"/>
-    <w:link w:val="20"/>
+  <w:style w:type="character" w:customStyle="1" w:styleId="BodyText2Char">
+    <w:name w:val="Body Text 2 Char"/>
+    <w:link w:val="BodyText2"/>
     <w:rsid w:val="001F4A27"/>
     <w:rPr>
       <w:rFonts w:eastAsia="MS Mincho"/>
@@ -21327,10 +19925,10 @@
       <w:lang w:val="uk-UA"/>
     </w:rPr>
   </w:style>
-  <w:style w:type="paragraph" w:styleId="HTML">
+  <w:style w:type="paragraph" w:styleId="HTMLPreformatted">
     <w:name w:val="HTML Preformatted"/>
-    <w:basedOn w:val="a"/>
-    <w:link w:val="HTML0"/>
+    <w:basedOn w:val="Normal"/>
+    <w:link w:val="HTMLPreformattedChar"/>
     <w:uiPriority w:val="99"/>
     <w:unhideWhenUsed/>
     <w:rsid w:val="004B1108"/>
@@ -21368,18 +19966,18 @@
       <w:lang w:val="uk-UA" w:eastAsia="uk-UA"/>
     </w:rPr>
   </w:style>
-  <w:style w:type="character" w:customStyle="1" w:styleId="HTML0">
-    <w:name w:val="Стандартный HTML Знак"/>
-    <w:link w:val="HTML"/>
+  <w:style w:type="character" w:customStyle="1" w:styleId="HTMLPreformattedChar">
+    <w:name w:val="HTML Preformatted Char"/>
+    <w:link w:val="HTMLPreformatted"/>
     <w:uiPriority w:val="99"/>
     <w:rsid w:val="004B1108"/>
     <w:rPr>
       <w:rFonts w:ascii="Courier New" w:hAnsi="Courier New" w:cs="Courier New"/>
     </w:rPr>
   </w:style>
-  <w:style w:type="character" w:customStyle="1" w:styleId="10">
-    <w:name w:val="Заголовок 1 Знак"/>
-    <w:link w:val="1"/>
+  <w:style w:type="character" w:customStyle="1" w:styleId="Heading1Char">
+    <w:name w:val="Heading 1 Char"/>
+    <w:link w:val="Heading1"/>
     <w:rsid w:val="00FA06E6"/>
     <w:rPr>
       <w:rFonts w:ascii="Cambria" w:eastAsia="Times New Roman" w:hAnsi="Cambria" w:cs="Times New Roman"/>
@@ -21391,9 +19989,9 @@
       <w:lang w:val="ru-RU" w:eastAsia="ru-RU"/>
     </w:rPr>
   </w:style>
-  <w:style w:type="character" w:styleId="ae">
+  <w:style w:type="character" w:styleId="PlaceholderText">
     <w:name w:val="Placeholder Text"/>
-    <w:basedOn w:val="a0"/>
+    <w:basedOn w:val="DefaultParagraphFont"/>
     <w:uiPriority w:val="99"/>
     <w:semiHidden/>
     <w:rsid w:val="00B97B2D"/>
@@ -21401,9 +19999,9 @@
       <w:color w:val="808080"/>
     </w:rPr>
   </w:style>
-  <w:style w:type="character" w:styleId="af">
+  <w:style w:type="character" w:styleId="CommentReference">
     <w:name w:val="annotation reference"/>
-    <w:basedOn w:val="a0"/>
+    <w:basedOn w:val="DefaultParagraphFont"/>
     <w:uiPriority w:val="99"/>
     <w:semiHidden/>
     <w:unhideWhenUsed/>
@@ -21413,10 +20011,10 @@
       <w:szCs w:val="16"/>
     </w:rPr>
   </w:style>
-  <w:style w:type="paragraph" w:styleId="af0">
+  <w:style w:type="paragraph" w:styleId="CommentText">
     <w:name w:val="annotation text"/>
-    <w:basedOn w:val="a"/>
-    <w:link w:val="af1"/>
+    <w:basedOn w:val="Normal"/>
+    <w:link w:val="CommentTextChar"/>
     <w:uiPriority w:val="99"/>
     <w:semiHidden/>
     <w:unhideWhenUsed/>
@@ -21438,10 +20036,10 @@
       <w:lang w:eastAsia="en-US"/>
     </w:rPr>
   </w:style>
-  <w:style w:type="character" w:customStyle="1" w:styleId="af1">
-    <w:name w:val="Текст примечания Знак"/>
-    <w:basedOn w:val="a0"/>
-    <w:link w:val="af0"/>
+  <w:style w:type="character" w:customStyle="1" w:styleId="CommentTextChar">
+    <w:name w:val="Comment Text Char"/>
+    <w:basedOn w:val="DefaultParagraphFont"/>
+    <w:link w:val="CommentText"/>
     <w:uiPriority w:val="99"/>
     <w:semiHidden/>
     <w:rsid w:val="00C33907"/>
@@ -21458,7 +20056,7 @@
 </file>
 
 <file path=word/glossary/document.xml><?xml version="1.0" encoding="utf-8"?>
-<w:glossaryDocument xmlns:wpc="http://schemas.microsoft.com/office/word/2010/wordprocessingCanvas" xmlns:cx="http://schemas.microsoft.com/office/drawing/2014/chartex" xmlns:cx1="http://schemas.microsoft.com/office/drawing/2015/9/8/chartex" xmlns:mc="http://schemas.openxmlformats.org/markup-compatibility/2006" xmlns:o="urn:schemas-microsoft-com:office:office" xmlns:r="http://schemas.openxmlformats.org/officeDocument/2006/relationships" xmlns:m="http://schemas.openxmlformats.org/officeDocument/2006/math" xmlns:v="urn:schemas-microsoft-com:vml" xmlns:wp14="http://schemas.microsoft.com/office/word/2010/wordprocessingDrawing" xmlns:wp="http://schemas.openxmlformats.org/drawingml/2006/wordprocessingDrawing" xmlns:w10="urn:schemas-microsoft-com:office:word" xmlns:w="http://schemas.openxmlformats.org/wordprocessingml/2006/main" xmlns:w14="http://schemas.microsoft.com/office/word/2010/wordml" xmlns:w15="http://schemas.microsoft.com/office/word/2012/wordml" xmlns:w16se="http://schemas.microsoft.com/office/word/2015/wordml/symex" xmlns:wpg="http://schemas.microsoft.com/office/word/2010/wordprocessingGroup" xmlns:wpi="http://schemas.microsoft.com/office/word/2010/wordprocessingInk" xmlns:wne="http://schemas.microsoft.com/office/word/2006/wordml" xmlns:wps="http://schemas.microsoft.com/office/word/2010/wordprocessingShape" mc:Ignorable="w14 w15 w16se wp14">
+<w:glossaryDocument xmlns:wpc="http://schemas.microsoft.com/office/word/2010/wordprocessingCanvas" xmlns:cx="http://schemas.microsoft.com/office/drawing/2014/chartex" xmlns:cx1="http://schemas.microsoft.com/office/drawing/2015/9/8/chartex" xmlns:cx2="http://schemas.microsoft.com/office/drawing/2015/10/21/chartex" xmlns:cx3="http://schemas.microsoft.com/office/drawing/2016/5/9/chartex" xmlns:cx4="http://schemas.microsoft.com/office/drawing/2016/5/10/chartex" xmlns:cx5="http://schemas.microsoft.com/office/drawing/2016/5/11/chartex" xmlns:cx6="http://schemas.microsoft.com/office/drawing/2016/5/12/chartex" xmlns:cx7="http://schemas.microsoft.com/office/drawing/2016/5/13/chartex" xmlns:cx8="http://schemas.microsoft.com/office/drawing/2016/5/14/chartex" xmlns:mc="http://schemas.openxmlformats.org/markup-compatibility/2006" xmlns:aink="http://schemas.microsoft.com/office/drawing/2016/ink" xmlns:am3d="http://schemas.microsoft.com/office/drawing/2017/model3d" xmlns:o="urn:schemas-microsoft-com:office:office" xmlns:oel="http://schemas.microsoft.com/office/2019/extlst" xmlns:r="http://schemas.openxmlformats.org/officeDocument/2006/relationships" xmlns:m="http://schemas.openxmlformats.org/officeDocument/2006/math" xmlns:v="urn:schemas-microsoft-com:vml" xmlns:wp14="http://schemas.microsoft.com/office/word/2010/wordprocessingDrawing" xmlns:wp="http://schemas.openxmlformats.org/drawingml/2006/wordprocessingDrawing" xmlns:w10="urn:schemas-microsoft-com:office:word" xmlns:w="http://schemas.openxmlformats.org/wordprocessingml/2006/main" xmlns:w14="http://schemas.microsoft.com/office/word/2010/wordml" xmlns:w15="http://schemas.microsoft.com/office/word/2012/wordml" xmlns:w16cex="http://schemas.microsoft.com/office/word/2018/wordml/cex" xmlns:w16cid="http://schemas.microsoft.com/office/word/2016/wordml/cid" xmlns:w16="http://schemas.microsoft.com/office/word/2018/wordml" xmlns:w16sdtdh="http://schemas.microsoft.com/office/word/2020/wordml/sdtdatahash" xmlns:w16se="http://schemas.microsoft.com/office/word/2015/wordml/symex" xmlns:wpg="http://schemas.microsoft.com/office/word/2010/wordprocessingGroup" xmlns:wpi="http://schemas.microsoft.com/office/word/2010/wordprocessingInk" xmlns:wne="http://schemas.microsoft.com/office/word/2006/wordml" xmlns:wps="http://schemas.microsoft.com/office/word/2010/wordprocessingShape" mc:Ignorable="w14 w15 w16se w16cid w16 w16cex w16sdtdh wp14">
   <w:docParts>
     <w:docPart>
       <w:docPartPr>
@@ -21482,7 +20080,7 @@
           </w:pPr>
           <w:r>
             <w:rPr>
-              <w:rStyle w:val="a3"/>
+              <w:rStyle w:val="PlaceholderText"/>
             </w:rPr>
             <w:t>Место для ввода текста.</w:t>
           </w:r>
@@ -21511,7 +20109,7 @@
           </w:pPr>
           <w:r>
             <w:rPr>
-              <w:rStyle w:val="a3"/>
+              <w:rStyle w:val="PlaceholderText"/>
               <w:lang w:val="uk-UA"/>
             </w:rPr>
             <w:t>Место для ввода текста.</w:t>
@@ -21541,7 +20139,7 @@
           </w:pPr>
           <w:r>
             <w:rPr>
-              <w:rStyle w:val="a3"/>
+              <w:rStyle w:val="PlaceholderText"/>
               <w:lang w:val="uk-UA"/>
             </w:rPr>
             <w:t>Место для ввода текста.</w:t>
@@ -21571,7 +20169,7 @@
           </w:pPr>
           <w:r>
             <w:rPr>
-              <w:rStyle w:val="a3"/>
+              <w:rStyle w:val="PlaceholderText"/>
               <w:lang w:val="uk-UA"/>
             </w:rPr>
             <w:t>Место для ввода текста.</w:t>
@@ -21601,7 +20199,7 @@
           </w:pPr>
           <w:r>
             <w:rPr>
-              <w:rStyle w:val="a3"/>
+              <w:rStyle w:val="PlaceholderText"/>
               <w:rFonts w:eastAsia="Calibri"/>
               <w:b/>
               <w:lang w:val="uk-UA"/>
@@ -21633,7 +20231,7 @@
           </w:pPr>
           <w:r>
             <w:rPr>
-              <w:rStyle w:val="a3"/>
+              <w:rStyle w:val="PlaceholderText"/>
               <w:rFonts w:eastAsia="Calibri"/>
               <w:b/>
               <w:lang w:val="uk-UA"/>
@@ -21665,7 +20263,7 @@
           </w:pPr>
           <w:r>
             <w:rPr>
-              <w:rStyle w:val="a3"/>
+              <w:rStyle w:val="PlaceholderText"/>
               <w:lang w:val="uk-UA"/>
             </w:rPr>
             <w:t>Место для ввода текста.</w:t>
@@ -21695,7 +20293,7 @@
           </w:pPr>
           <w:r>
             <w:rPr>
-              <w:rStyle w:val="a3"/>
+              <w:rStyle w:val="PlaceholderText"/>
               <w:lang w:val="uk-UA"/>
             </w:rPr>
             <w:t>Место для ввода текста.</w:t>
@@ -21725,7 +20323,7 @@
           </w:pPr>
           <w:r>
             <w:rPr>
-              <w:rStyle w:val="a3"/>
+              <w:rStyle w:val="PlaceholderText"/>
               <w:lang w:val="uk-UA"/>
             </w:rPr>
             <w:t>Место для ввода текста.</w:t>
@@ -21755,7 +20353,7 @@
           </w:pPr>
           <w:r>
             <w:rPr>
-              <w:rStyle w:val="a3"/>
+              <w:rStyle w:val="PlaceholderText"/>
               <w:lang w:val="uk-UA"/>
             </w:rPr>
             <w:t>Место для ввода текста.</w:t>
@@ -21785,7 +20383,7 @@
           </w:pPr>
           <w:r>
             <w:rPr>
-              <w:rStyle w:val="a3"/>
+              <w:rStyle w:val="PlaceholderText"/>
               <w:lang w:val="uk-UA"/>
             </w:rPr>
             <w:t>Место для ввода текста.</w:t>
@@ -21815,37 +20413,8 @@
           </w:pPr>
           <w:r>
             <w:rPr>
-              <w:rStyle w:val="a3"/>
+              <w:rStyle w:val="PlaceholderText"/>
               <w:lang w:val="uk-UA"/>
-            </w:rPr>
-            <w:t>Место для ввода текста.</w:t>
-          </w:r>
-        </w:p>
-      </w:docPartBody>
-    </w:docPart>
-    <w:docPart>
-      <w:docPartPr>
-        <w:name w:val="A82B7F57090D44D6B5F3E30F06207649"/>
-        <w:category>
-          <w:name w:val="Общие"/>
-          <w:gallery w:val="placeholder"/>
-        </w:category>
-        <w:types>
-          <w:type w:val="bbPlcHdr"/>
-        </w:types>
-        <w:behaviors>
-          <w:behavior w:val="content"/>
-        </w:behaviors>
-        <w:guid w:val="{75FC825F-85D7-43EE-9F62-F91098B9ADD3}"/>
-      </w:docPartPr>
-      <w:docPartBody>
-        <w:p>
-          <w:pPr>
-            <w:pStyle w:val="A82B7F57090D44D6B5F3E30F06207649"/>
-          </w:pPr>
-          <w:r>
-            <w:rPr>
-              <w:rStyle w:val="a3"/>
             </w:rPr>
             <w:t>Место для ввода текста.</w:t>
           </w:r>
@@ -21874,7 +20443,7 @@
           </w:pPr>
           <w:r>
             <w:rPr>
-              <w:rStyle w:val="a3"/>
+              <w:rStyle w:val="PlaceholderText"/>
             </w:rPr>
             <w:t>Место для ввода текста.</w:t>
           </w:r>
@@ -21903,7 +20472,7 @@
           </w:pPr>
           <w:r>
             <w:rPr>
-              <w:rStyle w:val="a3"/>
+              <w:rStyle w:val="PlaceholderText"/>
             </w:rPr>
             <w:t>Место для ввода текста.</w:t>
           </w:r>
@@ -21932,7 +20501,7 @@
           </w:pPr>
           <w:r>
             <w:rPr>
-              <w:rStyle w:val="a3"/>
+              <w:rStyle w:val="PlaceholderText"/>
             </w:rPr>
             <w:t>Место для ввода текста.</w:t>
           </w:r>
@@ -21961,7 +20530,7 @@
           </w:pPr>
           <w:r>
             <w:rPr>
-              <w:rStyle w:val="a3"/>
+              <w:rStyle w:val="PlaceholderText"/>
             </w:rPr>
             <w:t>Место для ввода текста.</w:t>
           </w:r>
@@ -21990,7 +20559,7 @@
           </w:pPr>
           <w:r>
             <w:rPr>
-              <w:rStyle w:val="a3"/>
+              <w:rStyle w:val="PlaceholderText"/>
             </w:rPr>
             <w:t>Место для ввода текста.</w:t>
           </w:r>
@@ -22019,7 +20588,7 @@
           </w:pPr>
           <w:r>
             <w:rPr>
-              <w:rStyle w:val="a3"/>
+              <w:rStyle w:val="PlaceholderText"/>
             </w:rPr>
             <w:t>Место для ввода текста.</w:t>
           </w:r>
@@ -22048,7 +20617,7 @@
           </w:pPr>
           <w:r>
             <w:rPr>
-              <w:rStyle w:val="a3"/>
+              <w:rStyle w:val="PlaceholderText"/>
             </w:rPr>
             <w:t>Место для ввода текста.</w:t>
           </w:r>
@@ -22077,7 +20646,7 @@
           </w:pPr>
           <w:r>
             <w:rPr>
-              <w:rStyle w:val="a3"/>
+              <w:rStyle w:val="PlaceholderText"/>
             </w:rPr>
             <w:t>Место для ввода текста.</w:t>
           </w:r>
@@ -22106,7 +20675,7 @@
           </w:pPr>
           <w:r>
             <w:rPr>
-              <w:rStyle w:val="a3"/>
+              <w:rStyle w:val="PlaceholderText"/>
             </w:rPr>
             <w:t>Место для ввода текста.</w:t>
           </w:r>
@@ -22135,7 +20704,7 @@
           </w:pPr>
           <w:r>
             <w:rPr>
-              <w:rStyle w:val="a3"/>
+              <w:rStyle w:val="PlaceholderText"/>
             </w:rPr>
             <w:t>Место для ввода текста.</w:t>
           </w:r>
@@ -22164,7 +20733,7 @@
           </w:pPr>
           <w:r>
             <w:rPr>
-              <w:rStyle w:val="a3"/>
+              <w:rStyle w:val="PlaceholderText"/>
             </w:rPr>
             <w:t>Место для ввода текста.</w:t>
           </w:r>
@@ -22193,7 +20762,7 @@
           </w:pPr>
           <w:r>
             <w:rPr>
-              <w:rStyle w:val="a3"/>
+              <w:rStyle w:val="PlaceholderText"/>
             </w:rPr>
             <w:t>Место для ввода текста.</w:t>
           </w:r>
@@ -22222,7 +20791,7 @@
           </w:pPr>
           <w:r>
             <w:rPr>
-              <w:rStyle w:val="a3"/>
+              <w:rStyle w:val="PlaceholderText"/>
             </w:rPr>
             <w:t>Место для ввода текста.</w:t>
           </w:r>
@@ -22251,7 +20820,7 @@
           </w:pPr>
           <w:r>
             <w:rPr>
-              <w:rStyle w:val="a3"/>
+              <w:rStyle w:val="PlaceholderText"/>
             </w:rPr>
             <w:t>Место для ввода текста.</w:t>
           </w:r>
@@ -22280,7 +20849,7 @@
           </w:pPr>
           <w:r>
             <w:rPr>
-              <w:rStyle w:val="a3"/>
+              <w:rStyle w:val="PlaceholderText"/>
               <w:lang w:val="uk-UA"/>
             </w:rPr>
             <w:t>Место для ввода текста.</w:t>
@@ -22310,7 +20879,7 @@
           </w:pPr>
           <w:r>
             <w:rPr>
-              <w:rStyle w:val="a3"/>
+              <w:rStyle w:val="PlaceholderText"/>
               <w:lang w:val="uk-UA"/>
             </w:rPr>
             <w:t>Место для ввода текста.</w:t>
@@ -22337,9 +20906,67 @@
         <w:p>
           <w:r>
             <w:rPr>
-              <w:rStyle w:val="a3"/>
+              <w:rStyle w:val="PlaceholderText"/>
             </w:rPr>
             <w:t>Выберите стандартный блок.</w:t>
+          </w:r>
+        </w:p>
+      </w:docPartBody>
+    </w:docPart>
+    <w:docPart>
+      <w:docPartPr>
+        <w:name w:val="B57B7D950D4640C0939C4AF36F801C13"/>
+        <w:category>
+          <w:name w:val="General"/>
+          <w:gallery w:val="placeholder"/>
+        </w:category>
+        <w:types>
+          <w:type w:val="bbPlcHdr"/>
+        </w:types>
+        <w:behaviors>
+          <w:behavior w:val="content"/>
+        </w:behaviors>
+        <w:guid w:val="{EFE19C9C-6D16-434A-B613-8FAADCA9A115}"/>
+      </w:docPartPr>
+      <w:docPartBody>
+        <w:p>
+          <w:pPr>
+            <w:pStyle w:val="B57B7D950D4640C0939C4AF36F801C13"/>
+          </w:pPr>
+          <w:r>
+            <w:rPr>
+              <w:rStyle w:val="PlaceholderText"/>
+            </w:rPr>
+            <w:t>Место для ввода текста.</w:t>
+          </w:r>
+        </w:p>
+      </w:docPartBody>
+    </w:docPart>
+    <w:docPart>
+      <w:docPartPr>
+        <w:name w:val="1609DF8F3E714B56A9477A95B7B21ABB"/>
+        <w:category>
+          <w:name w:val="General"/>
+          <w:gallery w:val="placeholder"/>
+        </w:category>
+        <w:types>
+          <w:type w:val="bbPlcHdr"/>
+        </w:types>
+        <w:behaviors>
+          <w:behavior w:val="content"/>
+        </w:behaviors>
+        <w:guid w:val="{68F056FF-35DE-44D7-B0C3-0C49EEB26676}"/>
+      </w:docPartPr>
+      <w:docPartBody>
+        <w:p>
+          <w:pPr>
+            <w:pStyle w:val="1609DF8F3E714B56A9477A95B7B21ABB"/>
+          </w:pPr>
+          <w:r>
+            <w:rPr>
+              <w:rStyle w:val="PlaceholderText"/>
+            </w:rPr>
+            <w:t>Место для ввода текста.</w:t>
           </w:r>
         </w:p>
       </w:docPartBody>
@@ -22349,61 +20976,59 @@
 </file>
 
 <file path=word/glossary/fontTable.xml><?xml version="1.0" encoding="utf-8"?>
-<w:fonts xmlns:mc="http://schemas.openxmlformats.org/markup-compatibility/2006" xmlns:r="http://schemas.openxmlformats.org/officeDocument/2006/relationships" xmlns:w="http://schemas.openxmlformats.org/wordprocessingml/2006/main" xmlns:w14="http://schemas.microsoft.com/office/word/2010/wordml" xmlns:w15="http://schemas.microsoft.com/office/word/2012/wordml" xmlns:w16se="http://schemas.microsoft.com/office/word/2015/wordml/symex" mc:Ignorable="w14 w15 w16se">
+<w:fonts xmlns:mc="http://schemas.openxmlformats.org/markup-compatibility/2006" xmlns:r="http://schemas.openxmlformats.org/officeDocument/2006/relationships" xmlns:w="http://schemas.openxmlformats.org/wordprocessingml/2006/main" xmlns:w14="http://schemas.microsoft.com/office/word/2010/wordml" xmlns:w15="http://schemas.microsoft.com/office/word/2012/wordml" xmlns:w16cex="http://schemas.microsoft.com/office/word/2018/wordml/cex" xmlns:w16cid="http://schemas.microsoft.com/office/word/2016/wordml/cid" xmlns:w16="http://schemas.microsoft.com/office/word/2018/wordml" xmlns:w16sdtdh="http://schemas.microsoft.com/office/word/2020/wordml/sdtdatahash" xmlns:w16se="http://schemas.microsoft.com/office/word/2015/wordml/symex" mc:Ignorable="w14 w15 w16se w16cid w16 w16cex w16sdtdh">
   <w:font w:name="Times New Roman">
     <w:panose1 w:val="02020603050405020304"/>
-    <w:charset w:val="CC"/>
+    <w:charset w:val="00"/>
     <w:family w:val="roman"/>
     <w:pitch w:val="variable"/>
     <w:sig w:usb0="E0002EFF" w:usb1="C000785B" w:usb2="00000009" w:usb3="00000000" w:csb0="000001FF" w:csb1="00000000"/>
   </w:font>
   <w:font w:name="MS Mincho">
-    <w:altName w:val="Yu Gothic UI"/>
+    <w:altName w:val="ＭＳ 明朝"/>
     <w:panose1 w:val="02020609040205080304"/>
     <w:charset w:val="80"/>
-    <w:family w:val="roman"/>
-    <w:notTrueType/>
+    <w:family w:val="modern"/>
     <w:pitch w:val="fixed"/>
-    <w:sig w:usb0="00000001" w:usb1="08070000" w:usb2="00000010" w:usb3="00000000" w:csb0="00020000" w:csb1="00000000"/>
+    <w:sig w:usb0="E00002FF" w:usb1="6AC7FDFB" w:usb2="08000012" w:usb3="00000000" w:csb0="0002009F" w:csb1="00000000"/>
   </w:font>
   <w:font w:name="Cambria">
     <w:panose1 w:val="02040503050406030204"/>
-    <w:charset w:val="CC"/>
+    <w:charset w:val="00"/>
     <w:family w:val="roman"/>
     <w:pitch w:val="variable"/>
     <w:sig w:usb0="E00006FF" w:usb1="420024FF" w:usb2="02000000" w:usb3="00000000" w:csb0="0000019F" w:csb1="00000000"/>
   </w:font>
   <w:font w:name="Verdana">
     <w:panose1 w:val="020B0604030504040204"/>
-    <w:charset w:val="CC"/>
+    <w:charset w:val="00"/>
     <w:family w:val="swiss"/>
     <w:pitch w:val="variable"/>
     <w:sig w:usb0="A00006FF" w:usb1="4000205B" w:usb2="00000010" w:usb3="00000000" w:csb0="0000019F" w:csb1="00000000"/>
   </w:font>
   <w:font w:name="Tahoma">
     <w:panose1 w:val="020B0604030504040204"/>
-    <w:charset w:val="CC"/>
+    <w:charset w:val="00"/>
     <w:family w:val="swiss"/>
     <w:pitch w:val="variable"/>
     <w:sig w:usb0="E1002EFF" w:usb1="C000605B" w:usb2="00000029" w:usb3="00000000" w:csb0="000101FF" w:csb1="00000000"/>
   </w:font>
   <w:font w:name="Courier New">
     <w:panose1 w:val="02070309020205020404"/>
-    <w:charset w:val="CC"/>
+    <w:charset w:val="00"/>
     <w:family w:val="modern"/>
     <w:pitch w:val="fixed"/>
     <w:sig w:usb0="E0002EFF" w:usb1="C0007843" w:usb2="00000009" w:usb3="00000000" w:csb0="000001FF" w:csb1="00000000"/>
   </w:font>
   <w:font w:name="Calibri">
     <w:panose1 w:val="020F0502020204030204"/>
-    <w:charset w:val="CC"/>
+    <w:charset w:val="00"/>
     <w:family w:val="swiss"/>
     <w:pitch w:val="variable"/>
     <w:sig w:usb0="E4002EFF" w:usb1="C000247B" w:usb2="00000009" w:usb3="00000000" w:csb0="000001FF" w:csb1="00000000"/>
   </w:font>
   <w:font w:name="Times New Roman CYR">
-    <w:panose1 w:val="02020603050405020304"/>
-    <w:charset w:val="CC"/>
+    <w:charset w:val="00"/>
     <w:family w:val="roman"/>
     <w:pitch w:val="variable"/>
     <w:sig w:usb0="E0002EFF" w:usb1="C000785B" w:usb2="00000009" w:usb3="00000000" w:csb0="000001FF" w:csb1="00000000"/>
@@ -22418,28 +21043,28 @@
   </w:font>
   <w:font w:name="Arial">
     <w:panose1 w:val="020B0604020202020204"/>
-    <w:charset w:val="CC"/>
+    <w:charset w:val="00"/>
     <w:family w:val="swiss"/>
     <w:pitch w:val="variable"/>
     <w:sig w:usb0="E0002EFF" w:usb1="C000785B" w:usb2="00000009" w:usb3="00000000" w:csb0="000001FF" w:csb1="00000000"/>
   </w:font>
   <w:font w:name="Arial Narrow">
     <w:panose1 w:val="020B0606020202030204"/>
-    <w:charset w:val="CC"/>
+    <w:charset w:val="00"/>
     <w:family w:val="swiss"/>
     <w:pitch w:val="variable"/>
     <w:sig w:usb0="00000287" w:usb1="00000800" w:usb2="00000000" w:usb3="00000000" w:csb0="0000009F" w:csb1="00000000"/>
   </w:font>
   <w:font w:name="Georgia">
     <w:panose1 w:val="02040502050405020303"/>
-    <w:charset w:val="CC"/>
+    <w:charset w:val="00"/>
     <w:family w:val="roman"/>
     <w:pitch w:val="variable"/>
     <w:sig w:usb0="00000287" w:usb1="00000000" w:usb2="00000000" w:usb3="00000000" w:csb0="0000009F" w:csb1="00000000"/>
   </w:font>
   <w:font w:name="Calibri Light">
     <w:panose1 w:val="020F0302020204030204"/>
-    <w:charset w:val="CC"/>
+    <w:charset w:val="00"/>
     <w:family w:val="swiss"/>
     <w:pitch w:val="variable"/>
     <w:sig w:usb0="E4002EFF" w:usb1="C000247B" w:usb2="00000009" w:usb3="00000000" w:csb0="000001FF" w:csb1="00000000"/>
@@ -22448,7 +21073,7 @@
 </file>
 
 <file path=word/glossary/settings.xml><?xml version="1.0" encoding="utf-8"?>
-<w:settings xmlns:mc="http://schemas.openxmlformats.org/markup-compatibility/2006" xmlns:o="urn:schemas-microsoft-com:office:office" xmlns:r="http://schemas.openxmlformats.org/officeDocument/2006/relationships" xmlns:m="http://schemas.openxmlformats.org/officeDocument/2006/math" xmlns:v="urn:schemas-microsoft-com:vml" xmlns:w10="urn:schemas-microsoft-com:office:word" xmlns:w="http://schemas.openxmlformats.org/wordprocessingml/2006/main" xmlns:w14="http://schemas.microsoft.com/office/word/2010/wordml" xmlns:w15="http://schemas.microsoft.com/office/word/2012/wordml" xmlns:w16se="http://schemas.microsoft.com/office/word/2015/wordml/symex" xmlns:sl="http://schemas.openxmlformats.org/schemaLibrary/2006/main" mc:Ignorable="w14 w15 w16se">
+<w:settings xmlns:mc="http://schemas.openxmlformats.org/markup-compatibility/2006" xmlns:o="urn:schemas-microsoft-com:office:office" xmlns:r="http://schemas.openxmlformats.org/officeDocument/2006/relationships" xmlns:m="http://schemas.openxmlformats.org/officeDocument/2006/math" xmlns:v="urn:schemas-microsoft-com:vml" xmlns:w10="urn:schemas-microsoft-com:office:word" xmlns:w="http://schemas.openxmlformats.org/wordprocessingml/2006/main" xmlns:w14="http://schemas.microsoft.com/office/word/2010/wordml" xmlns:w15="http://schemas.microsoft.com/office/word/2012/wordml" xmlns:w16cex="http://schemas.microsoft.com/office/word/2018/wordml/cex" xmlns:w16cid="http://schemas.microsoft.com/office/word/2016/wordml/cid" xmlns:w16="http://schemas.microsoft.com/office/word/2018/wordml" xmlns:w16sdtdh="http://schemas.microsoft.com/office/word/2020/wordml/sdtdatahash" xmlns:w16se="http://schemas.microsoft.com/office/word/2015/wordml/symex" xmlns:sl="http://schemas.openxmlformats.org/schemaLibrary/2006/main" mc:Ignorable="w14 w15 w16se w16cid w16 w16cex w16sdtdh">
   <w:view w:val="normal"/>
   <w:defaultTabStop w:val="720"/>
   <w:hyphenationZone w:val="425"/>
@@ -22460,11 +21085,14 @@
     <w:compatSetting w:name="enableOpenTypeFeatures" w:uri="http://schemas.microsoft.com/office/word" w:val="1"/>
     <w:compatSetting w:name="doNotFlipMirrorIndents" w:uri="http://schemas.microsoft.com/office/word" w:val="1"/>
     <w:compatSetting w:name="differentiateMultirowTableHeaders" w:uri="http://schemas.microsoft.com/office/word" w:val="1"/>
+    <w:compatSetting w:name="useWord2013TrackBottomHyphenation" w:uri="http://schemas.microsoft.com/office/word" w:val="1"/>
   </w:compat>
   <w:rsids>
     <w:rsidRoot w:val="000E590A"/>
+    <w:rsid w:val="000172DF"/>
     <w:rsid w:val="000E590A"/>
     <w:rsid w:val="003B5B86"/>
+    <w:rsid w:val="00563B9D"/>
     <w:rsid w:val="008457E9"/>
     <w:rsid w:val="009536D1"/>
     <w:rsid w:val="00995044"/>
@@ -22494,14 +21122,14 @@
 </file>
 
 <file path=word/glossary/styles.xml><?xml version="1.0" encoding="utf-8"?>
-<w:styles xmlns:mc="http://schemas.openxmlformats.org/markup-compatibility/2006" xmlns:r="http://schemas.openxmlformats.org/officeDocument/2006/relationships" xmlns:w="http://schemas.openxmlformats.org/wordprocessingml/2006/main" xmlns:w14="http://schemas.microsoft.com/office/word/2010/wordml" xmlns:w15="http://schemas.microsoft.com/office/word/2012/wordml" xmlns:w16se="http://schemas.microsoft.com/office/word/2015/wordml/symex" mc:Ignorable="w14 w15 w16se">
+<w:styles xmlns:mc="http://schemas.openxmlformats.org/markup-compatibility/2006" xmlns:r="http://schemas.openxmlformats.org/officeDocument/2006/relationships" xmlns:w="http://schemas.openxmlformats.org/wordprocessingml/2006/main" xmlns:w14="http://schemas.microsoft.com/office/word/2010/wordml" xmlns:w15="http://schemas.microsoft.com/office/word/2012/wordml" xmlns:w16cex="http://schemas.microsoft.com/office/word/2018/wordml/cex" xmlns:w16cid="http://schemas.microsoft.com/office/word/2016/wordml/cid" xmlns:w16="http://schemas.microsoft.com/office/word/2018/wordml" xmlns:w16sdtdh="http://schemas.microsoft.com/office/word/2020/wordml/sdtdatahash" xmlns:w16se="http://schemas.microsoft.com/office/word/2015/wordml/symex" mc:Ignorable="w14 w15 w16se w16cid w16 w16cex w16sdtdh">
   <w:docDefaults>
     <w:rPrDefault>
       <w:rPr>
         <w:rFonts w:asciiTheme="minorHAnsi" w:eastAsiaTheme="minorEastAsia" w:hAnsiTheme="minorHAnsi" w:cstheme="minorBidi"/>
         <w:sz w:val="22"/>
         <w:szCs w:val="22"/>
-        <w:lang w:bidi="ar-SA"/>
+        <w:lang w:val="en-US" w:eastAsia="en-US" w:bidi="ar-SA"/>
       </w:rPr>
     </w:rPrDefault>
     <w:pPrDefault>
@@ -22510,7 +21138,7 @@
       </w:pPr>
     </w:pPrDefault>
   </w:docDefaults>
-  <w:latentStyles w:defLockedState="0" w:defUIPriority="99" w:defSemiHidden="0" w:defUnhideWhenUsed="0" w:defQFormat="0" w:count="371">
+  <w:latentStyles w:defLockedState="0" w:defUIPriority="99" w:defSemiHidden="0" w:defUnhideWhenUsed="0" w:defQFormat="0" w:count="376">
     <w:lsdException w:name="Normal" w:uiPriority="0" w:qFormat="1"/>
     <w:lsdException w:name="heading 1" w:uiPriority="9" w:qFormat="1"/>
     <w:lsdException w:name="heading 2" w:semiHidden="1" w:uiPriority="9" w:unhideWhenUsed="1" w:qFormat="1"/>
@@ -22616,7 +21244,6 @@
     <w:lsdException w:name="HTML Sample" w:semiHidden="1" w:unhideWhenUsed="1"/>
     <w:lsdException w:name="HTML Typewriter" w:semiHidden="1" w:unhideWhenUsed="1"/>
     <w:lsdException w:name="HTML Variable" w:semiHidden="1" w:unhideWhenUsed="1"/>
-    <w:lsdException w:name="Normal Table" w:semiHidden="1" w:unhideWhenUsed="1"/>
     <w:lsdException w:name="annotation subject" w:semiHidden="1" w:unhideWhenUsed="1"/>
     <w:lsdException w:name="No List" w:semiHidden="1" w:unhideWhenUsed="1"/>
     <w:lsdException w:name="Outline List 1" w:semiHidden="1" w:unhideWhenUsed="1"/>
@@ -22659,11 +21286,8 @@
     <w:lsdException w:name="Table Contemporary" w:semiHidden="1" w:unhideWhenUsed="1"/>
     <w:lsdException w:name="Table Elegant" w:semiHidden="1" w:unhideWhenUsed="1"/>
     <w:lsdException w:name="Table Professional" w:semiHidden="1" w:unhideWhenUsed="1"/>
-    <w:lsdException w:name="Table Subtle 1" w:semiHidden="1" w:unhideWhenUsed="1"/>
     <w:lsdException w:name="Table Subtle 2" w:semiHidden="1" w:unhideWhenUsed="1"/>
     <w:lsdException w:name="Table Web 1" w:semiHidden="1" w:unhideWhenUsed="1"/>
-    <w:lsdException w:name="Table Web 2" w:semiHidden="1" w:unhideWhenUsed="1"/>
-    <w:lsdException w:name="Table Web 3" w:semiHidden="1" w:unhideWhenUsed="1"/>
     <w:lsdException w:name="Balloon Text" w:semiHidden="1" w:unhideWhenUsed="1"/>
     <w:lsdException w:name="Table Grid" w:uiPriority="39"/>
     <w:lsdException w:name="Table Theme" w:semiHidden="1" w:unhideWhenUsed="1"/>
@@ -22882,18 +21506,23 @@
     <w:lsdException w:name="List Table 5 Dark Accent 6" w:uiPriority="50"/>
     <w:lsdException w:name="List Table 6 Colorful Accent 6" w:uiPriority="51"/>
     <w:lsdException w:name="List Table 7 Colorful Accent 6" w:uiPriority="52"/>
+    <w:lsdException w:name="Mention" w:semiHidden="1" w:unhideWhenUsed="1"/>
+    <w:lsdException w:name="Smart Hyperlink" w:semiHidden="1" w:unhideWhenUsed="1"/>
+    <w:lsdException w:name="Hashtag" w:semiHidden="1" w:unhideWhenUsed="1"/>
+    <w:lsdException w:name="Unresolved Mention" w:semiHidden="1" w:unhideWhenUsed="1"/>
+    <w:lsdException w:name="Smart Link" w:semiHidden="1" w:unhideWhenUsed="1"/>
   </w:latentStyles>
-  <w:style w:type="paragraph" w:default="1" w:styleId="a">
+  <w:style w:type="paragraph" w:default="1" w:styleId="Normal">
     <w:name w:val="Normal"/>
     <w:qFormat/>
   </w:style>
-  <w:style w:type="character" w:default="1" w:styleId="a0">
+  <w:style w:type="character" w:default="1" w:styleId="DefaultParagraphFont">
     <w:name w:val="Default Paragraph Font"/>
     <w:uiPriority w:val="1"/>
     <w:semiHidden/>
     <w:unhideWhenUsed/>
   </w:style>
-  <w:style w:type="table" w:default="1" w:styleId="a1">
+  <w:style w:type="table" w:default="1" w:styleId="TableNormal">
     <w:name w:val="Normal Table"/>
     <w:uiPriority w:val="99"/>
     <w:semiHidden/>
@@ -22908,18 +21537,18 @@
       </w:tblCellMar>
     </w:tblPr>
   </w:style>
-  <w:style w:type="numbering" w:default="1" w:styleId="a2">
+  <w:style w:type="numbering" w:default="1" w:styleId="NoList">
     <w:name w:val="No List"/>
     <w:uiPriority w:val="99"/>
     <w:semiHidden/>
     <w:unhideWhenUsed/>
   </w:style>
-  <w:style w:type="character" w:styleId="a3">
+  <w:style w:type="character" w:styleId="PlaceholderText">
     <w:name w:val="Placeholder Text"/>
-    <w:basedOn w:val="a0"/>
+    <w:basedOn w:val="DefaultParagraphFont"/>
     <w:uiPriority w:val="99"/>
     <w:semiHidden/>
-    <w:rsid w:val="00FF4D04"/>
+    <w:rsid w:val="000172DF"/>
     <w:rPr>
       <w:color w:val="808080"/>
     </w:rPr>
@@ -23016,20 +21645,16 @@
     <w:name w:val="BB1F466860D0436187484ACDD72782A8"/>
     <w:rsid w:val="000E590A"/>
   </w:style>
-  <w:style w:type="paragraph" w:customStyle="1" w:styleId="0988E82E51314F17B6922ADED5CA3096">
-    <w:name w:val="0988E82E51314F17B6922ADED5CA3096"/>
-    <w:rsid w:val="000E590A"/>
+  <w:style w:type="paragraph" w:customStyle="1" w:styleId="B57B7D950D4640C0939C4AF36F801C13">
+    <w:name w:val="B57B7D950D4640C0939C4AF36F801C13"/>
+    <w:rsid w:val="000172DF"/>
   </w:style>
-  <w:style w:type="paragraph" w:customStyle="1" w:styleId="77939E11C82C431ABFB363B690E1E793">
-    <w:name w:val="77939E11C82C431ABFB363B690E1E793"/>
-    <w:rsid w:val="000E590A"/>
+  <w:style w:type="paragraph" w:customStyle="1" w:styleId="1609DF8F3E714B56A9477A95B7B21ABB">
+    <w:name w:val="1609DF8F3E714B56A9477A95B7B21ABB"/>
+    <w:rsid w:val="000172DF"/>
   </w:style>
   <w:style w:type="paragraph" w:customStyle="1" w:styleId="A1FFC90D569D49739725E1021B084681">
     <w:name w:val="A1FFC90D569D49739725E1021B084681"/>
-    <w:rsid w:val="000E590A"/>
-  </w:style>
-  <w:style w:type="paragraph" w:customStyle="1" w:styleId="58CDEB770B2749549944727E6E465010">
-    <w:name w:val="58CDEB770B2749549944727E6E465010"/>
     <w:rsid w:val="000E590A"/>
   </w:style>
   <w:style w:type="paragraph" w:customStyle="1" w:styleId="A0FA95BB11264B1B8D9BD456BC49AF65">
@@ -23052,19 +21677,11 @@
     <w:name w:val="56E515D8AF524640A25C395639E7481C"/>
     <w:rsid w:val="009536D1"/>
   </w:style>
-  <w:style w:type="paragraph" w:customStyle="1" w:styleId="723DFEBFC0834C008D524ACBAC6F9EEA">
-    <w:name w:val="723DFEBFC0834C008D524ACBAC6F9EEA"/>
-    <w:rsid w:val="00FF4D04"/>
-  </w:style>
-  <w:style w:type="paragraph" w:customStyle="1" w:styleId="6A55E891A2E84746818F445F0F471945">
-    <w:name w:val="6A55E891A2E84746818F445F0F471945"/>
-    <w:rsid w:val="00FF4D04"/>
-  </w:style>
 </w:styles>
 </file>
 
 <file path=word/glossary/webSettings.xml><?xml version="1.0" encoding="utf-8"?>
-<w:webSettings xmlns:mc="http://schemas.openxmlformats.org/markup-compatibility/2006" xmlns:r="http://schemas.openxmlformats.org/officeDocument/2006/relationships" xmlns:w="http://schemas.openxmlformats.org/wordprocessingml/2006/main" xmlns:w14="http://schemas.microsoft.com/office/word/2010/wordml" xmlns:w15="http://schemas.microsoft.com/office/word/2012/wordml" xmlns:w16se="http://schemas.microsoft.com/office/word/2015/wordml/symex" mc:Ignorable="w14 w15 w16se">
+<w:webSettings xmlns:mc="http://schemas.openxmlformats.org/markup-compatibility/2006" xmlns:r="http://schemas.openxmlformats.org/officeDocument/2006/relationships" xmlns:w="http://schemas.openxmlformats.org/wordprocessingml/2006/main" xmlns:w14="http://schemas.microsoft.com/office/word/2010/wordml" xmlns:w15="http://schemas.microsoft.com/office/word/2012/wordml" xmlns:w16cex="http://schemas.microsoft.com/office/word/2018/wordml/cex" xmlns:w16cid="http://schemas.microsoft.com/office/word/2016/wordml/cid" xmlns:w16="http://schemas.microsoft.com/office/word/2018/wordml" xmlns:w16sdtdh="http://schemas.microsoft.com/office/word/2020/wordml/sdtdatahash" xmlns:w16se="http://schemas.microsoft.com/office/word/2015/wordml/symex" mc:Ignorable="w14 w15 w16se w16cid w16 w16cex w16sdtdh">
   <w:optimizeForBrowser/>
   <w:allowPNG/>
 </w:webSettings>
